--- a/Documento_Desarrollo_Runners.docx
+++ b/Documento_Desarrollo_Runners.docx
@@ -1307,6 +1307,422 @@
           </w:p>
         </w:tc>
       </w:tr>
+      <w:tr>
+        <w:tc>
+          <w:tcPr>
+            <w:tcW w:type="dxa" w:w="2880"/>
+          </w:tcPr>
+          <w:p>
+            <w:r>
+              <w:t>REQ-16</w:t>
+            </w:r>
+          </w:p>
+        </w:tc>
+        <w:tc>
+          <w:tcPr>
+            <w:tcW w:type="dxa" w:w="2880"/>
+          </w:tcPr>
+          <w:p>
+            <w:r>
+              <w:t>Domicilios</w:t>
+            </w:r>
+          </w:p>
+        </w:tc>
+        <w:tc>
+          <w:tcPr>
+            <w:tcW w:type="dxa" w:w="2880"/>
+          </w:tcPr>
+          <w:p>
+            <w:r>
+              <w:t>Registro y gestión de domiciliarios</w:t>
+            </w:r>
+          </w:p>
+        </w:tc>
+      </w:tr>
+      <w:tr>
+        <w:tc>
+          <w:tcPr>
+            <w:tcW w:type="dxa" w:w="2880"/>
+          </w:tcPr>
+          <w:p>
+            <w:r>
+              <w:t>REQ-17</w:t>
+            </w:r>
+          </w:p>
+        </w:tc>
+        <w:tc>
+          <w:tcPr>
+            <w:tcW w:type="dxa" w:w="2880"/>
+          </w:tcPr>
+          <w:p>
+            <w:r>
+              <w:t>Domicilios</w:t>
+            </w:r>
+          </w:p>
+        </w:tc>
+        <w:tc>
+          <w:tcPr>
+            <w:tcW w:type="dxa" w:w="2880"/>
+          </w:tcPr>
+          <w:p>
+            <w:r>
+              <w:t>Registro de ingresos y egresos de domiciliarios</w:t>
+            </w:r>
+          </w:p>
+        </w:tc>
+      </w:tr>
+      <w:tr>
+        <w:tc>
+          <w:tcPr>
+            <w:tcW w:type="dxa" w:w="2880"/>
+          </w:tcPr>
+          <w:p>
+            <w:r>
+              <w:t>REQ-18</w:t>
+            </w:r>
+          </w:p>
+        </w:tc>
+        <w:tc>
+          <w:tcPr>
+            <w:tcW w:type="dxa" w:w="2880"/>
+          </w:tcPr>
+          <w:p>
+            <w:r>
+              <w:t>Autenticación</w:t>
+            </w:r>
+          </w:p>
+        </w:tc>
+        <w:tc>
+          <w:tcPr>
+            <w:tcW w:type="dxa" w:w="2880"/>
+          </w:tcPr>
+          <w:p>
+            <w:r>
+              <w:t>Cierre de sesión seguro para invalidar tokens activos</w:t>
+            </w:r>
+          </w:p>
+        </w:tc>
+      </w:tr>
+      <w:tr>
+        <w:tc>
+          <w:tcPr>
+            <w:tcW w:type="dxa" w:w="2880"/>
+          </w:tcPr>
+          <w:p>
+            <w:r>
+              <w:t>REQ-19</w:t>
+            </w:r>
+          </w:p>
+        </w:tc>
+        <w:tc>
+          <w:tcPr>
+            <w:tcW w:type="dxa" w:w="2880"/>
+          </w:tcPr>
+          <w:p>
+            <w:r>
+              <w:t>Autenticación</w:t>
+            </w:r>
+          </w:p>
+        </w:tc>
+        <w:tc>
+          <w:tcPr>
+            <w:tcW w:type="dxa" w:w="2880"/>
+          </w:tcPr>
+          <w:p>
+            <w:r>
+              <w:t>Roles diferenciados y control de acceso por perfil</w:t>
+            </w:r>
+          </w:p>
+        </w:tc>
+      </w:tr>
+      <w:tr>
+        <w:tc>
+          <w:tcPr>
+            <w:tcW w:type="dxa" w:w="2880"/>
+          </w:tcPr>
+          <w:p>
+            <w:r>
+              <w:t>REQ-20</w:t>
+            </w:r>
+          </w:p>
+        </w:tc>
+        <w:tc>
+          <w:tcPr>
+            <w:tcW w:type="dxa" w:w="2880"/>
+          </w:tcPr>
+          <w:p>
+            <w:r>
+              <w:t>Servicios</w:t>
+            </w:r>
+          </w:p>
+        </w:tc>
+        <w:tc>
+          <w:tcPr>
+            <w:tcW w:type="dxa" w:w="2880"/>
+          </w:tcPr>
+          <w:p>
+            <w:r>
+              <w:t>Búsqueda de prestadores por categoría de servicio</w:t>
+            </w:r>
+          </w:p>
+        </w:tc>
+      </w:tr>
+      <w:tr>
+        <w:tc>
+          <w:tcPr>
+            <w:tcW w:type="dxa" w:w="2880"/>
+          </w:tcPr>
+          <w:p>
+            <w:r>
+              <w:t>REQ-21</w:t>
+            </w:r>
+          </w:p>
+        </w:tc>
+        <w:tc>
+          <w:tcPr>
+            <w:tcW w:type="dxa" w:w="2880"/>
+          </w:tcPr>
+          <w:p>
+            <w:r>
+              <w:t>Servicios</w:t>
+            </w:r>
+          </w:p>
+        </w:tc>
+        <w:tc>
+          <w:tcPr>
+            <w:tcW w:type="dxa" w:w="2880"/>
+          </w:tcPr>
+          <w:p>
+            <w:r>
+              <w:t>Cambio de estado del prestador (DISPONIBLE/OCUPADO/INACTIVO)</w:t>
+            </w:r>
+          </w:p>
+        </w:tc>
+      </w:tr>
+      <w:tr>
+        <w:tc>
+          <w:tcPr>
+            <w:tcW w:type="dxa" w:w="2880"/>
+          </w:tcPr>
+          <w:p>
+            <w:r>
+              <w:t>REQ-22</w:t>
+            </w:r>
+          </w:p>
+        </w:tc>
+        <w:tc>
+          <w:tcPr>
+            <w:tcW w:type="dxa" w:w="2880"/>
+          </w:tcPr>
+          <w:p>
+            <w:r>
+              <w:t>Domicilios</w:t>
+            </w:r>
+          </w:p>
+        </w:tc>
+        <w:tc>
+          <w:tcPr>
+            <w:tcW w:type="dxa" w:w="2880"/>
+          </w:tcPr>
+          <w:p>
+            <w:r>
+              <w:t>Cambio de estado del domiciliario (DISPONIBLE/OCUPADO/INACTIVO)</w:t>
+            </w:r>
+          </w:p>
+        </w:tc>
+      </w:tr>
+      <w:tr>
+        <w:tc>
+          <w:tcPr>
+            <w:tcW w:type="dxa" w:w="2880"/>
+          </w:tcPr>
+          <w:p>
+            <w:r>
+              <w:t>REQ-23</w:t>
+            </w:r>
+          </w:p>
+        </w:tc>
+        <w:tc>
+          <w:tcPr>
+            <w:tcW w:type="dxa" w:w="2880"/>
+          </w:tcPr>
+          <w:p>
+            <w:r>
+              <w:t>Domicilios</w:t>
+            </w:r>
+          </w:p>
+        </w:tc>
+        <w:tc>
+          <w:tcPr>
+            <w:tcW w:type="dxa" w:w="2880"/>
+          </w:tcPr>
+          <w:p>
+            <w:r>
+              <w:t>Solicitud directa de domicilio a un domiciliario disponible</w:t>
+            </w:r>
+          </w:p>
+        </w:tc>
+      </w:tr>
+      <w:tr>
+        <w:tc>
+          <w:tcPr>
+            <w:tcW w:type="dxa" w:w="2880"/>
+          </w:tcPr>
+          <w:p>
+            <w:r>
+              <w:t>REQ-24</w:t>
+            </w:r>
+          </w:p>
+        </w:tc>
+        <w:tc>
+          <w:tcPr>
+            <w:tcW w:type="dxa" w:w="2880"/>
+          </w:tcPr>
+          <w:p>
+            <w:r>
+              <w:t>Contactos</w:t>
+            </w:r>
+          </w:p>
+        </w:tc>
+        <w:tc>
+          <w:tcPr>
+            <w:tcW w:type="dxa" w:w="2880"/>
+          </w:tcPr>
+          <w:p>
+            <w:r>
+              <w:t>Filtrado de contactos por estado de disponibilidad</w:t>
+            </w:r>
+          </w:p>
+        </w:tc>
+      </w:tr>
+      <w:tr>
+        <w:tc>
+          <w:tcPr>
+            <w:tcW w:type="dxa" w:w="2880"/>
+          </w:tcPr>
+          <w:p>
+            <w:r>
+              <w:t>REQ-25</w:t>
+            </w:r>
+          </w:p>
+        </w:tc>
+        <w:tc>
+          <w:tcPr>
+            <w:tcW w:type="dxa" w:w="2880"/>
+          </w:tcPr>
+          <w:p>
+            <w:r>
+              <w:t>Admin</w:t>
+            </w:r>
+          </w:p>
+        </w:tc>
+        <w:tc>
+          <w:tcPr>
+            <w:tcW w:type="dxa" w:w="2880"/>
+          </w:tcPr>
+          <w:p>
+            <w:r>
+              <w:t>Reporte financiero agregado de domiciliarios</w:t>
+            </w:r>
+          </w:p>
+        </w:tc>
+      </w:tr>
+      <w:tr>
+        <w:tc>
+          <w:tcPr>
+            <w:tcW w:type="dxa" w:w="2880"/>
+          </w:tcPr>
+          <w:p>
+            <w:r>
+              <w:t>REQ-26</w:t>
+            </w:r>
+          </w:p>
+        </w:tc>
+        <w:tc>
+          <w:tcPr>
+            <w:tcW w:type="dxa" w:w="2880"/>
+          </w:tcPr>
+          <w:p>
+            <w:r>
+              <w:t>Infraestructura</w:t>
+            </w:r>
+          </w:p>
+        </w:tc>
+        <w:tc>
+          <w:tcPr>
+            <w:tcW w:type="dxa" w:w="2880"/>
+          </w:tcPr>
+          <w:p>
+            <w:r>
+              <w:t>Uso de variables de entorno (.env) para configuraciones sensibles</w:t>
+            </w:r>
+          </w:p>
+        </w:tc>
+      </w:tr>
+      <w:tr>
+        <w:tc>
+          <w:tcPr>
+            <w:tcW w:type="dxa" w:w="2880"/>
+          </w:tcPr>
+          <w:p>
+            <w:r>
+              <w:t>REQ-27</w:t>
+            </w:r>
+          </w:p>
+        </w:tc>
+        <w:tc>
+          <w:tcPr>
+            <w:tcW w:type="dxa" w:w="2880"/>
+          </w:tcPr>
+          <w:p>
+            <w:r>
+              <w:t>Infraestructura</w:t>
+            </w:r>
+          </w:p>
+        </w:tc>
+        <w:tc>
+          <w:tcPr>
+            <w:tcW w:type="dxa" w:w="2880"/>
+          </w:tcPr>
+          <w:p>
+            <w:r>
+              <w:t>PostgreSQL como base de datos de producción</w:t>
+            </w:r>
+          </w:p>
+        </w:tc>
+      </w:tr>
+      <w:tr>
+        <w:tc>
+          <w:tcPr>
+            <w:tcW w:type="dxa" w:w="2880"/>
+          </w:tcPr>
+          <w:p>
+            <w:r>
+              <w:t>REQ-28</w:t>
+            </w:r>
+          </w:p>
+        </w:tc>
+        <w:tc>
+          <w:tcPr>
+            <w:tcW w:type="dxa" w:w="2880"/>
+          </w:tcPr>
+          <w:p>
+            <w:r>
+              <w:t>Seguridad API</w:t>
+            </w:r>
+          </w:p>
+        </w:tc>
+        <w:tc>
+          <w:tcPr>
+            <w:tcW w:type="dxa" w:w="2880"/>
+          </w:tcPr>
+          <w:p>
+            <w:r>
+              <w:t>Configuración de CORS para el backend de Runners</w:t>
+            </w:r>
+          </w:p>
+        </w:tc>
+      </w:tr>
     </w:tbl>
     <w:p/>
     <w:p>
@@ -1317,293 +1733,7 @@
         <w:rPr>
           <w:rFonts w:ascii="Calibri" w:hAnsi="Calibri"/>
         </w:rPr>
-        <w:t>8.3 Registro de usuario (REQ-01)</w:t>
-      </w:r>
-    </w:p>
-    <w:p>
-      <w:r>
-        <w:rPr>
-          <w:rFonts w:ascii="Calibri" w:hAnsi="Calibri"/>
-          <w:b w:val="0"/>
-          <w:i w:val="0"/>
-          <w:sz w:val="22"/>
-        </w:rPr>
-        <w:t>El sistema permitirá a un nuevo usuario registrarse con nombre, apellido, correo y contraseña. El correo debe ser único (unique=True en modelo User).</w:t>
-      </w:r>
-    </w:p>
-    <w:p>
-      <w:pPr>
-        <w:pStyle w:val="Heading2"/>
-      </w:pPr>
-      <w:r>
-        <w:rPr>
-          <w:rFonts w:ascii="Calibri" w:hAnsi="Calibri"/>
-        </w:rPr>
-        <w:t>8.4 Inicio de sesión (REQ-02)</w:t>
-      </w:r>
-    </w:p>
-    <w:p>
-      <w:r>
-        <w:rPr>
-          <w:rFonts w:ascii="Calibri" w:hAnsi="Calibri"/>
-          <w:b w:val="0"/>
-          <w:i w:val="0"/>
-          <w:sz w:val="22"/>
-        </w:rPr>
-        <w:t>El sistema permitirá iniciar sesión con correo y contraseña, retornando par de tokens JWT. El interceptor Dio renovará automáticamente el token ante respuestas 401.</w:t>
-      </w:r>
-    </w:p>
-    <w:p>
-      <w:pPr>
-        <w:pStyle w:val="Heading2"/>
-      </w:pPr>
-      <w:r>
-        <w:rPr>
-          <w:rFonts w:ascii="Calibri" w:hAnsi="Calibri"/>
-        </w:rPr>
-        <w:t>8.5 Visualización de tienda (REQ-03)</w:t>
-      </w:r>
-    </w:p>
-    <w:p>
-      <w:r>
-        <w:rPr>
-          <w:rFonts w:ascii="Calibri" w:hAnsi="Calibri"/>
-          <w:b w:val="0"/>
-          <w:i w:val="0"/>
-          <w:sz w:val="22"/>
-        </w:rPr>
-        <w:t>El cliente podrá visualizar comercios activos, filtrar por categoría, ver productos con nombre, descripción, precio e imagen.</w:t>
-      </w:r>
-    </w:p>
-    <w:p>
-      <w:pPr>
-        <w:pStyle w:val="Heading2"/>
-      </w:pPr>
-      <w:r>
-        <w:rPr>
-          <w:rFonts w:ascii="Calibri" w:hAnsi="Calibri"/>
-        </w:rPr>
-        <w:t>8.6 Carrito y orden de compra (REQ-04/05)</w:t>
-      </w:r>
-    </w:p>
-    <w:p>
-      <w:r>
-        <w:rPr>
-          <w:rFonts w:ascii="Calibri" w:hAnsi="Calibri"/>
-          <w:b w:val="0"/>
-          <w:i w:val="0"/>
-          <w:sz w:val="22"/>
-        </w:rPr>
-        <w:t>El cliente podrá agregar productos al carrito (Hive), modificar cantidades y confirmar la compra creando una Orden con estado PENDIENTE.</w:t>
-      </w:r>
-    </w:p>
-    <w:p>
-      <w:pPr>
-        <w:pStyle w:val="Heading2"/>
-      </w:pPr>
-      <w:r>
-        <w:rPr>
-          <w:rFonts w:ascii="Calibri" w:hAnsi="Calibri"/>
-        </w:rPr>
-        <w:t>8.7 Solicitud de domicilio (REQ-06/07)</w:t>
-      </w:r>
-    </w:p>
-    <w:p>
-      <w:r>
-        <w:rPr>
-          <w:rFonts w:ascii="Calibri" w:hAnsi="Calibri"/>
-          <w:b w:val="0"/>
-          <w:i w:val="0"/>
-          <w:sz w:val="22"/>
-        </w:rPr>
-        <w:t>El cliente creará una solicitud indicando dirección de recogida y entrega. El sistema asignará automáticamente el domiciliario DISPONIBLE de menor número asignado.</w:t>
-      </w:r>
-    </w:p>
-    <w:p>
-      <w:pPr>
-        <w:pStyle w:val="Heading2"/>
-      </w:pPr>
-      <w:r>
-        <w:rPr>
-          <w:rFonts w:ascii="Calibri" w:hAnsi="Calibri"/>
-        </w:rPr>
-        <w:t>8.8 Seguimiento de domicilio (REQ-08)</w:t>
-      </w:r>
-    </w:p>
-    <w:p>
-      <w:r>
-        <w:rPr>
-          <w:rFonts w:ascii="Calibri" w:hAnsi="Calibri"/>
-          <w:b w:val="0"/>
-          <w:i w:val="0"/>
-          <w:sz w:val="22"/>
-        </w:rPr>
-        <w:t>El cliente y domiciliario podrán consultar y actualizar el estado de la solicitud (PENDIENTE, ACEPTADO, EN_CAMINO, ENTREGADO, CANCELADO).</w:t>
-      </w:r>
-    </w:p>
-    <w:p>
-      <w:pPr>
-        <w:pStyle w:val="Heading2"/>
-      </w:pPr>
-      <w:r>
-        <w:rPr>
-          <w:rFonts w:ascii="Calibri" w:hAnsi="Calibri"/>
-        </w:rPr>
-        <w:t>8.9 Perfil de prestador (REQ-09)</w:t>
-      </w:r>
-    </w:p>
-    <w:p>
-      <w:r>
-        <w:rPr>
-          <w:rFonts w:ascii="Calibri" w:hAnsi="Calibri"/>
-          <w:b w:val="0"/>
-          <w:i w:val="0"/>
-          <w:sz w:val="22"/>
-        </w:rPr>
-        <w:t>Un PRESTADOR podrá completar su perfil con foto, descripción, categoría y hoja de vida. El perfil iniciará con approval_status = PENDIENTE.</w:t>
-      </w:r>
-    </w:p>
-    <w:p>
-      <w:pPr>
-        <w:pStyle w:val="Heading2"/>
-      </w:pPr>
-      <w:r>
-        <w:rPr>
-          <w:rFonts w:ascii="Calibri" w:hAnsi="Calibri"/>
-        </w:rPr>
-        <w:t>8.10 Aprobación de prestadores (REQ-10)</w:t>
-      </w:r>
-    </w:p>
-    <w:p>
-      <w:r>
-        <w:rPr>
-          <w:rFonts w:ascii="Calibri" w:hAnsi="Calibri"/>
-          <w:b w:val="0"/>
-          <w:i w:val="0"/>
-          <w:sz w:val="22"/>
-        </w:rPr>
-        <w:t>El administrador podrá revisar prestadores PENDIENTES y aprobar o rechazar con motivo de rechazo.</w:t>
-      </w:r>
-    </w:p>
-    <w:p>
-      <w:pPr>
-        <w:pStyle w:val="Heading2"/>
-      </w:pPr>
-      <w:r>
-        <w:rPr>
-          <w:rFonts w:ascii="Calibri" w:hAnsi="Calibri"/>
-        </w:rPr>
-        <w:t>8.11 Solicitud de servicio (REQ-11)</w:t>
-      </w:r>
-    </w:p>
-    <w:p>
-      <w:r>
-        <w:rPr>
-          <w:rFonts w:ascii="Calibri" w:hAnsi="Calibri"/>
-          <w:b w:val="0"/>
-          <w:i w:val="0"/>
-          <w:sz w:val="22"/>
-        </w:rPr>
-        <w:t>El cliente podrá solicitar un servicio a un prestador APROBADO con descripción y fecha programada.</w:t>
-      </w:r>
-    </w:p>
-    <w:p>
-      <w:pPr>
-        <w:pStyle w:val="Heading2"/>
-      </w:pPr>
-      <w:r>
-        <w:rPr>
-          <w:rFonts w:ascii="Calibri" w:hAnsi="Calibri"/>
-        </w:rPr>
-        <w:t>8.12 Directorio de contactos (REQ-12)</w:t>
-      </w:r>
-    </w:p>
-    <w:p>
-      <w:r>
-        <w:rPr>
-          <w:rFonts w:ascii="Calibri" w:hAnsi="Calibri"/>
-          <w:b w:val="0"/>
-          <w:i w:val="0"/>
-          <w:sz w:val="22"/>
-        </w:rPr>
-        <w:t>Todos los usuarios podrán consultar el directorio. Solo el ADMIN puede crear, editar y desactivar contactos.</w:t>
-      </w:r>
-    </w:p>
-    <w:p>
-      <w:pPr>
-        <w:pStyle w:val="Heading2"/>
-      </w:pPr>
-      <w:r>
-        <w:rPr>
-          <w:rFonts w:ascii="Calibri" w:hAnsi="Calibri"/>
-        </w:rPr>
-        <w:t>8.13 Dashboard administrativo (REQ-13)</w:t>
-      </w:r>
-    </w:p>
-    <w:p>
-      <w:r>
-        <w:rPr>
-          <w:rFonts w:ascii="Calibri" w:hAnsi="Calibri"/>
-          <w:b w:val="0"/>
-          <w:i w:val="0"/>
-          <w:sz w:val="22"/>
-        </w:rPr>
-        <w:t>El administrador tendrá métricas clave: usuarios por rol, órdenes activas, domicilios del día, servicios en curso.</w:t>
-      </w:r>
-    </w:p>
-    <w:p>
-      <w:pPr>
-        <w:pStyle w:val="Heading2"/>
-      </w:pPr>
-      <w:r>
-        <w:rPr>
-          <w:rFonts w:ascii="Calibri" w:hAnsi="Calibri"/>
-        </w:rPr>
-        <w:t>8.14 Reportes (REQ-14)</w:t>
-      </w:r>
-    </w:p>
-    <w:p>
-      <w:r>
-        <w:rPr>
-          <w:rFonts w:ascii="Calibri" w:hAnsi="Calibri"/>
-          <w:b w:val="0"/>
-          <w:i w:val="0"/>
-          <w:sz w:val="22"/>
-        </w:rPr>
-        <w:t>El sistema generará reportes de domicilios, servicios y ventas de tienda filtrados por período.</w:t>
-      </w:r>
-    </w:p>
-    <w:p>
-      <w:pPr>
-        <w:pStyle w:val="Heading2"/>
-      </w:pPr>
-      <w:r>
-        <w:rPr>
-          <w:rFonts w:ascii="Calibri" w:hAnsi="Calibri"/>
-        </w:rPr>
-        <w:t>8.15 Gestión administrativa (REQ-15)</w:t>
-      </w:r>
-    </w:p>
-    <w:p>
-      <w:r>
-        <w:rPr>
-          <w:rFonts w:ascii="Calibri" w:hAnsi="Calibri"/>
-          <w:b w:val="0"/>
-          <w:i w:val="0"/>
-          <w:sz w:val="22"/>
-        </w:rPr>
-        <w:t>El administrador podrá gestionar usuarios, comercios, SystemConfig y registros financieros de domiciliarios.</w:t>
-      </w:r>
-    </w:p>
-    <w:p>
-      <w:pPr>
-        <w:pStyle w:val="Heading2"/>
-      </w:pPr>
-      <w:r>
-        <w:rPr>
-          <w:rFonts w:ascii="Calibri" w:hAnsi="Calibri"/>
-        </w:rPr>
-        <w:t>8.16 Requerimientos no funcionales</w:t>
+        <w:t>8.3 REQ-01 — Registro de usuario</w:t>
       </w:r>
     </w:p>
     <w:tbl>
@@ -1624,28 +1754,26 @@
           </w:tcPr>
           <w:p>
             <w:r>
-              <w:t>ID</w:t>
-            </w:r>
-          </w:p>
-        </w:tc>
-        <w:tc>
-          <w:tcPr>
-            <w:tcW w:type="dxa" w:w="2880"/>
-          </w:tcPr>
-          <w:p>
-            <w:r>
-              <w:t>Categoría</w:t>
-            </w:r>
-          </w:p>
-        </w:tc>
-        <w:tc>
-          <w:tcPr>
-            <w:tcW w:type="dxa" w:w="2880"/>
-          </w:tcPr>
-          <w:p>
-            <w:r>
-              <w:t>Descripción</w:t>
-            </w:r>
+              <w:t>**Código**</w:t>
+            </w:r>
+          </w:p>
+        </w:tc>
+        <w:tc>
+          <w:tcPr>
+            <w:tcW w:type="dxa" w:w="2880"/>
+          </w:tcPr>
+          <w:p>
+            <w:r>
+              <w:t>REQ-01</w:t>
+            </w:r>
+          </w:p>
+        </w:tc>
+        <w:tc>
+          <w:tcPr>
+            <w:tcW w:type="dxa" w:w="2880"/>
+          </w:tcPr>
+          <w:p>
+            <w:r/>
           </w:p>
         </w:tc>
       </w:tr>
@@ -1656,28 +1784,26 @@
           </w:tcPr>
           <w:p>
             <w:r>
-              <w:t>RNF-01</w:t>
-            </w:r>
-          </w:p>
-        </w:tc>
-        <w:tc>
-          <w:tcPr>
-            <w:tcW w:type="dxa" w:w="2880"/>
-          </w:tcPr>
-          <w:p>
-            <w:r>
-              <w:t>Seguridad</w:t>
-            </w:r>
-          </w:p>
-        </w:tc>
-        <w:tc>
-          <w:tcPr>
-            <w:tcW w:type="dxa" w:w="2880"/>
-          </w:tcPr>
-          <w:p>
-            <w:r>
-              <w:t>Contraseñas hash bcrypt, JWT para sesiones, FlutterSecureStorage para tokens</w:t>
-            </w:r>
+              <w:t>**Nombre**</w:t>
+            </w:r>
+          </w:p>
+        </w:tc>
+        <w:tc>
+          <w:tcPr>
+            <w:tcW w:type="dxa" w:w="2880"/>
+          </w:tcPr>
+          <w:p>
+            <w:r>
+              <w:t>Registro de usuario</w:t>
+            </w:r>
+          </w:p>
+        </w:tc>
+        <w:tc>
+          <w:tcPr>
+            <w:tcW w:type="dxa" w:w="2880"/>
+          </w:tcPr>
+          <w:p>
+            <w:r/>
           </w:p>
         </w:tc>
       </w:tr>
@@ -1688,28 +1814,26 @@
           </w:tcPr>
           <w:p>
             <w:r>
-              <w:t>RNF-02</w:t>
-            </w:r>
-          </w:p>
-        </w:tc>
-        <w:tc>
-          <w:tcPr>
-            <w:tcW w:type="dxa" w:w="2880"/>
-          </w:tcPr>
-          <w:p>
-            <w:r>
-              <w:t>Rendimiento</w:t>
-            </w:r>
-          </w:p>
-        </w:tc>
-        <w:tc>
-          <w:tcPr>
-            <w:tcW w:type="dxa" w:w="2880"/>
-          </w:tcPr>
-          <w:p>
-            <w:r>
-              <w:t>Latencia &lt; 500ms; paginación en listados extensos</w:t>
-            </w:r>
+              <w:t>**Descripción**</w:t>
+            </w:r>
+          </w:p>
+        </w:tc>
+        <w:tc>
+          <w:tcPr>
+            <w:tcW w:type="dxa" w:w="2880"/>
+          </w:tcPr>
+          <w:p>
+            <w:r>
+              <w:t>Permite que un nuevo usuario cree una cuenta proporcionando nombre, correo y contraseña, quedando registrado por defecto como CLIENTE (o como el rol permitido que seleccione).</w:t>
+            </w:r>
+          </w:p>
+        </w:tc>
+        <w:tc>
+          <w:tcPr>
+            <w:tcW w:type="dxa" w:w="2880"/>
+          </w:tcPr>
+          <w:p>
+            <w:r/>
           </w:p>
         </w:tc>
       </w:tr>
@@ -1720,28 +1844,26 @@
           </w:tcPr>
           <w:p>
             <w:r>
-              <w:t>RNF-03</w:t>
-            </w:r>
-          </w:p>
-        </w:tc>
-        <w:tc>
-          <w:tcPr>
-            <w:tcW w:type="dxa" w:w="2880"/>
-          </w:tcPr>
-          <w:p>
-            <w:r>
-              <w:t>Escalabilidad</w:t>
-            </w:r>
-          </w:p>
-        </w:tc>
-        <w:tc>
-          <w:tcPr>
-            <w:tcW w:type="dxa" w:w="2880"/>
-          </w:tcPr>
-          <w:p>
-            <w:r>
-              <w:t>Clean Architecture; compatible con Docker</w:t>
-            </w:r>
+              <w:t>**Actores**</w:t>
+            </w:r>
+          </w:p>
+        </w:tc>
+        <w:tc>
+          <w:tcPr>
+            <w:tcW w:type="dxa" w:w="2880"/>
+          </w:tcPr>
+          <w:p>
+            <w:r>
+              <w:t>Usuario (cliente, prestador, domiciliario, admin), App (Flutter/Web), API Django</w:t>
+            </w:r>
+          </w:p>
+        </w:tc>
+        <w:tc>
+          <w:tcPr>
+            <w:tcW w:type="dxa" w:w="2880"/>
+          </w:tcPr>
+          <w:p>
+            <w:r/>
           </w:p>
         </w:tc>
       </w:tr>
@@ -1752,28 +1874,26 @@
           </w:tcPr>
           <w:p>
             <w:r>
-              <w:t>RNF-04</w:t>
-            </w:r>
-          </w:p>
-        </w:tc>
-        <w:tc>
-          <w:tcPr>
-            <w:tcW w:type="dxa" w:w="2880"/>
-          </w:tcPr>
-          <w:p>
-            <w:r>
-              <w:t>Mantenibilidad</w:t>
-            </w:r>
-          </w:p>
-        </w:tc>
-        <w:tc>
-          <w:tcPr>
-            <w:tcW w:type="dxa" w:w="2880"/>
-          </w:tcPr>
-          <w:p>
-            <w:r>
-              <w:t>Apps Django por dominio; features Flutter por módulo</w:t>
-            </w:r>
+              <w:t>**Precondición**</w:t>
+            </w:r>
+          </w:p>
+        </w:tc>
+        <w:tc>
+          <w:tcPr>
+            <w:tcW w:type="dxa" w:w="2880"/>
+          </w:tcPr>
+          <w:p>
+            <w:r>
+              <w:t>El usuario no debe estar registrado previamente con el mismo correo electrónico.</w:t>
+            </w:r>
+          </w:p>
+        </w:tc>
+        <w:tc>
+          <w:tcPr>
+            <w:tcW w:type="dxa" w:w="2880"/>
+          </w:tcPr>
+          <w:p>
+            <w:r/>
           </w:p>
         </w:tc>
       </w:tr>
@@ -1784,28 +1904,26 @@
           </w:tcPr>
           <w:p>
             <w:r>
-              <w:t>RNF-05</w:t>
-            </w:r>
-          </w:p>
-        </w:tc>
-        <w:tc>
-          <w:tcPr>
-            <w:tcW w:type="dxa" w:w="2880"/>
-          </w:tcPr>
-          <w:p>
-            <w:r>
-              <w:t>Observabilidad</w:t>
-            </w:r>
-          </w:p>
-        </w:tc>
-        <w:tc>
-          <w:tcPr>
-            <w:tcW w:type="dxa" w:w="2880"/>
-          </w:tcPr>
-          <w:p>
-            <w:r>
-              <w:t>Logs backend; manejo de errores estructurado en frontend</w:t>
-            </w:r>
+              <w:t>**Secuencia normal**</w:t>
+            </w:r>
+          </w:p>
+        </w:tc>
+        <w:tc>
+          <w:tcPr>
+            <w:tcW w:type="dxa" w:w="2880"/>
+          </w:tcPr>
+          <w:p>
+            <w:r>
+              <w:t>El usuario diligencia el formulario de registro, la app envía la solicitud al backend, el backend valida datos y unicidad del correo y, si todo es correcto, crea el usuario y responde éxito.</w:t>
+            </w:r>
+          </w:p>
+        </w:tc>
+        <w:tc>
+          <w:tcPr>
+            <w:tcW w:type="dxa" w:w="2880"/>
+          </w:tcPr>
+          <w:p>
+            <w:r/>
           </w:p>
         </w:tc>
       </w:tr>
@@ -1816,28 +1934,26 @@
           </w:tcPr>
           <w:p>
             <w:r>
-              <w:t>RNF-06</w:t>
-            </w:r>
-          </w:p>
-        </w:tc>
-        <w:tc>
-          <w:tcPr>
-            <w:tcW w:type="dxa" w:w="2880"/>
-          </w:tcPr>
-          <w:p>
-            <w:r>
-              <w:t>Compatibilidad</w:t>
-            </w:r>
-          </w:p>
-        </w:tc>
-        <w:tc>
-          <w:tcPr>
-            <w:tcW w:type="dxa" w:w="2880"/>
-          </w:tcPr>
-          <w:p>
-            <w:r>
-              <w:t>Android 5.0+ / iOS 12+; PostgreSQL en producción</w:t>
-            </w:r>
+              <w:t>**Secuencia alterna**</w:t>
+            </w:r>
+          </w:p>
+        </w:tc>
+        <w:tc>
+          <w:tcPr>
+            <w:tcW w:type="dxa" w:w="2880"/>
+          </w:tcPr>
+          <w:p>
+            <w:r>
+              <w:t>Si el correo ya existe, el backend rechaza el registro y la app muestra un mensaje indicando que el correo ya está registrado.</w:t>
+            </w:r>
+          </w:p>
+        </w:tc>
+        <w:tc>
+          <w:tcPr>
+            <w:tcW w:type="dxa" w:w="2880"/>
+          </w:tcPr>
+          <w:p>
+            <w:r/>
           </w:p>
         </w:tc>
       </w:tr>
@@ -1848,28 +1964,86 @@
           </w:tcPr>
           <w:p>
             <w:r>
-              <w:t>RNF-07</w:t>
-            </w:r>
-          </w:p>
-        </w:tc>
-        <w:tc>
-          <w:tcPr>
-            <w:tcW w:type="dxa" w:w="2880"/>
-          </w:tcPr>
-          <w:p>
-            <w:r>
-              <w:t>Disponibilidad</w:t>
-            </w:r>
-          </w:p>
-        </w:tc>
-        <w:tc>
-          <w:tcPr>
-            <w:tcW w:type="dxa" w:w="2880"/>
-          </w:tcPr>
-          <w:p>
-            <w:r>
-              <w:t>Backend 24/7 en producción con gunicorn/supervisor</w:t>
-            </w:r>
+              <w:t>**Excepciones**</w:t>
+            </w:r>
+          </w:p>
+        </w:tc>
+        <w:tc>
+          <w:tcPr>
+            <w:tcW w:type="dxa" w:w="2880"/>
+          </w:tcPr>
+          <w:p>
+            <w:r>
+              <w:t>Errores de conexión o datos malformados se responden con códigos 4xx/5xx y mensajes estándar de error.</w:t>
+            </w:r>
+          </w:p>
+        </w:tc>
+        <w:tc>
+          <w:tcPr>
+            <w:tcW w:type="dxa" w:w="2880"/>
+          </w:tcPr>
+          <w:p>
+            <w:r/>
+          </w:p>
+        </w:tc>
+      </w:tr>
+      <w:tr>
+        <w:tc>
+          <w:tcPr>
+            <w:tcW w:type="dxa" w:w="2880"/>
+          </w:tcPr>
+          <w:p>
+            <w:r>
+              <w:t>**Postcondición**</w:t>
+            </w:r>
+          </w:p>
+        </w:tc>
+        <w:tc>
+          <w:tcPr>
+            <w:tcW w:type="dxa" w:w="2880"/>
+          </w:tcPr>
+          <w:p>
+            <w:r>
+              <w:t>El usuario queda creado en la base de datos con rol y estado inicial definidos y puede continuar al flujo de inicio de sesión (REQ-02).</w:t>
+            </w:r>
+          </w:p>
+        </w:tc>
+        <w:tc>
+          <w:tcPr>
+            <w:tcW w:type="dxa" w:w="2880"/>
+          </w:tcPr>
+          <w:p>
+            <w:r/>
+          </w:p>
+        </w:tc>
+      </w:tr>
+      <w:tr>
+        <w:tc>
+          <w:tcPr>
+            <w:tcW w:type="dxa" w:w="2880"/>
+          </w:tcPr>
+          <w:p>
+            <w:r>
+              <w:t>**Comentarios**</w:t>
+            </w:r>
+          </w:p>
+        </w:tc>
+        <w:tc>
+          <w:tcPr>
+            <w:tcW w:type="dxa" w:w="2880"/>
+          </w:tcPr>
+          <w:p>
+            <w:r>
+              <w:t>La contraseña se almacena con hash seguro de Django y el correo se define como único en el modelo de usuario.</w:t>
+            </w:r>
+          </w:p>
+        </w:tc>
+        <w:tc>
+          <w:tcPr>
+            <w:tcW w:type="dxa" w:w="2880"/>
+          </w:tcPr>
+          <w:p>
+            <w:r/>
           </w:p>
         </w:tc>
       </w:tr>
@@ -1877,6 +2051,5660 @@
     <w:p/>
     <w:p>
       <w:pPr>
+        <w:pStyle w:val="Heading2"/>
+      </w:pPr>
+      <w:r>
+        <w:rPr>
+          <w:rFonts w:ascii="Calibri" w:hAnsi="Calibri"/>
+        </w:rPr>
+        <w:t>8.4 REQ-02 — Inicio de sesión y gestión de tokens JWT</w:t>
+      </w:r>
+    </w:p>
+    <w:tbl>
+      <w:tblPr>
+        <w:tblStyle w:val="TableGrid"/>
+        <w:tblW w:type="auto" w:w="0"/>
+        <w:tblLook w:firstColumn="1" w:firstRow="1" w:lastColumn="0" w:lastRow="0" w:noHBand="0" w:noVBand="1" w:val="04A0"/>
+      </w:tblPr>
+      <w:tblGrid>
+        <w:gridCol w:w="2880"/>
+        <w:gridCol w:w="2880"/>
+        <w:gridCol w:w="2880"/>
+      </w:tblGrid>
+      <w:tr>
+        <w:tc>
+          <w:tcPr>
+            <w:tcW w:type="dxa" w:w="2880"/>
+          </w:tcPr>
+          <w:p>
+            <w:r>
+              <w:t>**Código**</w:t>
+            </w:r>
+          </w:p>
+        </w:tc>
+        <w:tc>
+          <w:tcPr>
+            <w:tcW w:type="dxa" w:w="2880"/>
+          </w:tcPr>
+          <w:p>
+            <w:r>
+              <w:t>REQ-02</w:t>
+            </w:r>
+          </w:p>
+        </w:tc>
+        <w:tc>
+          <w:tcPr>
+            <w:tcW w:type="dxa" w:w="2880"/>
+          </w:tcPr>
+          <w:p>
+            <w:r/>
+          </w:p>
+        </w:tc>
+      </w:tr>
+      <w:tr>
+        <w:tc>
+          <w:tcPr>
+            <w:tcW w:type="dxa" w:w="2880"/>
+          </w:tcPr>
+          <w:p>
+            <w:r>
+              <w:t>**Nombre**</w:t>
+            </w:r>
+          </w:p>
+        </w:tc>
+        <w:tc>
+          <w:tcPr>
+            <w:tcW w:type="dxa" w:w="2880"/>
+          </w:tcPr>
+          <w:p>
+            <w:r>
+              <w:t>Inicio de sesión y gestión de tokens JWT</w:t>
+            </w:r>
+          </w:p>
+        </w:tc>
+        <w:tc>
+          <w:tcPr>
+            <w:tcW w:type="dxa" w:w="2880"/>
+          </w:tcPr>
+          <w:p>
+            <w:r/>
+          </w:p>
+        </w:tc>
+      </w:tr>
+      <w:tr>
+        <w:tc>
+          <w:tcPr>
+            <w:tcW w:type="dxa" w:w="2880"/>
+          </w:tcPr>
+          <w:p>
+            <w:r>
+              <w:t>**Descripción**</w:t>
+            </w:r>
+          </w:p>
+        </w:tc>
+        <w:tc>
+          <w:tcPr>
+            <w:tcW w:type="dxa" w:w="2880"/>
+          </w:tcPr>
+          <w:p>
+            <w:r>
+              <w:t>Permite a los usuarios autenticarse con correo y contraseña para obtener tokens de acceso y refresco, gestionando la renovación automática mientras la sesión siga vigente.</w:t>
+            </w:r>
+          </w:p>
+        </w:tc>
+        <w:tc>
+          <w:tcPr>
+            <w:tcW w:type="dxa" w:w="2880"/>
+          </w:tcPr>
+          <w:p>
+            <w:r/>
+          </w:p>
+        </w:tc>
+      </w:tr>
+      <w:tr>
+        <w:tc>
+          <w:tcPr>
+            <w:tcW w:type="dxa" w:w="2880"/>
+          </w:tcPr>
+          <w:p>
+            <w:r>
+              <w:t>**Actores**</w:t>
+            </w:r>
+          </w:p>
+        </w:tc>
+        <w:tc>
+          <w:tcPr>
+            <w:tcW w:type="dxa" w:w="2880"/>
+          </w:tcPr>
+          <w:p>
+            <w:r>
+              <w:t>Cliente, Prestador, Domiciliario, Admin, App Flutter/Web, API Django</w:t>
+            </w:r>
+          </w:p>
+        </w:tc>
+        <w:tc>
+          <w:tcPr>
+            <w:tcW w:type="dxa" w:w="2880"/>
+          </w:tcPr>
+          <w:p>
+            <w:r/>
+          </w:p>
+        </w:tc>
+      </w:tr>
+      <w:tr>
+        <w:tc>
+          <w:tcPr>
+            <w:tcW w:type="dxa" w:w="2880"/>
+          </w:tcPr>
+          <w:p>
+            <w:r>
+              <w:t>**Precondición**</w:t>
+            </w:r>
+          </w:p>
+        </w:tc>
+        <w:tc>
+          <w:tcPr>
+            <w:tcW w:type="dxa" w:w="2880"/>
+          </w:tcPr>
+          <w:p>
+            <w:r>
+              <w:t>El usuario debe estar registrado y activo en el sistema.</w:t>
+            </w:r>
+          </w:p>
+        </w:tc>
+        <w:tc>
+          <w:tcPr>
+            <w:tcW w:type="dxa" w:w="2880"/>
+          </w:tcPr>
+          <w:p>
+            <w:r/>
+          </w:p>
+        </w:tc>
+      </w:tr>
+      <w:tr>
+        <w:tc>
+          <w:tcPr>
+            <w:tcW w:type="dxa" w:w="2880"/>
+          </w:tcPr>
+          <w:p>
+            <w:r>
+              <w:t>**Secuencia normal**</w:t>
+            </w:r>
+          </w:p>
+        </w:tc>
+        <w:tc>
+          <w:tcPr>
+            <w:tcW w:type="dxa" w:w="2880"/>
+          </w:tcPr>
+          <w:p>
+            <w:r>
+              <w:t>El usuario ingresa sus credenciales, la app envía la petición de login, el backend valida y retorna access_token y refresh_token, la app almacena los tokens de forma segura, consulta el perfil y redirige según el rol.</w:t>
+            </w:r>
+          </w:p>
+        </w:tc>
+        <w:tc>
+          <w:tcPr>
+            <w:tcW w:type="dxa" w:w="2880"/>
+          </w:tcPr>
+          <w:p>
+            <w:r/>
+          </w:p>
+        </w:tc>
+      </w:tr>
+      <w:tr>
+        <w:tc>
+          <w:tcPr>
+            <w:tcW w:type="dxa" w:w="2880"/>
+          </w:tcPr>
+          <w:p>
+            <w:r>
+              <w:t>**Secuencia alterna**</w:t>
+            </w:r>
+          </w:p>
+        </w:tc>
+        <w:tc>
+          <w:tcPr>
+            <w:tcW w:type="dxa" w:w="2880"/>
+          </w:tcPr>
+          <w:p>
+            <w:r>
+              <w:t>Si las credenciales son incorrectas o el usuario está suspendido, el backend rechaza la solicitud y la app muestra el mensaje apropiado.</w:t>
+            </w:r>
+          </w:p>
+        </w:tc>
+        <w:tc>
+          <w:tcPr>
+            <w:tcW w:type="dxa" w:w="2880"/>
+          </w:tcPr>
+          <w:p>
+            <w:r/>
+          </w:p>
+        </w:tc>
+      </w:tr>
+      <w:tr>
+        <w:tc>
+          <w:tcPr>
+            <w:tcW w:type="dxa" w:w="2880"/>
+          </w:tcPr>
+          <w:p>
+            <w:r>
+              <w:t>**Excepciones**</w:t>
+            </w:r>
+          </w:p>
+        </w:tc>
+        <w:tc>
+          <w:tcPr>
+            <w:tcW w:type="dxa" w:w="2880"/>
+          </w:tcPr>
+          <w:p>
+            <w:r>
+              <w:t>Si el access_token expira, el interceptor intenta renovarlo con el refresh_token; si este también falla, se cierra la sesión y se redirige al login.</w:t>
+            </w:r>
+          </w:p>
+        </w:tc>
+        <w:tc>
+          <w:tcPr>
+            <w:tcW w:type="dxa" w:w="2880"/>
+          </w:tcPr>
+          <w:p>
+            <w:r/>
+          </w:p>
+        </w:tc>
+      </w:tr>
+      <w:tr>
+        <w:tc>
+          <w:tcPr>
+            <w:tcW w:type="dxa" w:w="2880"/>
+          </w:tcPr>
+          <w:p>
+            <w:r>
+              <w:t>**Postcondición**</w:t>
+            </w:r>
+          </w:p>
+        </w:tc>
+        <w:tc>
+          <w:tcPr>
+            <w:tcW w:type="dxa" w:w="2880"/>
+          </w:tcPr>
+          <w:p>
+            <w:r>
+              <w:t>El usuario queda autenticado con tokens válidos almacenados y su perfil cargado en la app; el backend reconoce al usuario en peticiones subsecuentes.</w:t>
+            </w:r>
+          </w:p>
+        </w:tc>
+        <w:tc>
+          <w:tcPr>
+            <w:tcW w:type="dxa" w:w="2880"/>
+          </w:tcPr>
+          <w:p>
+            <w:r/>
+          </w:p>
+        </w:tc>
+      </w:tr>
+      <w:tr>
+        <w:tc>
+          <w:tcPr>
+            <w:tcW w:type="dxa" w:w="2880"/>
+          </w:tcPr>
+          <w:p>
+            <w:r>
+              <w:t>**Comentarios**</w:t>
+            </w:r>
+          </w:p>
+        </w:tc>
+        <w:tc>
+          <w:tcPr>
+            <w:tcW w:type="dxa" w:w="2880"/>
+          </w:tcPr>
+          <w:p>
+            <w:r>
+              <w:t>Se usa djangorestframework-simplejwt en backend y se recomiendan interceptores y guards de ruta en frontend.</w:t>
+            </w:r>
+          </w:p>
+        </w:tc>
+        <w:tc>
+          <w:tcPr>
+            <w:tcW w:type="dxa" w:w="2880"/>
+          </w:tcPr>
+          <w:p>
+            <w:r/>
+          </w:p>
+        </w:tc>
+      </w:tr>
+    </w:tbl>
+    <w:p/>
+    <w:p>
+      <w:pPr>
+        <w:pStyle w:val="Heading2"/>
+      </w:pPr>
+      <w:r>
+        <w:rPr>
+          <w:rFonts w:ascii="Calibri" w:hAnsi="Calibri"/>
+        </w:rPr>
+        <w:t>8.5 REQ-03 — Visualización de tienda por categorías</w:t>
+      </w:r>
+    </w:p>
+    <w:tbl>
+      <w:tblPr>
+        <w:tblStyle w:val="TableGrid"/>
+        <w:tblW w:type="auto" w:w="0"/>
+        <w:tblLook w:firstColumn="1" w:firstRow="1" w:lastColumn="0" w:lastRow="0" w:noHBand="0" w:noVBand="1" w:val="04A0"/>
+      </w:tblPr>
+      <w:tblGrid>
+        <w:gridCol w:w="2880"/>
+        <w:gridCol w:w="2880"/>
+        <w:gridCol w:w="2880"/>
+      </w:tblGrid>
+      <w:tr>
+        <w:tc>
+          <w:tcPr>
+            <w:tcW w:type="dxa" w:w="2880"/>
+          </w:tcPr>
+          <w:p>
+            <w:r>
+              <w:t>**Código**</w:t>
+            </w:r>
+          </w:p>
+        </w:tc>
+        <w:tc>
+          <w:tcPr>
+            <w:tcW w:type="dxa" w:w="2880"/>
+          </w:tcPr>
+          <w:p>
+            <w:r>
+              <w:t>REQ-03</w:t>
+            </w:r>
+          </w:p>
+        </w:tc>
+        <w:tc>
+          <w:tcPr>
+            <w:tcW w:type="dxa" w:w="2880"/>
+          </w:tcPr>
+          <w:p>
+            <w:r/>
+          </w:p>
+        </w:tc>
+      </w:tr>
+      <w:tr>
+        <w:tc>
+          <w:tcPr>
+            <w:tcW w:type="dxa" w:w="2880"/>
+          </w:tcPr>
+          <w:p>
+            <w:r>
+              <w:t>**Nombre**</w:t>
+            </w:r>
+          </w:p>
+        </w:tc>
+        <w:tc>
+          <w:tcPr>
+            <w:tcW w:type="dxa" w:w="2880"/>
+          </w:tcPr>
+          <w:p>
+            <w:r>
+              <w:t>Visualización de tienda por categorías</w:t>
+            </w:r>
+          </w:p>
+        </w:tc>
+        <w:tc>
+          <w:tcPr>
+            <w:tcW w:type="dxa" w:w="2880"/>
+          </w:tcPr>
+          <w:p>
+            <w:r/>
+          </w:p>
+        </w:tc>
+      </w:tr>
+      <w:tr>
+        <w:tc>
+          <w:tcPr>
+            <w:tcW w:type="dxa" w:w="2880"/>
+          </w:tcPr>
+          <w:p>
+            <w:r>
+              <w:t>**Descripción**</w:t>
+            </w:r>
+          </w:p>
+        </w:tc>
+        <w:tc>
+          <w:tcPr>
+            <w:tcW w:type="dxa" w:w="2880"/>
+          </w:tcPr>
+          <w:p>
+            <w:r>
+              <w:t>Permite al cliente explorar la tienda, filtrar por categorías y ver el catálogo de comercios y productos disponibles con su información básica.</w:t>
+            </w:r>
+          </w:p>
+        </w:tc>
+        <w:tc>
+          <w:tcPr>
+            <w:tcW w:type="dxa" w:w="2880"/>
+          </w:tcPr>
+          <w:p>
+            <w:r/>
+          </w:p>
+        </w:tc>
+      </w:tr>
+      <w:tr>
+        <w:tc>
+          <w:tcPr>
+            <w:tcW w:type="dxa" w:w="2880"/>
+          </w:tcPr>
+          <w:p>
+            <w:r>
+              <w:t>**Actores**</w:t>
+            </w:r>
+          </w:p>
+        </w:tc>
+        <w:tc>
+          <w:tcPr>
+            <w:tcW w:type="dxa" w:w="2880"/>
+          </w:tcPr>
+          <w:p>
+            <w:r>
+              <w:t>Cliente, App Flutter/Web, API Django</w:t>
+            </w:r>
+          </w:p>
+        </w:tc>
+        <w:tc>
+          <w:tcPr>
+            <w:tcW w:type="dxa" w:w="2880"/>
+          </w:tcPr>
+          <w:p>
+            <w:r/>
+          </w:p>
+        </w:tc>
+      </w:tr>
+      <w:tr>
+        <w:tc>
+          <w:tcPr>
+            <w:tcW w:type="dxa" w:w="2880"/>
+          </w:tcPr>
+          <w:p>
+            <w:r>
+              <w:t>**Precondición**</w:t>
+            </w:r>
+          </w:p>
+        </w:tc>
+        <w:tc>
+          <w:tcPr>
+            <w:tcW w:type="dxa" w:w="2880"/>
+          </w:tcPr>
+          <w:p>
+            <w:r>
+              <w:t>El cliente debe estar autenticado y deben existir categorías, comercios y productos registrados y activos.</w:t>
+            </w:r>
+          </w:p>
+        </w:tc>
+        <w:tc>
+          <w:tcPr>
+            <w:tcW w:type="dxa" w:w="2880"/>
+          </w:tcPr>
+          <w:p>
+            <w:r/>
+          </w:p>
+        </w:tc>
+      </w:tr>
+      <w:tr>
+        <w:tc>
+          <w:tcPr>
+            <w:tcW w:type="dxa" w:w="2880"/>
+          </w:tcPr>
+          <w:p>
+            <w:r>
+              <w:t>**Secuencia normal**</w:t>
+            </w:r>
+          </w:p>
+        </w:tc>
+        <w:tc>
+          <w:tcPr>
+            <w:tcW w:type="dxa" w:w="2880"/>
+          </w:tcPr>
+          <w:p>
+            <w:r>
+              <w:t>El cliente ingresa al módulo de tienda, la app consulta categorías y comercios, muestra los productos por categoría y permite seleccionar productos para el carrito.</w:t>
+            </w:r>
+          </w:p>
+        </w:tc>
+        <w:tc>
+          <w:tcPr>
+            <w:tcW w:type="dxa" w:w="2880"/>
+          </w:tcPr>
+          <w:p>
+            <w:r/>
+          </w:p>
+        </w:tc>
+      </w:tr>
+    </w:tbl>
+    <w:p/>
+    <w:p>
+      <w:pPr>
+        <w:pStyle w:val="Heading2"/>
+      </w:pPr>
+      <w:r>
+        <w:rPr>
+          <w:rFonts w:ascii="Calibri" w:hAnsi="Calibri"/>
+        </w:rPr>
+        <w:t>8.6 REQ-04/REQ-05 — Carrito y orden de compra</w:t>
+      </w:r>
+    </w:p>
+    <w:tbl>
+      <w:tblPr>
+        <w:tblStyle w:val="TableGrid"/>
+        <w:tblW w:type="auto" w:w="0"/>
+        <w:tblLook w:firstColumn="1" w:firstRow="1" w:lastColumn="0" w:lastRow="0" w:noHBand="0" w:noVBand="1" w:val="04A0"/>
+      </w:tblPr>
+      <w:tblGrid>
+        <w:gridCol w:w="2880"/>
+        <w:gridCol w:w="2880"/>
+        <w:gridCol w:w="2880"/>
+      </w:tblGrid>
+      <w:tr>
+        <w:tc>
+          <w:tcPr>
+            <w:tcW w:type="dxa" w:w="2880"/>
+          </w:tcPr>
+          <w:p>
+            <w:r>
+              <w:t>**Código**</w:t>
+            </w:r>
+          </w:p>
+        </w:tc>
+        <w:tc>
+          <w:tcPr>
+            <w:tcW w:type="dxa" w:w="2880"/>
+          </w:tcPr>
+          <w:p>
+            <w:r>
+              <w:t>REQ-04 / REQ-05</w:t>
+            </w:r>
+          </w:p>
+        </w:tc>
+        <w:tc>
+          <w:tcPr>
+            <w:tcW w:type="dxa" w:w="2880"/>
+          </w:tcPr>
+          <w:p>
+            <w:r/>
+          </w:p>
+        </w:tc>
+      </w:tr>
+      <w:tr>
+        <w:tc>
+          <w:tcPr>
+            <w:tcW w:type="dxa" w:w="2880"/>
+          </w:tcPr>
+          <w:p>
+            <w:r>
+              <w:t>**Nombre**</w:t>
+            </w:r>
+          </w:p>
+        </w:tc>
+        <w:tc>
+          <w:tcPr>
+            <w:tcW w:type="dxa" w:w="2880"/>
+          </w:tcPr>
+          <w:p>
+            <w:r>
+              <w:t>Carrito de compras y generación de orden</w:t>
+            </w:r>
+          </w:p>
+        </w:tc>
+        <w:tc>
+          <w:tcPr>
+            <w:tcW w:type="dxa" w:w="2880"/>
+          </w:tcPr>
+          <w:p>
+            <w:r/>
+          </w:p>
+        </w:tc>
+      </w:tr>
+      <w:tr>
+        <w:tc>
+          <w:tcPr>
+            <w:tcW w:type="dxa" w:w="2880"/>
+          </w:tcPr>
+          <w:p>
+            <w:r>
+              <w:t>**Descripción**</w:t>
+            </w:r>
+          </w:p>
+        </w:tc>
+        <w:tc>
+          <w:tcPr>
+            <w:tcW w:type="dxa" w:w="2880"/>
+          </w:tcPr>
+          <w:p>
+            <w:r>
+              <w:t>Permite al cliente agregar productos al carrito, ajustar cantidades y confirmar un pedido, generando una orden en el backend con estado inicial PENDIENTE.</w:t>
+            </w:r>
+          </w:p>
+        </w:tc>
+        <w:tc>
+          <w:tcPr>
+            <w:tcW w:type="dxa" w:w="2880"/>
+          </w:tcPr>
+          <w:p>
+            <w:r/>
+          </w:p>
+        </w:tc>
+      </w:tr>
+      <w:tr>
+        <w:tc>
+          <w:tcPr>
+            <w:tcW w:type="dxa" w:w="2880"/>
+          </w:tcPr>
+          <w:p>
+            <w:r>
+              <w:t>**Actores**</w:t>
+            </w:r>
+          </w:p>
+        </w:tc>
+        <w:tc>
+          <w:tcPr>
+            <w:tcW w:type="dxa" w:w="2880"/>
+          </w:tcPr>
+          <w:p>
+            <w:r>
+              <w:t>Cliente, App Flutter/Web, API Django, Comercio</w:t>
+            </w:r>
+          </w:p>
+        </w:tc>
+        <w:tc>
+          <w:tcPr>
+            <w:tcW w:type="dxa" w:w="2880"/>
+          </w:tcPr>
+          <w:p>
+            <w:r/>
+          </w:p>
+        </w:tc>
+      </w:tr>
+      <w:tr>
+        <w:tc>
+          <w:tcPr>
+            <w:tcW w:type="dxa" w:w="2880"/>
+          </w:tcPr>
+          <w:p>
+            <w:r>
+              <w:t>**Precondición**</w:t>
+            </w:r>
+          </w:p>
+        </w:tc>
+        <w:tc>
+          <w:tcPr>
+            <w:tcW w:type="dxa" w:w="2880"/>
+          </w:tcPr>
+          <w:p>
+            <w:r>
+              <w:t>El cliente debe estar autenticado, haber seleccionado productos válidos y existir productos disponibles asociados a un comercio.</w:t>
+            </w:r>
+          </w:p>
+        </w:tc>
+        <w:tc>
+          <w:tcPr>
+            <w:tcW w:type="dxa" w:w="2880"/>
+          </w:tcPr>
+          <w:p>
+            <w:r/>
+          </w:p>
+        </w:tc>
+      </w:tr>
+      <w:tr>
+        <w:tc>
+          <w:tcPr>
+            <w:tcW w:type="dxa" w:w="2880"/>
+          </w:tcPr>
+          <w:p>
+            <w:r>
+              <w:t>**Secuencia normal**</w:t>
+            </w:r>
+          </w:p>
+        </w:tc>
+        <w:tc>
+          <w:tcPr>
+            <w:tcW w:type="dxa" w:w="2880"/>
+          </w:tcPr>
+          <w:p>
+            <w:r>
+              <w:t>El cliente agrega productos al carrito, revisa el resumen, confirma la compra y la app envía la orden al backend, que valida y crea la Orden y sus ítems.</w:t>
+            </w:r>
+          </w:p>
+        </w:tc>
+        <w:tc>
+          <w:tcPr>
+            <w:tcW w:type="dxa" w:w="2880"/>
+          </w:tcPr>
+          <w:p>
+            <w:r/>
+          </w:p>
+        </w:tc>
+      </w:tr>
+      <w:tr>
+        <w:tc>
+          <w:tcPr>
+            <w:tcW w:type="dxa" w:w="2880"/>
+          </w:tcPr>
+          <w:p>
+            <w:r>
+              <w:t>**Secuencia alterna**</w:t>
+            </w:r>
+          </w:p>
+        </w:tc>
+        <w:tc>
+          <w:tcPr>
+            <w:tcW w:type="dxa" w:w="2880"/>
+          </w:tcPr>
+          <w:p>
+            <w:r>
+              <w:t>El cliente puede vaciar o modificar el carrito antes de confirmar la orden.</w:t>
+            </w:r>
+          </w:p>
+        </w:tc>
+        <w:tc>
+          <w:tcPr>
+            <w:tcW w:type="dxa" w:w="2880"/>
+          </w:tcPr>
+          <w:p>
+            <w:r/>
+          </w:p>
+        </w:tc>
+      </w:tr>
+      <w:tr>
+        <w:tc>
+          <w:tcPr>
+            <w:tcW w:type="dxa" w:w="2880"/>
+          </w:tcPr>
+          <w:p>
+            <w:r>
+              <w:t>**Excepciones**</w:t>
+            </w:r>
+          </w:p>
+        </w:tc>
+        <w:tc>
+          <w:tcPr>
+            <w:tcW w:type="dxa" w:w="2880"/>
+          </w:tcPr>
+          <w:p>
+            <w:r>
+              <w:t>Si hay productos inactivos o datos inconsistentes en el carrito, el backend rechaza la orden con mensajes de validación.</w:t>
+            </w:r>
+          </w:p>
+        </w:tc>
+        <w:tc>
+          <w:tcPr>
+            <w:tcW w:type="dxa" w:w="2880"/>
+          </w:tcPr>
+          <w:p>
+            <w:r/>
+          </w:p>
+        </w:tc>
+      </w:tr>
+    </w:tbl>
+    <w:p/>
+    <w:p>
+      <w:pPr>
+        <w:pStyle w:val="Heading2"/>
+      </w:pPr>
+      <w:r>
+        <w:rPr>
+          <w:rFonts w:ascii="Calibri" w:hAnsi="Calibri"/>
+        </w:rPr>
+        <w:t>8.7 REQ-06/REQ-07 — Solicitud de domicilio y asignación automática</w:t>
+      </w:r>
+    </w:p>
+    <w:tbl>
+      <w:tblPr>
+        <w:tblStyle w:val="TableGrid"/>
+        <w:tblW w:type="auto" w:w="0"/>
+        <w:tblLook w:firstColumn="1" w:firstRow="1" w:lastColumn="0" w:lastRow="0" w:noHBand="0" w:noVBand="1" w:val="04A0"/>
+      </w:tblPr>
+      <w:tblGrid>
+        <w:gridCol w:w="2880"/>
+        <w:gridCol w:w="2880"/>
+        <w:gridCol w:w="2880"/>
+      </w:tblGrid>
+      <w:tr>
+        <w:tc>
+          <w:tcPr>
+            <w:tcW w:type="dxa" w:w="2880"/>
+          </w:tcPr>
+          <w:p>
+            <w:r>
+              <w:t>**Código**</w:t>
+            </w:r>
+          </w:p>
+        </w:tc>
+        <w:tc>
+          <w:tcPr>
+            <w:tcW w:type="dxa" w:w="2880"/>
+          </w:tcPr>
+          <w:p>
+            <w:r>
+              <w:t>REQ-06 / REQ-07</w:t>
+            </w:r>
+          </w:p>
+        </w:tc>
+        <w:tc>
+          <w:tcPr>
+            <w:tcW w:type="dxa" w:w="2880"/>
+          </w:tcPr>
+          <w:p>
+            <w:r/>
+          </w:p>
+        </w:tc>
+      </w:tr>
+      <w:tr>
+        <w:tc>
+          <w:tcPr>
+            <w:tcW w:type="dxa" w:w="2880"/>
+          </w:tcPr>
+          <w:p>
+            <w:r>
+              <w:t>**Nombre**</w:t>
+            </w:r>
+          </w:p>
+        </w:tc>
+        <w:tc>
+          <w:tcPr>
+            <w:tcW w:type="dxa" w:w="2880"/>
+          </w:tcPr>
+          <w:p>
+            <w:r>
+              <w:t>Solicitud de domicilio y asignación automática</w:t>
+            </w:r>
+          </w:p>
+        </w:tc>
+        <w:tc>
+          <w:tcPr>
+            <w:tcW w:type="dxa" w:w="2880"/>
+          </w:tcPr>
+          <w:p>
+            <w:r/>
+          </w:p>
+        </w:tc>
+      </w:tr>
+      <w:tr>
+        <w:tc>
+          <w:tcPr>
+            <w:tcW w:type="dxa" w:w="2880"/>
+          </w:tcPr>
+          <w:p>
+            <w:r>
+              <w:t>**Descripción**</w:t>
+            </w:r>
+          </w:p>
+        </w:tc>
+        <w:tc>
+          <w:tcPr>
+            <w:tcW w:type="dxa" w:w="2880"/>
+          </w:tcPr>
+          <w:p>
+            <w:r>
+              <w:t>Permite al cliente solicitar un domicilio indicando datos de recogida y entrega, mientras el sistema asigna automáticamente un domiciliario disponible siguiendo una regla de negocio definida.</w:t>
+            </w:r>
+          </w:p>
+        </w:tc>
+        <w:tc>
+          <w:tcPr>
+            <w:tcW w:type="dxa" w:w="2880"/>
+          </w:tcPr>
+          <w:p>
+            <w:r/>
+          </w:p>
+        </w:tc>
+      </w:tr>
+      <w:tr>
+        <w:tc>
+          <w:tcPr>
+            <w:tcW w:type="dxa" w:w="2880"/>
+          </w:tcPr>
+          <w:p>
+            <w:r>
+              <w:t>**Actores**</w:t>
+            </w:r>
+          </w:p>
+        </w:tc>
+        <w:tc>
+          <w:tcPr>
+            <w:tcW w:type="dxa" w:w="2880"/>
+          </w:tcPr>
+          <w:p>
+            <w:r>
+              <w:t>Cliente, Domiciliario, App Flutter/Web, API Django</w:t>
+            </w:r>
+          </w:p>
+        </w:tc>
+        <w:tc>
+          <w:tcPr>
+            <w:tcW w:type="dxa" w:w="2880"/>
+          </w:tcPr>
+          <w:p>
+            <w:r/>
+          </w:p>
+        </w:tc>
+      </w:tr>
+      <w:tr>
+        <w:tc>
+          <w:tcPr>
+            <w:tcW w:type="dxa" w:w="2880"/>
+          </w:tcPr>
+          <w:p>
+            <w:r>
+              <w:t>**Precondición**</w:t>
+            </w:r>
+          </w:p>
+        </w:tc>
+        <w:tc>
+          <w:tcPr>
+            <w:tcW w:type="dxa" w:w="2880"/>
+          </w:tcPr>
+          <w:p>
+            <w:r>
+              <w:t>El cliente debe estar autenticado y debe existir al menos un domiciliario con estado DISPONIBLE.</w:t>
+            </w:r>
+          </w:p>
+        </w:tc>
+        <w:tc>
+          <w:tcPr>
+            <w:tcW w:type="dxa" w:w="2880"/>
+          </w:tcPr>
+          <w:p>
+            <w:r/>
+          </w:p>
+        </w:tc>
+      </w:tr>
+      <w:tr>
+        <w:tc>
+          <w:tcPr>
+            <w:tcW w:type="dxa" w:w="2880"/>
+          </w:tcPr>
+          <w:p>
+            <w:r>
+              <w:t>**Secuencia normal**</w:t>
+            </w:r>
+          </w:p>
+        </w:tc>
+        <w:tc>
+          <w:tcPr>
+            <w:tcW w:type="dxa" w:w="2880"/>
+          </w:tcPr>
+          <w:p>
+            <w:r>
+              <w:t>El cliente crea la solicitud de domicilio, el backend la registra y ejecuta la lógica de asignación automática para seleccionar un domiciliario disponible y actualizar el estado.</w:t>
+            </w:r>
+          </w:p>
+        </w:tc>
+        <w:tc>
+          <w:tcPr>
+            <w:tcW w:type="dxa" w:w="2880"/>
+          </w:tcPr>
+          <w:p>
+            <w:r/>
+          </w:p>
+        </w:tc>
+      </w:tr>
+      <w:tr>
+        <w:tc>
+          <w:tcPr>
+            <w:tcW w:type="dxa" w:w="2880"/>
+          </w:tcPr>
+          <w:p>
+            <w:r>
+              <w:t>**Secuencia alterna**</w:t>
+            </w:r>
+          </w:p>
+        </w:tc>
+        <w:tc>
+          <w:tcPr>
+            <w:tcW w:type="dxa" w:w="2880"/>
+          </w:tcPr>
+          <w:p>
+            <w:r>
+              <w:t>Si no hay domiciliarios DISPONIBLE, la solicitud puede quedar en espera y se notifica al cliente de la falta de disponibilidad.</w:t>
+            </w:r>
+          </w:p>
+        </w:tc>
+        <w:tc>
+          <w:tcPr>
+            <w:tcW w:type="dxa" w:w="2880"/>
+          </w:tcPr>
+          <w:p>
+            <w:r/>
+          </w:p>
+        </w:tc>
+      </w:tr>
+    </w:tbl>
+    <w:p/>
+    <w:p>
+      <w:pPr>
+        <w:pStyle w:val="Heading2"/>
+      </w:pPr>
+      <w:r>
+        <w:rPr>
+          <w:rFonts w:ascii="Calibri" w:hAnsi="Calibri"/>
+        </w:rPr>
+        <w:t>8.8 REQ-08 — Seguimiento de domicilio</w:t>
+      </w:r>
+    </w:p>
+    <w:tbl>
+      <w:tblPr>
+        <w:tblStyle w:val="TableGrid"/>
+        <w:tblW w:type="auto" w:w="0"/>
+        <w:tblLook w:firstColumn="1" w:firstRow="1" w:lastColumn="0" w:lastRow="0" w:noHBand="0" w:noVBand="1" w:val="04A0"/>
+      </w:tblPr>
+      <w:tblGrid>
+        <w:gridCol w:w="2880"/>
+        <w:gridCol w:w="2880"/>
+        <w:gridCol w:w="2880"/>
+      </w:tblGrid>
+      <w:tr>
+        <w:tc>
+          <w:tcPr>
+            <w:tcW w:type="dxa" w:w="2880"/>
+          </w:tcPr>
+          <w:p>
+            <w:r>
+              <w:t>**Código**</w:t>
+            </w:r>
+          </w:p>
+        </w:tc>
+        <w:tc>
+          <w:tcPr>
+            <w:tcW w:type="dxa" w:w="2880"/>
+          </w:tcPr>
+          <w:p>
+            <w:r>
+              <w:t>REQ-08</w:t>
+            </w:r>
+          </w:p>
+        </w:tc>
+        <w:tc>
+          <w:tcPr>
+            <w:tcW w:type="dxa" w:w="2880"/>
+          </w:tcPr>
+          <w:p>
+            <w:r/>
+          </w:p>
+        </w:tc>
+      </w:tr>
+      <w:tr>
+        <w:tc>
+          <w:tcPr>
+            <w:tcW w:type="dxa" w:w="2880"/>
+          </w:tcPr>
+          <w:p>
+            <w:r>
+              <w:t>**Nombre**</w:t>
+            </w:r>
+          </w:p>
+        </w:tc>
+        <w:tc>
+          <w:tcPr>
+            <w:tcW w:type="dxa" w:w="2880"/>
+          </w:tcPr>
+          <w:p>
+            <w:r>
+              <w:t>Seguimiento del estado del domicilio</w:t>
+            </w:r>
+          </w:p>
+        </w:tc>
+        <w:tc>
+          <w:tcPr>
+            <w:tcW w:type="dxa" w:w="2880"/>
+          </w:tcPr>
+          <w:p>
+            <w:r/>
+          </w:p>
+        </w:tc>
+      </w:tr>
+      <w:tr>
+        <w:tc>
+          <w:tcPr>
+            <w:tcW w:type="dxa" w:w="2880"/>
+          </w:tcPr>
+          <w:p>
+            <w:r>
+              <w:t>**Descripción**</w:t>
+            </w:r>
+          </w:p>
+        </w:tc>
+        <w:tc>
+          <w:tcPr>
+            <w:tcW w:type="dxa" w:w="2880"/>
+          </w:tcPr>
+          <w:p>
+            <w:r>
+              <w:t>Permite a cliente y domiciliario consultar y actualizar el estado de una solicitud de domicilio a lo largo de su ciclo de vida.</w:t>
+            </w:r>
+          </w:p>
+        </w:tc>
+        <w:tc>
+          <w:tcPr>
+            <w:tcW w:type="dxa" w:w="2880"/>
+          </w:tcPr>
+          <w:p>
+            <w:r/>
+          </w:p>
+        </w:tc>
+      </w:tr>
+      <w:tr>
+        <w:tc>
+          <w:tcPr>
+            <w:tcW w:type="dxa" w:w="2880"/>
+          </w:tcPr>
+          <w:p>
+            <w:r>
+              <w:t>**Actores**</w:t>
+            </w:r>
+          </w:p>
+        </w:tc>
+        <w:tc>
+          <w:tcPr>
+            <w:tcW w:type="dxa" w:w="2880"/>
+          </w:tcPr>
+          <w:p>
+            <w:r>
+              <w:t>Cliente, Domiciliario, Administrador, App Flutter/Web, API Django</w:t>
+            </w:r>
+          </w:p>
+        </w:tc>
+        <w:tc>
+          <w:tcPr>
+            <w:tcW w:type="dxa" w:w="2880"/>
+          </w:tcPr>
+          <w:p>
+            <w:r/>
+          </w:p>
+        </w:tc>
+      </w:tr>
+      <w:tr>
+        <w:tc>
+          <w:tcPr>
+            <w:tcW w:type="dxa" w:w="2880"/>
+          </w:tcPr>
+          <w:p>
+            <w:r>
+              <w:t>**Precondición**</w:t>
+            </w:r>
+          </w:p>
+        </w:tc>
+        <w:tc>
+          <w:tcPr>
+            <w:tcW w:type="dxa" w:w="2880"/>
+          </w:tcPr>
+          <w:p>
+            <w:r>
+              <w:t>Debe existir una solicitud de domicilio registrada y los usuarios deben estar autenticados.</w:t>
+            </w:r>
+          </w:p>
+        </w:tc>
+        <w:tc>
+          <w:tcPr>
+            <w:tcW w:type="dxa" w:w="2880"/>
+          </w:tcPr>
+          <w:p>
+            <w:r/>
+          </w:p>
+        </w:tc>
+      </w:tr>
+      <w:tr>
+        <w:tc>
+          <w:tcPr>
+            <w:tcW w:type="dxa" w:w="2880"/>
+          </w:tcPr>
+          <w:p>
+            <w:r>
+              <w:t>**Secuencia normal**</w:t>
+            </w:r>
+          </w:p>
+        </w:tc>
+        <w:tc>
+          <w:tcPr>
+            <w:tcW w:type="dxa" w:w="2880"/>
+          </w:tcPr>
+          <w:p>
+            <w:r>
+              <w:t>El cliente consulta el detalle y ve el estado, el domiciliario actualiza el estado según avanza la entrega y el backend registra cada cambio mediante endpoints dedicados.</w:t>
+            </w:r>
+          </w:p>
+        </w:tc>
+        <w:tc>
+          <w:tcPr>
+            <w:tcW w:type="dxa" w:w="2880"/>
+          </w:tcPr>
+          <w:p>
+            <w:r/>
+          </w:p>
+        </w:tc>
+      </w:tr>
+    </w:tbl>
+    <w:p/>
+    <w:p>
+      <w:pPr>
+        <w:pStyle w:val="Heading2"/>
+      </w:pPr>
+      <w:r>
+        <w:rPr>
+          <w:rFonts w:ascii="Calibri" w:hAnsi="Calibri"/>
+        </w:rPr>
+        <w:t>8.9 REQ-09 — Perfil de prestador de servicios</w:t>
+      </w:r>
+    </w:p>
+    <w:tbl>
+      <w:tblPr>
+        <w:tblStyle w:val="TableGrid"/>
+        <w:tblW w:type="auto" w:w="0"/>
+        <w:tblLook w:firstColumn="1" w:firstRow="1" w:lastColumn="0" w:lastRow="0" w:noHBand="0" w:noVBand="1" w:val="04A0"/>
+      </w:tblPr>
+      <w:tblGrid>
+        <w:gridCol w:w="2880"/>
+        <w:gridCol w:w="2880"/>
+        <w:gridCol w:w="2880"/>
+      </w:tblGrid>
+      <w:tr>
+        <w:tc>
+          <w:tcPr>
+            <w:tcW w:type="dxa" w:w="2880"/>
+          </w:tcPr>
+          <w:p>
+            <w:r>
+              <w:t>**Código**</w:t>
+            </w:r>
+          </w:p>
+        </w:tc>
+        <w:tc>
+          <w:tcPr>
+            <w:tcW w:type="dxa" w:w="2880"/>
+          </w:tcPr>
+          <w:p>
+            <w:r>
+              <w:t>REQ-09</w:t>
+            </w:r>
+          </w:p>
+        </w:tc>
+        <w:tc>
+          <w:tcPr>
+            <w:tcW w:type="dxa" w:w="2880"/>
+          </w:tcPr>
+          <w:p>
+            <w:r/>
+          </w:p>
+        </w:tc>
+      </w:tr>
+      <w:tr>
+        <w:tc>
+          <w:tcPr>
+            <w:tcW w:type="dxa" w:w="2880"/>
+          </w:tcPr>
+          <w:p>
+            <w:r>
+              <w:t>**Nombre**</w:t>
+            </w:r>
+          </w:p>
+        </w:tc>
+        <w:tc>
+          <w:tcPr>
+            <w:tcW w:type="dxa" w:w="2880"/>
+          </w:tcPr>
+          <w:p>
+            <w:r>
+              <w:t>Gestión de perfil de prestador de servicios</w:t>
+            </w:r>
+          </w:p>
+        </w:tc>
+        <w:tc>
+          <w:tcPr>
+            <w:tcW w:type="dxa" w:w="2880"/>
+          </w:tcPr>
+          <w:p>
+            <w:r/>
+          </w:p>
+        </w:tc>
+      </w:tr>
+      <w:tr>
+        <w:tc>
+          <w:tcPr>
+            <w:tcW w:type="dxa" w:w="2880"/>
+          </w:tcPr>
+          <w:p>
+            <w:r>
+              <w:t>**Descripción**</w:t>
+            </w:r>
+          </w:p>
+        </w:tc>
+        <w:tc>
+          <w:tcPr>
+            <w:tcW w:type="dxa" w:w="2880"/>
+          </w:tcPr>
+          <w:p>
+            <w:r>
+              <w:t>Permite a un usuario con rol PRESTADOR completar y actualizar su perfil profesional, incluyendo foto, descripción, categoría y hoja de vida.</w:t>
+            </w:r>
+          </w:p>
+        </w:tc>
+        <w:tc>
+          <w:tcPr>
+            <w:tcW w:type="dxa" w:w="2880"/>
+          </w:tcPr>
+          <w:p>
+            <w:r/>
+          </w:p>
+        </w:tc>
+      </w:tr>
+      <w:tr>
+        <w:tc>
+          <w:tcPr>
+            <w:tcW w:type="dxa" w:w="2880"/>
+          </w:tcPr>
+          <w:p>
+            <w:r>
+              <w:t>**Actores**</w:t>
+            </w:r>
+          </w:p>
+        </w:tc>
+        <w:tc>
+          <w:tcPr>
+            <w:tcW w:type="dxa" w:w="2880"/>
+          </w:tcPr>
+          <w:p>
+            <w:r>
+              <w:t>Prestador de Servicio, Administrador, App Flutter/Web, API Django</w:t>
+            </w:r>
+          </w:p>
+        </w:tc>
+        <w:tc>
+          <w:tcPr>
+            <w:tcW w:type="dxa" w:w="2880"/>
+          </w:tcPr>
+          <w:p>
+            <w:r/>
+          </w:p>
+        </w:tc>
+      </w:tr>
+      <w:tr>
+        <w:tc>
+          <w:tcPr>
+            <w:tcW w:type="dxa" w:w="2880"/>
+          </w:tcPr>
+          <w:p>
+            <w:r>
+              <w:t>**Precondición**</w:t>
+            </w:r>
+          </w:p>
+        </w:tc>
+        <w:tc>
+          <w:tcPr>
+            <w:tcW w:type="dxa" w:w="2880"/>
+          </w:tcPr>
+          <w:p>
+            <w:r>
+              <w:t>El usuario debe estar registrado con rol PRESTADOR y autenticado en la app.</w:t>
+            </w:r>
+          </w:p>
+        </w:tc>
+        <w:tc>
+          <w:tcPr>
+            <w:tcW w:type="dxa" w:w="2880"/>
+          </w:tcPr>
+          <w:p>
+            <w:r/>
+          </w:p>
+        </w:tc>
+      </w:tr>
+      <w:tr>
+        <w:tc>
+          <w:tcPr>
+            <w:tcW w:type="dxa" w:w="2880"/>
+          </w:tcPr>
+          <w:p>
+            <w:r>
+              <w:t>**Secuencia normal**</w:t>
+            </w:r>
+          </w:p>
+        </w:tc>
+        <w:tc>
+          <w:tcPr>
+            <w:tcW w:type="dxa" w:w="2880"/>
+          </w:tcPr>
+          <w:p>
+            <w:r>
+              <w:t>El prestador accede a su perfil, completa o actualiza la información y adjunta archivos; la app envía los datos y el backend guarda el perfil en estado PENDIENTE.</w:t>
+            </w:r>
+          </w:p>
+        </w:tc>
+        <w:tc>
+          <w:tcPr>
+            <w:tcW w:type="dxa" w:w="2880"/>
+          </w:tcPr>
+          <w:p>
+            <w:r/>
+          </w:p>
+        </w:tc>
+      </w:tr>
+    </w:tbl>
+    <w:p/>
+    <w:p>
+      <w:pPr>
+        <w:pStyle w:val="Heading2"/>
+      </w:pPr>
+      <w:r>
+        <w:rPr>
+          <w:rFonts w:ascii="Calibri" w:hAnsi="Calibri"/>
+        </w:rPr>
+        <w:t>8.10 REQ-10 — Aprobación de prestadores</w:t>
+      </w:r>
+    </w:p>
+    <w:tbl>
+      <w:tblPr>
+        <w:tblStyle w:val="TableGrid"/>
+        <w:tblW w:type="auto" w:w="0"/>
+        <w:tblLook w:firstColumn="1" w:firstRow="1" w:lastColumn="0" w:lastRow="0" w:noHBand="0" w:noVBand="1" w:val="04A0"/>
+      </w:tblPr>
+      <w:tblGrid>
+        <w:gridCol w:w="2880"/>
+        <w:gridCol w:w="2880"/>
+        <w:gridCol w:w="2880"/>
+      </w:tblGrid>
+      <w:tr>
+        <w:tc>
+          <w:tcPr>
+            <w:tcW w:type="dxa" w:w="2880"/>
+          </w:tcPr>
+          <w:p>
+            <w:r>
+              <w:t>**Código**</w:t>
+            </w:r>
+          </w:p>
+        </w:tc>
+        <w:tc>
+          <w:tcPr>
+            <w:tcW w:type="dxa" w:w="2880"/>
+          </w:tcPr>
+          <w:p>
+            <w:r>
+              <w:t>REQ-10</w:t>
+            </w:r>
+          </w:p>
+        </w:tc>
+        <w:tc>
+          <w:tcPr>
+            <w:tcW w:type="dxa" w:w="2880"/>
+          </w:tcPr>
+          <w:p>
+            <w:r/>
+          </w:p>
+        </w:tc>
+      </w:tr>
+      <w:tr>
+        <w:tc>
+          <w:tcPr>
+            <w:tcW w:type="dxa" w:w="2880"/>
+          </w:tcPr>
+          <w:p>
+            <w:r>
+              <w:t>**Nombre**</w:t>
+            </w:r>
+          </w:p>
+        </w:tc>
+        <w:tc>
+          <w:tcPr>
+            <w:tcW w:type="dxa" w:w="2880"/>
+          </w:tcPr>
+          <w:p>
+            <w:r>
+              <w:t>Aprobación o rechazo de prestadores de servicios</w:t>
+            </w:r>
+          </w:p>
+        </w:tc>
+        <w:tc>
+          <w:tcPr>
+            <w:tcW w:type="dxa" w:w="2880"/>
+          </w:tcPr>
+          <w:p>
+            <w:r/>
+          </w:p>
+        </w:tc>
+      </w:tr>
+      <w:tr>
+        <w:tc>
+          <w:tcPr>
+            <w:tcW w:type="dxa" w:w="2880"/>
+          </w:tcPr>
+          <w:p>
+            <w:r>
+              <w:t>**Descripción**</w:t>
+            </w:r>
+          </w:p>
+        </w:tc>
+        <w:tc>
+          <w:tcPr>
+            <w:tcW w:type="dxa" w:w="2880"/>
+          </w:tcPr>
+          <w:p>
+            <w:r>
+              <w:t>Permite al administrador revisar los perfiles de prestadores y decidir si aprueba o rechaza su participación en la plataforma.</w:t>
+            </w:r>
+          </w:p>
+        </w:tc>
+        <w:tc>
+          <w:tcPr>
+            <w:tcW w:type="dxa" w:w="2880"/>
+          </w:tcPr>
+          <w:p>
+            <w:r/>
+          </w:p>
+        </w:tc>
+      </w:tr>
+      <w:tr>
+        <w:tc>
+          <w:tcPr>
+            <w:tcW w:type="dxa" w:w="2880"/>
+          </w:tcPr>
+          <w:p>
+            <w:r>
+              <w:t>**Actores**</w:t>
+            </w:r>
+          </w:p>
+        </w:tc>
+        <w:tc>
+          <w:tcPr>
+            <w:tcW w:type="dxa" w:w="2880"/>
+          </w:tcPr>
+          <w:p>
+            <w:r>
+              <w:t>Administrador, Prestador de Servicio, API Django, App Flutter/Web</w:t>
+            </w:r>
+          </w:p>
+        </w:tc>
+        <w:tc>
+          <w:tcPr>
+            <w:tcW w:type="dxa" w:w="2880"/>
+          </w:tcPr>
+          <w:p>
+            <w:r/>
+          </w:p>
+        </w:tc>
+      </w:tr>
+      <w:tr>
+        <w:tc>
+          <w:tcPr>
+            <w:tcW w:type="dxa" w:w="2880"/>
+          </w:tcPr>
+          <w:p>
+            <w:r>
+              <w:t>**Precondición**</w:t>
+            </w:r>
+          </w:p>
+        </w:tc>
+        <w:tc>
+          <w:tcPr>
+            <w:tcW w:type="dxa" w:w="2880"/>
+          </w:tcPr>
+          <w:p>
+            <w:r>
+              <w:t>Deben existir perfiles de prestadores en estado PENDIENTE y el administrador debe estar autenticado con rol ADMIN.</w:t>
+            </w:r>
+          </w:p>
+        </w:tc>
+        <w:tc>
+          <w:tcPr>
+            <w:tcW w:type="dxa" w:w="2880"/>
+          </w:tcPr>
+          <w:p>
+            <w:r/>
+          </w:p>
+        </w:tc>
+      </w:tr>
+      <w:tr>
+        <w:tc>
+          <w:tcPr>
+            <w:tcW w:type="dxa" w:w="2880"/>
+          </w:tcPr>
+          <w:p>
+            <w:r>
+              <w:t>**Secuencia normal**</w:t>
+            </w:r>
+          </w:p>
+        </w:tc>
+        <w:tc>
+          <w:tcPr>
+            <w:tcW w:type="dxa" w:w="2880"/>
+          </w:tcPr>
+          <w:p>
+            <w:r>
+              <w:t>El administrador revisa los perfiles pendientes, decide aprobar o rechazar y el backend actualiza el estado y registra el motivo si aplica.</w:t>
+            </w:r>
+          </w:p>
+        </w:tc>
+        <w:tc>
+          <w:tcPr>
+            <w:tcW w:type="dxa" w:w="2880"/>
+          </w:tcPr>
+          <w:p>
+            <w:r/>
+          </w:p>
+        </w:tc>
+      </w:tr>
+    </w:tbl>
+    <w:p/>
+    <w:p>
+      <w:pPr>
+        <w:pStyle w:val="Heading2"/>
+      </w:pPr>
+      <w:r>
+        <w:rPr>
+          <w:rFonts w:ascii="Calibri" w:hAnsi="Calibri"/>
+        </w:rPr>
+        <w:t>8.11 REQ-11 — Solicitud de servicio</w:t>
+      </w:r>
+    </w:p>
+    <w:tbl>
+      <w:tblPr>
+        <w:tblStyle w:val="TableGrid"/>
+        <w:tblW w:type="auto" w:w="0"/>
+        <w:tblLook w:firstColumn="1" w:firstRow="1" w:lastColumn="0" w:lastRow="0" w:noHBand="0" w:noVBand="1" w:val="04A0"/>
+      </w:tblPr>
+      <w:tblGrid>
+        <w:gridCol w:w="2880"/>
+        <w:gridCol w:w="2880"/>
+        <w:gridCol w:w="2880"/>
+      </w:tblGrid>
+      <w:tr>
+        <w:tc>
+          <w:tcPr>
+            <w:tcW w:type="dxa" w:w="2880"/>
+          </w:tcPr>
+          <w:p>
+            <w:r>
+              <w:t>**Código**</w:t>
+            </w:r>
+          </w:p>
+        </w:tc>
+        <w:tc>
+          <w:tcPr>
+            <w:tcW w:type="dxa" w:w="2880"/>
+          </w:tcPr>
+          <w:p>
+            <w:r>
+              <w:t>REQ-11</w:t>
+            </w:r>
+          </w:p>
+        </w:tc>
+        <w:tc>
+          <w:tcPr>
+            <w:tcW w:type="dxa" w:w="2880"/>
+          </w:tcPr>
+          <w:p>
+            <w:r/>
+          </w:p>
+        </w:tc>
+      </w:tr>
+      <w:tr>
+        <w:tc>
+          <w:tcPr>
+            <w:tcW w:type="dxa" w:w="2880"/>
+          </w:tcPr>
+          <w:p>
+            <w:r>
+              <w:t>**Nombre**</w:t>
+            </w:r>
+          </w:p>
+        </w:tc>
+        <w:tc>
+          <w:tcPr>
+            <w:tcW w:type="dxa" w:w="2880"/>
+          </w:tcPr>
+          <w:p>
+            <w:r>
+              <w:t>Solicitud de servicio a prestador aprobado</w:t>
+            </w:r>
+          </w:p>
+        </w:tc>
+        <w:tc>
+          <w:tcPr>
+            <w:tcW w:type="dxa" w:w="2880"/>
+          </w:tcPr>
+          <w:p>
+            <w:r/>
+          </w:p>
+        </w:tc>
+      </w:tr>
+      <w:tr>
+        <w:tc>
+          <w:tcPr>
+            <w:tcW w:type="dxa" w:w="2880"/>
+          </w:tcPr>
+          <w:p>
+            <w:r>
+              <w:t>**Descripción**</w:t>
+            </w:r>
+          </w:p>
+        </w:tc>
+        <w:tc>
+          <w:tcPr>
+            <w:tcW w:type="dxa" w:w="2880"/>
+          </w:tcPr>
+          <w:p>
+            <w:r>
+              <w:t>Permite al cliente solicitar un servicio a un prestador aprobado, definiendo los detalles básicos y permitiendo su aceptación o rechazo por parte del prestador.</w:t>
+            </w:r>
+          </w:p>
+        </w:tc>
+        <w:tc>
+          <w:tcPr>
+            <w:tcW w:type="dxa" w:w="2880"/>
+          </w:tcPr>
+          <w:p>
+            <w:r/>
+          </w:p>
+        </w:tc>
+      </w:tr>
+      <w:tr>
+        <w:tc>
+          <w:tcPr>
+            <w:tcW w:type="dxa" w:w="2880"/>
+          </w:tcPr>
+          <w:p>
+            <w:r>
+              <w:t>**Actores**</w:t>
+            </w:r>
+          </w:p>
+        </w:tc>
+        <w:tc>
+          <w:tcPr>
+            <w:tcW w:type="dxa" w:w="2880"/>
+          </w:tcPr>
+          <w:p>
+            <w:r>
+              <w:t>Cliente, Prestador de Servicio, App Flutter/Web, API Django</w:t>
+            </w:r>
+          </w:p>
+        </w:tc>
+        <w:tc>
+          <w:tcPr>
+            <w:tcW w:type="dxa" w:w="2880"/>
+          </w:tcPr>
+          <w:p>
+            <w:r/>
+          </w:p>
+        </w:tc>
+      </w:tr>
+      <w:tr>
+        <w:tc>
+          <w:tcPr>
+            <w:tcW w:type="dxa" w:w="2880"/>
+          </w:tcPr>
+          <w:p>
+            <w:r>
+              <w:t>**Precondición**</w:t>
+            </w:r>
+          </w:p>
+        </w:tc>
+        <w:tc>
+          <w:tcPr>
+            <w:tcW w:type="dxa" w:w="2880"/>
+          </w:tcPr>
+          <w:p>
+            <w:r>
+              <w:t>Debe existir al menos un prestador en estado APROBADO y tanto cliente como prestador deben estar autenticados.</w:t>
+            </w:r>
+          </w:p>
+        </w:tc>
+        <w:tc>
+          <w:tcPr>
+            <w:tcW w:type="dxa" w:w="2880"/>
+          </w:tcPr>
+          <w:p>
+            <w:r/>
+          </w:p>
+        </w:tc>
+      </w:tr>
+      <w:tr>
+        <w:tc>
+          <w:tcPr>
+            <w:tcW w:type="dxa" w:w="2880"/>
+          </w:tcPr>
+          <w:p>
+            <w:r>
+              <w:t>**Secuencia normal**</w:t>
+            </w:r>
+          </w:p>
+        </w:tc>
+        <w:tc>
+          <w:tcPr>
+            <w:tcW w:type="dxa" w:w="2880"/>
+          </w:tcPr>
+          <w:p>
+            <w:r>
+              <w:t>El cliente crea la solicitud hacia un prestador aprobado, el backend la guarda en estado PENDIENTE y el prestador puede aceptarla o rechazarla desde su panel.</w:t>
+            </w:r>
+          </w:p>
+        </w:tc>
+        <w:tc>
+          <w:tcPr>
+            <w:tcW w:type="dxa" w:w="2880"/>
+          </w:tcPr>
+          <w:p>
+            <w:r/>
+          </w:p>
+        </w:tc>
+      </w:tr>
+    </w:tbl>
+    <w:p/>
+    <w:p>
+      <w:pPr>
+        <w:pStyle w:val="Heading2"/>
+      </w:pPr>
+      <w:r>
+        <w:rPr>
+          <w:rFonts w:ascii="Calibri" w:hAnsi="Calibri"/>
+        </w:rPr>
+        <w:t>8.12 REQ-12 — Directorio de contactos</w:t>
+      </w:r>
+    </w:p>
+    <w:tbl>
+      <w:tblPr>
+        <w:tblStyle w:val="TableGrid"/>
+        <w:tblW w:type="auto" w:w="0"/>
+        <w:tblLook w:firstColumn="1" w:firstRow="1" w:lastColumn="0" w:lastRow="0" w:noHBand="0" w:noVBand="1" w:val="04A0"/>
+      </w:tblPr>
+      <w:tblGrid>
+        <w:gridCol w:w="2880"/>
+        <w:gridCol w:w="2880"/>
+        <w:gridCol w:w="2880"/>
+      </w:tblGrid>
+      <w:tr>
+        <w:tc>
+          <w:tcPr>
+            <w:tcW w:type="dxa" w:w="2880"/>
+          </w:tcPr>
+          <w:p>
+            <w:r>
+              <w:t>**Código**</w:t>
+            </w:r>
+          </w:p>
+        </w:tc>
+        <w:tc>
+          <w:tcPr>
+            <w:tcW w:type="dxa" w:w="2880"/>
+          </w:tcPr>
+          <w:p>
+            <w:r>
+              <w:t>REQ-12</w:t>
+            </w:r>
+          </w:p>
+        </w:tc>
+        <w:tc>
+          <w:tcPr>
+            <w:tcW w:type="dxa" w:w="2880"/>
+          </w:tcPr>
+          <w:p>
+            <w:r/>
+          </w:p>
+        </w:tc>
+      </w:tr>
+      <w:tr>
+        <w:tc>
+          <w:tcPr>
+            <w:tcW w:type="dxa" w:w="2880"/>
+          </w:tcPr>
+          <w:p>
+            <w:r>
+              <w:t>**Nombre**</w:t>
+            </w:r>
+          </w:p>
+        </w:tc>
+        <w:tc>
+          <w:tcPr>
+            <w:tcW w:type="dxa" w:w="2880"/>
+          </w:tcPr>
+          <w:p>
+            <w:r>
+              <w:t>Directorio de contactos de emergencia y utilidad</w:t>
+            </w:r>
+          </w:p>
+        </w:tc>
+        <w:tc>
+          <w:tcPr>
+            <w:tcW w:type="dxa" w:w="2880"/>
+          </w:tcPr>
+          <w:p>
+            <w:r/>
+          </w:p>
+        </w:tc>
+      </w:tr>
+      <w:tr>
+        <w:tc>
+          <w:tcPr>
+            <w:tcW w:type="dxa" w:w="2880"/>
+          </w:tcPr>
+          <w:p>
+            <w:r>
+              <w:t>**Descripción**</w:t>
+            </w:r>
+          </w:p>
+        </w:tc>
+        <w:tc>
+          <w:tcPr>
+            <w:tcW w:type="dxa" w:w="2880"/>
+          </w:tcPr>
+          <w:p>
+            <w:r>
+              <w:t>Permite a los usuarios consultar un directorio de contactos relevantes (emergencias, profesionales, comercios) y al administrador gestionar su contenido.</w:t>
+            </w:r>
+          </w:p>
+        </w:tc>
+        <w:tc>
+          <w:tcPr>
+            <w:tcW w:type="dxa" w:w="2880"/>
+          </w:tcPr>
+          <w:p>
+            <w:r/>
+          </w:p>
+        </w:tc>
+      </w:tr>
+      <w:tr>
+        <w:tc>
+          <w:tcPr>
+            <w:tcW w:type="dxa" w:w="2880"/>
+          </w:tcPr>
+          <w:p>
+            <w:r>
+              <w:t>**Actores**</w:t>
+            </w:r>
+          </w:p>
+        </w:tc>
+        <w:tc>
+          <w:tcPr>
+            <w:tcW w:type="dxa" w:w="2880"/>
+          </w:tcPr>
+          <w:p>
+            <w:r>
+              <w:t>Cliente, Prestador, Domiciliario, Admin, API Django, App Flutter/Web</w:t>
+            </w:r>
+          </w:p>
+        </w:tc>
+        <w:tc>
+          <w:tcPr>
+            <w:tcW w:type="dxa" w:w="2880"/>
+          </w:tcPr>
+          <w:p>
+            <w:r/>
+          </w:p>
+        </w:tc>
+      </w:tr>
+      <w:tr>
+        <w:tc>
+          <w:tcPr>
+            <w:tcW w:type="dxa" w:w="2880"/>
+          </w:tcPr>
+          <w:p>
+            <w:r>
+              <w:t>**Precondición**</w:t>
+            </w:r>
+          </w:p>
+        </w:tc>
+        <w:tc>
+          <w:tcPr>
+            <w:tcW w:type="dxa" w:w="2880"/>
+          </w:tcPr>
+          <w:p>
+            <w:r>
+              <w:t>Deben existir contactos registrados y los usuarios deben estar autenticados según políticas definidas.</w:t>
+            </w:r>
+          </w:p>
+        </w:tc>
+        <w:tc>
+          <w:tcPr>
+            <w:tcW w:type="dxa" w:w="2880"/>
+          </w:tcPr>
+          <w:p>
+            <w:r/>
+          </w:p>
+        </w:tc>
+      </w:tr>
+      <w:tr>
+        <w:tc>
+          <w:tcPr>
+            <w:tcW w:type="dxa" w:w="2880"/>
+          </w:tcPr>
+          <w:p>
+            <w:r>
+              <w:t>**Secuencia normal**</w:t>
+            </w:r>
+          </w:p>
+        </w:tc>
+        <w:tc>
+          <w:tcPr>
+            <w:tcW w:type="dxa" w:w="2880"/>
+          </w:tcPr>
+          <w:p>
+            <w:r>
+              <w:t>El usuario accede al módulo de contactos, la app consulta y muestra la lista y permite aplicar filtros o búsquedas; el administrador puede crear, editar o desactivar contactos.</w:t>
+            </w:r>
+          </w:p>
+        </w:tc>
+        <w:tc>
+          <w:tcPr>
+            <w:tcW w:type="dxa" w:w="2880"/>
+          </w:tcPr>
+          <w:p>
+            <w:r/>
+          </w:p>
+        </w:tc>
+      </w:tr>
+    </w:tbl>
+    <w:p/>
+    <w:p>
+      <w:pPr>
+        <w:pStyle w:val="Heading2"/>
+      </w:pPr>
+      <w:r>
+        <w:rPr>
+          <w:rFonts w:ascii="Calibri" w:hAnsi="Calibri"/>
+        </w:rPr>
+        <w:t>8.13 REQ-13 — Dashboard administrativo</w:t>
+      </w:r>
+    </w:p>
+    <w:tbl>
+      <w:tblPr>
+        <w:tblStyle w:val="TableGrid"/>
+        <w:tblW w:type="auto" w:w="0"/>
+        <w:tblLook w:firstColumn="1" w:firstRow="1" w:lastColumn="0" w:lastRow="0" w:noHBand="0" w:noVBand="1" w:val="04A0"/>
+      </w:tblPr>
+      <w:tblGrid>
+        <w:gridCol w:w="2880"/>
+        <w:gridCol w:w="2880"/>
+        <w:gridCol w:w="2880"/>
+      </w:tblGrid>
+      <w:tr>
+        <w:tc>
+          <w:tcPr>
+            <w:tcW w:type="dxa" w:w="2880"/>
+          </w:tcPr>
+          <w:p>
+            <w:r>
+              <w:t>**Código**</w:t>
+            </w:r>
+          </w:p>
+        </w:tc>
+        <w:tc>
+          <w:tcPr>
+            <w:tcW w:type="dxa" w:w="2880"/>
+          </w:tcPr>
+          <w:p>
+            <w:r>
+              <w:t>REQ-13</w:t>
+            </w:r>
+          </w:p>
+        </w:tc>
+        <w:tc>
+          <w:tcPr>
+            <w:tcW w:type="dxa" w:w="2880"/>
+          </w:tcPr>
+          <w:p>
+            <w:r/>
+          </w:p>
+        </w:tc>
+      </w:tr>
+      <w:tr>
+        <w:tc>
+          <w:tcPr>
+            <w:tcW w:type="dxa" w:w="2880"/>
+          </w:tcPr>
+          <w:p>
+            <w:r>
+              <w:t>**Nombre**</w:t>
+            </w:r>
+          </w:p>
+        </w:tc>
+        <w:tc>
+          <w:tcPr>
+            <w:tcW w:type="dxa" w:w="2880"/>
+          </w:tcPr>
+          <w:p>
+            <w:r>
+              <w:t>Panel de métricas administrativas</w:t>
+            </w:r>
+          </w:p>
+        </w:tc>
+        <w:tc>
+          <w:tcPr>
+            <w:tcW w:type="dxa" w:w="2880"/>
+          </w:tcPr>
+          <w:p>
+            <w:r/>
+          </w:p>
+        </w:tc>
+      </w:tr>
+      <w:tr>
+        <w:tc>
+          <w:tcPr>
+            <w:tcW w:type="dxa" w:w="2880"/>
+          </w:tcPr>
+          <w:p>
+            <w:r>
+              <w:t>**Descripción**</w:t>
+            </w:r>
+          </w:p>
+        </w:tc>
+        <w:tc>
+          <w:tcPr>
+            <w:tcW w:type="dxa" w:w="2880"/>
+          </w:tcPr>
+          <w:p>
+            <w:r>
+              <w:t>Proporciona al administrador un panel con indicadores clave sobre usuarios, órdenes, domicilios y servicios para el monitoreo operativo.</w:t>
+            </w:r>
+          </w:p>
+        </w:tc>
+        <w:tc>
+          <w:tcPr>
+            <w:tcW w:type="dxa" w:w="2880"/>
+          </w:tcPr>
+          <w:p>
+            <w:r/>
+          </w:p>
+        </w:tc>
+      </w:tr>
+      <w:tr>
+        <w:tc>
+          <w:tcPr>
+            <w:tcW w:type="dxa" w:w="2880"/>
+          </w:tcPr>
+          <w:p>
+            <w:r>
+              <w:t>**Actores**</w:t>
+            </w:r>
+          </w:p>
+        </w:tc>
+        <w:tc>
+          <w:tcPr>
+            <w:tcW w:type="dxa" w:w="2880"/>
+          </w:tcPr>
+          <w:p>
+            <w:r>
+              <w:t>Administrador, API Django, App Flutter/Web</w:t>
+            </w:r>
+          </w:p>
+        </w:tc>
+        <w:tc>
+          <w:tcPr>
+            <w:tcW w:type="dxa" w:w="2880"/>
+          </w:tcPr>
+          <w:p>
+            <w:r/>
+          </w:p>
+        </w:tc>
+      </w:tr>
+      <w:tr>
+        <w:tc>
+          <w:tcPr>
+            <w:tcW w:type="dxa" w:w="2880"/>
+          </w:tcPr>
+          <w:p>
+            <w:r>
+              <w:t>**Precondición**</w:t>
+            </w:r>
+          </w:p>
+        </w:tc>
+        <w:tc>
+          <w:tcPr>
+            <w:tcW w:type="dxa" w:w="2880"/>
+          </w:tcPr>
+          <w:p>
+            <w:r>
+              <w:t>El administrador debe estar autenticado y deben existir datos registrados en el sistema.</w:t>
+            </w:r>
+          </w:p>
+        </w:tc>
+        <w:tc>
+          <w:tcPr>
+            <w:tcW w:type="dxa" w:w="2880"/>
+          </w:tcPr>
+          <w:p>
+            <w:r/>
+          </w:p>
+        </w:tc>
+      </w:tr>
+      <w:tr>
+        <w:tc>
+          <w:tcPr>
+            <w:tcW w:type="dxa" w:w="2880"/>
+          </w:tcPr>
+          <w:p>
+            <w:r>
+              <w:t>**Secuencia normal**</w:t>
+            </w:r>
+          </w:p>
+        </w:tc>
+        <w:tc>
+          <w:tcPr>
+            <w:tcW w:type="dxa" w:w="2880"/>
+          </w:tcPr>
+          <w:p>
+            <w:r>
+              <w:t>El administrador abre el dashboard, la app consulta el endpoint de resumen y el backend responde con métricas agregadas que se muestran en tarjetas y gráficos.</w:t>
+            </w:r>
+          </w:p>
+        </w:tc>
+        <w:tc>
+          <w:tcPr>
+            <w:tcW w:type="dxa" w:w="2880"/>
+          </w:tcPr>
+          <w:p>
+            <w:r/>
+          </w:p>
+        </w:tc>
+      </w:tr>
+    </w:tbl>
+    <w:p/>
+    <w:p>
+      <w:pPr>
+        <w:pStyle w:val="Heading2"/>
+      </w:pPr>
+      <w:r>
+        <w:rPr>
+          <w:rFonts w:ascii="Calibri" w:hAnsi="Calibri"/>
+        </w:rPr>
+        <w:t>8.14 REQ-14 — Reportes de operación</w:t>
+      </w:r>
+    </w:p>
+    <w:tbl>
+      <w:tblPr>
+        <w:tblStyle w:val="TableGrid"/>
+        <w:tblW w:type="auto" w:w="0"/>
+        <w:tblLook w:firstColumn="1" w:firstRow="1" w:lastColumn="0" w:lastRow="0" w:noHBand="0" w:noVBand="1" w:val="04A0"/>
+      </w:tblPr>
+      <w:tblGrid>
+        <w:gridCol w:w="2880"/>
+        <w:gridCol w:w="2880"/>
+        <w:gridCol w:w="2880"/>
+      </w:tblGrid>
+      <w:tr>
+        <w:tc>
+          <w:tcPr>
+            <w:tcW w:type="dxa" w:w="2880"/>
+          </w:tcPr>
+          <w:p>
+            <w:r>
+              <w:t>**Código**</w:t>
+            </w:r>
+          </w:p>
+        </w:tc>
+        <w:tc>
+          <w:tcPr>
+            <w:tcW w:type="dxa" w:w="2880"/>
+          </w:tcPr>
+          <w:p>
+            <w:r>
+              <w:t>REQ-14</w:t>
+            </w:r>
+          </w:p>
+        </w:tc>
+        <w:tc>
+          <w:tcPr>
+            <w:tcW w:type="dxa" w:w="2880"/>
+          </w:tcPr>
+          <w:p>
+            <w:r/>
+          </w:p>
+        </w:tc>
+      </w:tr>
+      <w:tr>
+        <w:tc>
+          <w:tcPr>
+            <w:tcW w:type="dxa" w:w="2880"/>
+          </w:tcPr>
+          <w:p>
+            <w:r>
+              <w:t>**Nombre**</w:t>
+            </w:r>
+          </w:p>
+        </w:tc>
+        <w:tc>
+          <w:tcPr>
+            <w:tcW w:type="dxa" w:w="2880"/>
+          </w:tcPr>
+          <w:p>
+            <w:r>
+              <w:t>Generación de reportes de tienda, servicios y domicilios</w:t>
+            </w:r>
+          </w:p>
+        </w:tc>
+        <w:tc>
+          <w:tcPr>
+            <w:tcW w:type="dxa" w:w="2880"/>
+          </w:tcPr>
+          <w:p>
+            <w:r/>
+          </w:p>
+        </w:tc>
+      </w:tr>
+      <w:tr>
+        <w:tc>
+          <w:tcPr>
+            <w:tcW w:type="dxa" w:w="2880"/>
+          </w:tcPr>
+          <w:p>
+            <w:r>
+              <w:t>**Descripción**</w:t>
+            </w:r>
+          </w:p>
+        </w:tc>
+        <w:tc>
+          <w:tcPr>
+            <w:tcW w:type="dxa" w:w="2880"/>
+          </w:tcPr>
+          <w:p>
+            <w:r>
+              <w:t>Permite al administrador consultar reportes filtrados sobre domicilios realizados, servicios prestados y ventas de tienda para periodos definidos.</w:t>
+            </w:r>
+          </w:p>
+        </w:tc>
+        <w:tc>
+          <w:tcPr>
+            <w:tcW w:type="dxa" w:w="2880"/>
+          </w:tcPr>
+          <w:p>
+            <w:r/>
+          </w:p>
+        </w:tc>
+      </w:tr>
+      <w:tr>
+        <w:tc>
+          <w:tcPr>
+            <w:tcW w:type="dxa" w:w="2880"/>
+          </w:tcPr>
+          <w:p>
+            <w:r>
+              <w:t>**Actores**</w:t>
+            </w:r>
+          </w:p>
+        </w:tc>
+        <w:tc>
+          <w:tcPr>
+            <w:tcW w:type="dxa" w:w="2880"/>
+          </w:tcPr>
+          <w:p>
+            <w:r>
+              <w:t>Administrador, API Django, App Flutter/Web</w:t>
+            </w:r>
+          </w:p>
+        </w:tc>
+        <w:tc>
+          <w:tcPr>
+            <w:tcW w:type="dxa" w:w="2880"/>
+          </w:tcPr>
+          <w:p>
+            <w:r/>
+          </w:p>
+        </w:tc>
+      </w:tr>
+      <w:tr>
+        <w:tc>
+          <w:tcPr>
+            <w:tcW w:type="dxa" w:w="2880"/>
+          </w:tcPr>
+          <w:p>
+            <w:r>
+              <w:t>**Precondición**</w:t>
+            </w:r>
+          </w:p>
+        </w:tc>
+        <w:tc>
+          <w:tcPr>
+            <w:tcW w:type="dxa" w:w="2880"/>
+          </w:tcPr>
+          <w:p>
+            <w:r>
+              <w:t>El administrador debe estar autenticado y debe existir información histórica suficiente.</w:t>
+            </w:r>
+          </w:p>
+        </w:tc>
+        <w:tc>
+          <w:tcPr>
+            <w:tcW w:type="dxa" w:w="2880"/>
+          </w:tcPr>
+          <w:p>
+            <w:r/>
+          </w:p>
+        </w:tc>
+      </w:tr>
+      <w:tr>
+        <w:tc>
+          <w:tcPr>
+            <w:tcW w:type="dxa" w:w="2880"/>
+          </w:tcPr>
+          <w:p>
+            <w:r>
+              <w:t>**Secuencia normal**</w:t>
+            </w:r>
+          </w:p>
+        </w:tc>
+        <w:tc>
+          <w:tcPr>
+            <w:tcW w:type="dxa" w:w="2880"/>
+          </w:tcPr>
+          <w:p>
+            <w:r>
+              <w:t>El administrador selecciona tipo de reporte y filtros, la app envía la consulta y el backend ejecuta agregaciones y devuelve los datos para mostrarlos en tablas o gráficos.</w:t>
+            </w:r>
+          </w:p>
+        </w:tc>
+        <w:tc>
+          <w:tcPr>
+            <w:tcW w:type="dxa" w:w="2880"/>
+          </w:tcPr>
+          <w:p>
+            <w:r/>
+          </w:p>
+        </w:tc>
+      </w:tr>
+    </w:tbl>
+    <w:p/>
+    <w:p>
+      <w:pPr>
+        <w:pStyle w:val="Heading2"/>
+      </w:pPr>
+      <w:r>
+        <w:rPr>
+          <w:rFonts w:ascii="Calibri" w:hAnsi="Calibri"/>
+        </w:rPr>
+        <w:t>8.15 REQ-15 — Gestión administrativa</w:t>
+      </w:r>
+    </w:p>
+    <w:tbl>
+      <w:tblPr>
+        <w:tblStyle w:val="TableGrid"/>
+        <w:tblW w:type="auto" w:w="0"/>
+        <w:tblLook w:firstColumn="1" w:firstRow="1" w:lastColumn="0" w:lastRow="0" w:noHBand="0" w:noVBand="1" w:val="04A0"/>
+      </w:tblPr>
+      <w:tblGrid>
+        <w:gridCol w:w="2880"/>
+        <w:gridCol w:w="2880"/>
+        <w:gridCol w:w="2880"/>
+      </w:tblGrid>
+      <w:tr>
+        <w:tc>
+          <w:tcPr>
+            <w:tcW w:type="dxa" w:w="2880"/>
+          </w:tcPr>
+          <w:p>
+            <w:r>
+              <w:t>**Código**</w:t>
+            </w:r>
+          </w:p>
+        </w:tc>
+        <w:tc>
+          <w:tcPr>
+            <w:tcW w:type="dxa" w:w="2880"/>
+          </w:tcPr>
+          <w:p>
+            <w:r>
+              <w:t>REQ-15</w:t>
+            </w:r>
+          </w:p>
+        </w:tc>
+        <w:tc>
+          <w:tcPr>
+            <w:tcW w:type="dxa" w:w="2880"/>
+          </w:tcPr>
+          <w:p>
+            <w:r/>
+          </w:p>
+        </w:tc>
+      </w:tr>
+      <w:tr>
+        <w:tc>
+          <w:tcPr>
+            <w:tcW w:type="dxa" w:w="2880"/>
+          </w:tcPr>
+          <w:p>
+            <w:r>
+              <w:t>**Nombre**</w:t>
+            </w:r>
+          </w:p>
+        </w:tc>
+        <w:tc>
+          <w:tcPr>
+            <w:tcW w:type="dxa" w:w="2880"/>
+          </w:tcPr>
+          <w:p>
+            <w:r>
+              <w:t>Gestión administrativa de usuarios, comercios y configuración</w:t>
+            </w:r>
+          </w:p>
+        </w:tc>
+        <w:tc>
+          <w:tcPr>
+            <w:tcW w:type="dxa" w:w="2880"/>
+          </w:tcPr>
+          <w:p>
+            <w:r/>
+          </w:p>
+        </w:tc>
+      </w:tr>
+      <w:tr>
+        <w:tc>
+          <w:tcPr>
+            <w:tcW w:type="dxa" w:w="2880"/>
+          </w:tcPr>
+          <w:p>
+            <w:r>
+              <w:t>**Descripción**</w:t>
+            </w:r>
+          </w:p>
+        </w:tc>
+        <w:tc>
+          <w:tcPr>
+            <w:tcW w:type="dxa" w:w="2880"/>
+          </w:tcPr>
+          <w:p>
+            <w:r>
+              <w:t>Permite al administrador gestionar usuarios, comercios, parámetros de configuración y registros financieros asociados a domiciliarios.</w:t>
+            </w:r>
+          </w:p>
+        </w:tc>
+        <w:tc>
+          <w:tcPr>
+            <w:tcW w:type="dxa" w:w="2880"/>
+          </w:tcPr>
+          <w:p>
+            <w:r/>
+          </w:p>
+        </w:tc>
+      </w:tr>
+      <w:tr>
+        <w:tc>
+          <w:tcPr>
+            <w:tcW w:type="dxa" w:w="2880"/>
+          </w:tcPr>
+          <w:p>
+            <w:r>
+              <w:t>**Actores**</w:t>
+            </w:r>
+          </w:p>
+        </w:tc>
+        <w:tc>
+          <w:tcPr>
+            <w:tcW w:type="dxa" w:w="2880"/>
+          </w:tcPr>
+          <w:p>
+            <w:r>
+              <w:t>Administrador, API Django, App Flutter/Web</w:t>
+            </w:r>
+          </w:p>
+        </w:tc>
+        <w:tc>
+          <w:tcPr>
+            <w:tcW w:type="dxa" w:w="2880"/>
+          </w:tcPr>
+          <w:p>
+            <w:r/>
+          </w:p>
+        </w:tc>
+      </w:tr>
+      <w:tr>
+        <w:tc>
+          <w:tcPr>
+            <w:tcW w:type="dxa" w:w="2880"/>
+          </w:tcPr>
+          <w:p>
+            <w:r>
+              <w:t>**Precondición**</w:t>
+            </w:r>
+          </w:p>
+        </w:tc>
+        <w:tc>
+          <w:tcPr>
+            <w:tcW w:type="dxa" w:w="2880"/>
+          </w:tcPr>
+          <w:p>
+            <w:r>
+              <w:t>El administrador debe estar autenticado con rol ADMIN.</w:t>
+            </w:r>
+          </w:p>
+        </w:tc>
+        <w:tc>
+          <w:tcPr>
+            <w:tcW w:type="dxa" w:w="2880"/>
+          </w:tcPr>
+          <w:p>
+            <w:r/>
+          </w:p>
+        </w:tc>
+      </w:tr>
+      <w:tr>
+        <w:tc>
+          <w:tcPr>
+            <w:tcW w:type="dxa" w:w="2880"/>
+          </w:tcPr>
+          <w:p>
+            <w:r>
+              <w:t>**Secuencia normal**</w:t>
+            </w:r>
+          </w:p>
+        </w:tc>
+        <w:tc>
+          <w:tcPr>
+            <w:tcW w:type="dxa" w:w="2880"/>
+          </w:tcPr>
+          <w:p>
+            <w:r>
+              <w:t>El administrador accede al módulo de administración, gestiona altas y bajas lógicas de usuarios y comercios y ajusta parámetros clave del sistema.</w:t>
+            </w:r>
+          </w:p>
+        </w:tc>
+        <w:tc>
+          <w:tcPr>
+            <w:tcW w:type="dxa" w:w="2880"/>
+          </w:tcPr>
+          <w:p>
+            <w:r/>
+          </w:p>
+        </w:tc>
+      </w:tr>
+    </w:tbl>
+    <w:p/>
+    <w:p>
+      <w:pPr>
+        <w:pStyle w:val="Heading2"/>
+      </w:pPr>
+      <w:r>
+        <w:rPr>
+          <w:rFonts w:ascii="Calibri" w:hAnsi="Calibri"/>
+        </w:rPr>
+        <w:t>8.16 REQ-16 — Registro y gestión de domiciliarios</w:t>
+      </w:r>
+    </w:p>
+    <w:tbl>
+      <w:tblPr>
+        <w:tblStyle w:val="TableGrid"/>
+        <w:tblW w:type="auto" w:w="0"/>
+        <w:tblLook w:firstColumn="1" w:firstRow="1" w:lastColumn="0" w:lastRow="0" w:noHBand="0" w:noVBand="1" w:val="04A0"/>
+      </w:tblPr>
+      <w:tblGrid>
+        <w:gridCol w:w="2880"/>
+        <w:gridCol w:w="2880"/>
+        <w:gridCol w:w="2880"/>
+      </w:tblGrid>
+      <w:tr>
+        <w:tc>
+          <w:tcPr>
+            <w:tcW w:type="dxa" w:w="2880"/>
+          </w:tcPr>
+          <w:p>
+            <w:r>
+              <w:t>**Código**</w:t>
+            </w:r>
+          </w:p>
+        </w:tc>
+        <w:tc>
+          <w:tcPr>
+            <w:tcW w:type="dxa" w:w="2880"/>
+          </w:tcPr>
+          <w:p>
+            <w:r>
+              <w:t>REQ-16</w:t>
+            </w:r>
+          </w:p>
+        </w:tc>
+        <w:tc>
+          <w:tcPr>
+            <w:tcW w:type="dxa" w:w="2880"/>
+          </w:tcPr>
+          <w:p>
+            <w:r/>
+          </w:p>
+        </w:tc>
+      </w:tr>
+      <w:tr>
+        <w:tc>
+          <w:tcPr>
+            <w:tcW w:type="dxa" w:w="2880"/>
+          </w:tcPr>
+          <w:p>
+            <w:r>
+              <w:t>**Nombre**</w:t>
+            </w:r>
+          </w:p>
+        </w:tc>
+        <w:tc>
+          <w:tcPr>
+            <w:tcW w:type="dxa" w:w="2880"/>
+          </w:tcPr>
+          <w:p>
+            <w:r>
+              <w:t>Registro y gestión de domiciliarios</w:t>
+            </w:r>
+          </w:p>
+        </w:tc>
+        <w:tc>
+          <w:tcPr>
+            <w:tcW w:type="dxa" w:w="2880"/>
+          </w:tcPr>
+          <w:p>
+            <w:r/>
+          </w:p>
+        </w:tc>
+      </w:tr>
+      <w:tr>
+        <w:tc>
+          <w:tcPr>
+            <w:tcW w:type="dxa" w:w="2880"/>
+          </w:tcPr>
+          <w:p>
+            <w:r>
+              <w:t>**Descripción**</w:t>
+            </w:r>
+          </w:p>
+        </w:tc>
+        <w:tc>
+          <w:tcPr>
+            <w:tcW w:type="dxa" w:w="2880"/>
+          </w:tcPr>
+          <w:p>
+            <w:r>
+              <w:t>Permite registrar domiciliarios con sus datos básicos y gestionar su estado (DISPONIBLE/OCUPADO/INACTIVO), de modo que puedan participar en el módulo de domicilios.</w:t>
+            </w:r>
+          </w:p>
+        </w:tc>
+        <w:tc>
+          <w:tcPr>
+            <w:tcW w:type="dxa" w:w="2880"/>
+          </w:tcPr>
+          <w:p>
+            <w:r/>
+          </w:p>
+        </w:tc>
+      </w:tr>
+      <w:tr>
+        <w:tc>
+          <w:tcPr>
+            <w:tcW w:type="dxa" w:w="2880"/>
+          </w:tcPr>
+          <w:p>
+            <w:r>
+              <w:t>**Actores**</w:t>
+            </w:r>
+          </w:p>
+        </w:tc>
+        <w:tc>
+          <w:tcPr>
+            <w:tcW w:type="dxa" w:w="2880"/>
+          </w:tcPr>
+          <w:p>
+            <w:r>
+              <w:t>Administrador, Domiciliario, API Django, App (panel de domiciliarios/web)</w:t>
+            </w:r>
+          </w:p>
+        </w:tc>
+        <w:tc>
+          <w:tcPr>
+            <w:tcW w:type="dxa" w:w="2880"/>
+          </w:tcPr>
+          <w:p>
+            <w:r/>
+          </w:p>
+        </w:tc>
+      </w:tr>
+      <w:tr>
+        <w:tc>
+          <w:tcPr>
+            <w:tcW w:type="dxa" w:w="2880"/>
+          </w:tcPr>
+          <w:p>
+            <w:r>
+              <w:t>**Precondición**</w:t>
+            </w:r>
+          </w:p>
+        </w:tc>
+        <w:tc>
+          <w:tcPr>
+            <w:tcW w:type="dxa" w:w="2880"/>
+          </w:tcPr>
+          <w:p>
+            <w:r>
+              <w:t>El administrador debe estar autenticado con rol ADMIN y debe existir o crearse un usuario base asociado al domiciliario.</w:t>
+            </w:r>
+          </w:p>
+        </w:tc>
+        <w:tc>
+          <w:tcPr>
+            <w:tcW w:type="dxa" w:w="2880"/>
+          </w:tcPr>
+          <w:p>
+            <w:r/>
+          </w:p>
+        </w:tc>
+      </w:tr>
+      <w:tr>
+        <w:tc>
+          <w:tcPr>
+            <w:tcW w:type="dxa" w:w="2880"/>
+          </w:tcPr>
+          <w:p>
+            <w:r>
+              <w:t>**Secuencia normal**</w:t>
+            </w:r>
+          </w:p>
+        </w:tc>
+        <w:tc>
+          <w:tcPr>
+            <w:tcW w:type="dxa" w:w="2880"/>
+          </w:tcPr>
+          <w:p>
+            <w:r>
+              <w:t>El administrador registra al domiciliario con sus datos, el backend valida unicidad del número asignado y crea el registro con estado DISPONIBLE e is_active=True.</w:t>
+            </w:r>
+          </w:p>
+        </w:tc>
+        <w:tc>
+          <w:tcPr>
+            <w:tcW w:type="dxa" w:w="2880"/>
+          </w:tcPr>
+          <w:p>
+            <w:r/>
+          </w:p>
+        </w:tc>
+      </w:tr>
+    </w:tbl>
+    <w:p/>
+    <w:p>
+      <w:pPr>
+        <w:pStyle w:val="Heading2"/>
+      </w:pPr>
+      <w:r>
+        <w:rPr>
+          <w:rFonts w:ascii="Calibri" w:hAnsi="Calibri"/>
+        </w:rPr>
+        <w:t>8.17 REQ-17 — Registro de ingresos y egresos de domiciliarios</w:t>
+      </w:r>
+    </w:p>
+    <w:tbl>
+      <w:tblPr>
+        <w:tblStyle w:val="TableGrid"/>
+        <w:tblW w:type="auto" w:w="0"/>
+        <w:tblLook w:firstColumn="1" w:firstRow="1" w:lastColumn="0" w:lastRow="0" w:noHBand="0" w:noVBand="1" w:val="04A0"/>
+      </w:tblPr>
+      <w:tblGrid>
+        <w:gridCol w:w="2880"/>
+        <w:gridCol w:w="2880"/>
+        <w:gridCol w:w="2880"/>
+      </w:tblGrid>
+      <w:tr>
+        <w:tc>
+          <w:tcPr>
+            <w:tcW w:type="dxa" w:w="2880"/>
+          </w:tcPr>
+          <w:p>
+            <w:r>
+              <w:t>**Código**</w:t>
+            </w:r>
+          </w:p>
+        </w:tc>
+        <w:tc>
+          <w:tcPr>
+            <w:tcW w:type="dxa" w:w="2880"/>
+          </w:tcPr>
+          <w:p>
+            <w:r>
+              <w:t>REQ-17</w:t>
+            </w:r>
+          </w:p>
+        </w:tc>
+        <w:tc>
+          <w:tcPr>
+            <w:tcW w:type="dxa" w:w="2880"/>
+          </w:tcPr>
+          <w:p>
+            <w:r/>
+          </w:p>
+        </w:tc>
+      </w:tr>
+      <w:tr>
+        <w:tc>
+          <w:tcPr>
+            <w:tcW w:type="dxa" w:w="2880"/>
+          </w:tcPr>
+          <w:p>
+            <w:r>
+              <w:t>**Nombre**</w:t>
+            </w:r>
+          </w:p>
+        </w:tc>
+        <w:tc>
+          <w:tcPr>
+            <w:tcW w:type="dxa" w:w="2880"/>
+          </w:tcPr>
+          <w:p>
+            <w:r>
+              <w:t>Registro de ingresos y egresos de domiciliarios</w:t>
+            </w:r>
+          </w:p>
+        </w:tc>
+        <w:tc>
+          <w:tcPr>
+            <w:tcW w:type="dxa" w:w="2880"/>
+          </w:tcPr>
+          <w:p>
+            <w:r/>
+          </w:p>
+        </w:tc>
+      </w:tr>
+      <w:tr>
+        <w:tc>
+          <w:tcPr>
+            <w:tcW w:type="dxa" w:w="2880"/>
+          </w:tcPr>
+          <w:p>
+            <w:r>
+              <w:t>**Descripción**</w:t>
+            </w:r>
+          </w:p>
+        </w:tc>
+        <w:tc>
+          <w:tcPr>
+            <w:tcW w:type="dxa" w:w="2880"/>
+          </w:tcPr>
+          <w:p>
+            <w:r>
+              <w:t>Permite a los domiciliarios registrar ingresos por servicios realizados y egresos (gastos), para llevar control de su balance y de la comisión que corresponde a Runners.</w:t>
+            </w:r>
+          </w:p>
+        </w:tc>
+        <w:tc>
+          <w:tcPr>
+            <w:tcW w:type="dxa" w:w="2880"/>
+          </w:tcPr>
+          <w:p>
+            <w:r/>
+          </w:p>
+        </w:tc>
+      </w:tr>
+      <w:tr>
+        <w:tc>
+          <w:tcPr>
+            <w:tcW w:type="dxa" w:w="2880"/>
+          </w:tcPr>
+          <w:p>
+            <w:r>
+              <w:t>**Actores**</w:t>
+            </w:r>
+          </w:p>
+        </w:tc>
+        <w:tc>
+          <w:tcPr>
+            <w:tcW w:type="dxa" w:w="2880"/>
+          </w:tcPr>
+          <w:p>
+            <w:r>
+              <w:t>Domiciliario, Administrador, API Django, App (panel de domiciliarios/web)</w:t>
+            </w:r>
+          </w:p>
+        </w:tc>
+        <w:tc>
+          <w:tcPr>
+            <w:tcW w:type="dxa" w:w="2880"/>
+          </w:tcPr>
+          <w:p>
+            <w:r/>
+          </w:p>
+        </w:tc>
+      </w:tr>
+      <w:tr>
+        <w:tc>
+          <w:tcPr>
+            <w:tcW w:type="dxa" w:w="2880"/>
+          </w:tcPr>
+          <w:p>
+            <w:r>
+              <w:t>**Precondición**</w:t>
+            </w:r>
+          </w:p>
+        </w:tc>
+        <w:tc>
+          <w:tcPr>
+            <w:tcW w:type="dxa" w:w="2880"/>
+          </w:tcPr>
+          <w:p>
+            <w:r>
+              <w:t>Debe existir un domiciliario registrado asociado al usuario autenticado.</w:t>
+            </w:r>
+          </w:p>
+        </w:tc>
+        <w:tc>
+          <w:tcPr>
+            <w:tcW w:type="dxa" w:w="2880"/>
+          </w:tcPr>
+          <w:p>
+            <w:r/>
+          </w:p>
+        </w:tc>
+      </w:tr>
+      <w:tr>
+        <w:tc>
+          <w:tcPr>
+            <w:tcW w:type="dxa" w:w="2880"/>
+          </w:tcPr>
+          <w:p>
+            <w:r>
+              <w:t>**Secuencia normal**</w:t>
+            </w:r>
+          </w:p>
+        </w:tc>
+        <w:tc>
+          <w:tcPr>
+            <w:tcW w:type="dxa" w:w="2880"/>
+          </w:tcPr>
+          <w:p>
+            <w:r>
+              <w:t>El domiciliario accede a su panel financiero, registra ingresos o egresos y el backend guarda FinancialRecord y actualiza los totales calculados.</w:t>
+            </w:r>
+          </w:p>
+        </w:tc>
+        <w:tc>
+          <w:tcPr>
+            <w:tcW w:type="dxa" w:w="2880"/>
+          </w:tcPr>
+          <w:p>
+            <w:r/>
+          </w:p>
+        </w:tc>
+      </w:tr>
+    </w:tbl>
+    <w:p/>
+    <w:p>
+      <w:pPr>
+        <w:pStyle w:val="Heading2"/>
+      </w:pPr>
+      <w:r>
+        <w:rPr>
+          <w:rFonts w:ascii="Calibri" w:hAnsi="Calibri"/>
+        </w:rPr>
+        <w:t>8.18 REQ-18 — Cierre de sesión seguro</w:t>
+      </w:r>
+    </w:p>
+    <w:tbl>
+      <w:tblPr>
+        <w:tblStyle w:val="TableGrid"/>
+        <w:tblW w:type="auto" w:w="0"/>
+        <w:tblLook w:firstColumn="1" w:firstRow="1" w:lastColumn="0" w:lastRow="0" w:noHBand="0" w:noVBand="1" w:val="04A0"/>
+      </w:tblPr>
+      <w:tblGrid>
+        <w:gridCol w:w="2880"/>
+        <w:gridCol w:w="2880"/>
+        <w:gridCol w:w="2880"/>
+      </w:tblGrid>
+      <w:tr>
+        <w:tc>
+          <w:tcPr>
+            <w:tcW w:type="dxa" w:w="2880"/>
+          </w:tcPr>
+          <w:p>
+            <w:r>
+              <w:t>**Código**</w:t>
+            </w:r>
+          </w:p>
+        </w:tc>
+        <w:tc>
+          <w:tcPr>
+            <w:tcW w:type="dxa" w:w="2880"/>
+          </w:tcPr>
+          <w:p>
+            <w:r>
+              <w:t>REQ-18</w:t>
+            </w:r>
+          </w:p>
+        </w:tc>
+        <w:tc>
+          <w:tcPr>
+            <w:tcW w:type="dxa" w:w="2880"/>
+          </w:tcPr>
+          <w:p>
+            <w:r/>
+          </w:p>
+        </w:tc>
+      </w:tr>
+      <w:tr>
+        <w:tc>
+          <w:tcPr>
+            <w:tcW w:type="dxa" w:w="2880"/>
+          </w:tcPr>
+          <w:p>
+            <w:r>
+              <w:t>**Nombre**</w:t>
+            </w:r>
+          </w:p>
+        </w:tc>
+        <w:tc>
+          <w:tcPr>
+            <w:tcW w:type="dxa" w:w="2880"/>
+          </w:tcPr>
+          <w:p>
+            <w:r>
+              <w:t>Cierre de sesión seguro</w:t>
+            </w:r>
+          </w:p>
+        </w:tc>
+        <w:tc>
+          <w:tcPr>
+            <w:tcW w:type="dxa" w:w="2880"/>
+          </w:tcPr>
+          <w:p>
+            <w:r/>
+          </w:p>
+        </w:tc>
+      </w:tr>
+      <w:tr>
+        <w:tc>
+          <w:tcPr>
+            <w:tcW w:type="dxa" w:w="2880"/>
+          </w:tcPr>
+          <w:p>
+            <w:r>
+              <w:t>**Descripción**</w:t>
+            </w:r>
+          </w:p>
+        </w:tc>
+        <w:tc>
+          <w:tcPr>
+            <w:tcW w:type="dxa" w:w="2880"/>
+          </w:tcPr>
+          <w:p>
+            <w:r>
+              <w:t>Permite al usuario cerrar sesión de forma segura, eliminando los tokens almacenados y evitando que permanezcan activos en el dispositivo.</w:t>
+            </w:r>
+          </w:p>
+        </w:tc>
+        <w:tc>
+          <w:tcPr>
+            <w:tcW w:type="dxa" w:w="2880"/>
+          </w:tcPr>
+          <w:p>
+            <w:r/>
+          </w:p>
+        </w:tc>
+      </w:tr>
+      <w:tr>
+        <w:tc>
+          <w:tcPr>
+            <w:tcW w:type="dxa" w:w="2880"/>
+          </w:tcPr>
+          <w:p>
+            <w:r>
+              <w:t>**Actores**</w:t>
+            </w:r>
+          </w:p>
+        </w:tc>
+        <w:tc>
+          <w:tcPr>
+            <w:tcW w:type="dxa" w:w="2880"/>
+          </w:tcPr>
+          <w:p>
+            <w:r>
+              <w:t>Usuario autenticado, App Flutter/Web</w:t>
+            </w:r>
+          </w:p>
+        </w:tc>
+        <w:tc>
+          <w:tcPr>
+            <w:tcW w:type="dxa" w:w="2880"/>
+          </w:tcPr>
+          <w:p>
+            <w:r/>
+          </w:p>
+        </w:tc>
+      </w:tr>
+      <w:tr>
+        <w:tc>
+          <w:tcPr>
+            <w:tcW w:type="dxa" w:w="2880"/>
+          </w:tcPr>
+          <w:p>
+            <w:r>
+              <w:t>**Precondición**</w:t>
+            </w:r>
+          </w:p>
+        </w:tc>
+        <w:tc>
+          <w:tcPr>
+            <w:tcW w:type="dxa" w:w="2880"/>
+          </w:tcPr>
+          <w:p>
+            <w:r>
+              <w:t>El usuario debe estar autenticado y tener tokens activos almacenados en el cliente.</w:t>
+            </w:r>
+          </w:p>
+        </w:tc>
+        <w:tc>
+          <w:tcPr>
+            <w:tcW w:type="dxa" w:w="2880"/>
+          </w:tcPr>
+          <w:p>
+            <w:r/>
+          </w:p>
+        </w:tc>
+      </w:tr>
+      <w:tr>
+        <w:tc>
+          <w:tcPr>
+            <w:tcW w:type="dxa" w:w="2880"/>
+          </w:tcPr>
+          <w:p>
+            <w:r>
+              <w:t>**Secuencia normal**</w:t>
+            </w:r>
+          </w:p>
+        </w:tc>
+        <w:tc>
+          <w:tcPr>
+            <w:tcW w:type="dxa" w:w="2880"/>
+          </w:tcPr>
+          <w:p>
+            <w:r>
+              <w:t>El usuario selecciona la opción de cerrar sesión, la app limpia los tokens del almacenamiento seguro y redirige a la pantalla de login.</w:t>
+            </w:r>
+          </w:p>
+        </w:tc>
+        <w:tc>
+          <w:tcPr>
+            <w:tcW w:type="dxa" w:w="2880"/>
+          </w:tcPr>
+          <w:p>
+            <w:r/>
+          </w:p>
+        </w:tc>
+      </w:tr>
+    </w:tbl>
+    <w:p/>
+    <w:p>
+      <w:pPr>
+        <w:pStyle w:val="Heading2"/>
+      </w:pPr>
+      <w:r>
+        <w:rPr>
+          <w:rFonts w:ascii="Calibri" w:hAnsi="Calibri"/>
+        </w:rPr>
+        <w:t>8.19 REQ-19 — Roles diferenciados y control de acceso</w:t>
+      </w:r>
+    </w:p>
+    <w:tbl>
+      <w:tblPr>
+        <w:tblStyle w:val="TableGrid"/>
+        <w:tblW w:type="auto" w:w="0"/>
+        <w:tblLook w:firstColumn="1" w:firstRow="1" w:lastColumn="0" w:lastRow="0" w:noHBand="0" w:noVBand="1" w:val="04A0"/>
+      </w:tblPr>
+      <w:tblGrid>
+        <w:gridCol w:w="2880"/>
+        <w:gridCol w:w="2880"/>
+        <w:gridCol w:w="2880"/>
+      </w:tblGrid>
+      <w:tr>
+        <w:tc>
+          <w:tcPr>
+            <w:tcW w:type="dxa" w:w="2880"/>
+          </w:tcPr>
+          <w:p>
+            <w:r>
+              <w:t>**Código**</w:t>
+            </w:r>
+          </w:p>
+        </w:tc>
+        <w:tc>
+          <w:tcPr>
+            <w:tcW w:type="dxa" w:w="2880"/>
+          </w:tcPr>
+          <w:p>
+            <w:r>
+              <w:t>REQ-19</w:t>
+            </w:r>
+          </w:p>
+        </w:tc>
+        <w:tc>
+          <w:tcPr>
+            <w:tcW w:type="dxa" w:w="2880"/>
+          </w:tcPr>
+          <w:p>
+            <w:r/>
+          </w:p>
+        </w:tc>
+      </w:tr>
+      <w:tr>
+        <w:tc>
+          <w:tcPr>
+            <w:tcW w:type="dxa" w:w="2880"/>
+          </w:tcPr>
+          <w:p>
+            <w:r>
+              <w:t>**Nombre**</w:t>
+            </w:r>
+          </w:p>
+        </w:tc>
+        <w:tc>
+          <w:tcPr>
+            <w:tcW w:type="dxa" w:w="2880"/>
+          </w:tcPr>
+          <w:p>
+            <w:r>
+              <w:t>Roles diferenciados y control de acceso</w:t>
+            </w:r>
+          </w:p>
+        </w:tc>
+        <w:tc>
+          <w:tcPr>
+            <w:tcW w:type="dxa" w:w="2880"/>
+          </w:tcPr>
+          <w:p>
+            <w:r/>
+          </w:p>
+        </w:tc>
+      </w:tr>
+      <w:tr>
+        <w:tc>
+          <w:tcPr>
+            <w:tcW w:type="dxa" w:w="2880"/>
+          </w:tcPr>
+          <w:p>
+            <w:r>
+              <w:t>**Descripción**</w:t>
+            </w:r>
+          </w:p>
+        </w:tc>
+        <w:tc>
+          <w:tcPr>
+            <w:tcW w:type="dxa" w:w="2880"/>
+          </w:tcPr>
+          <w:p>
+            <w:r>
+              <w:t>Define y aplica roles de usuario (CLIENTE, PRESTADOR, DOMICILIARIO, ADMIN) para controlar el acceso a pantallas y endpoints.</w:t>
+            </w:r>
+          </w:p>
+        </w:tc>
+        <w:tc>
+          <w:tcPr>
+            <w:tcW w:type="dxa" w:w="2880"/>
+          </w:tcPr>
+          <w:p>
+            <w:r/>
+          </w:p>
+        </w:tc>
+      </w:tr>
+      <w:tr>
+        <w:tc>
+          <w:tcPr>
+            <w:tcW w:type="dxa" w:w="2880"/>
+          </w:tcPr>
+          <w:p>
+            <w:r>
+              <w:t>**Actores**</w:t>
+            </w:r>
+          </w:p>
+        </w:tc>
+        <w:tc>
+          <w:tcPr>
+            <w:tcW w:type="dxa" w:w="2880"/>
+          </w:tcPr>
+          <w:p>
+            <w:r>
+              <w:t>Todos los usuarios, Backend Django, Frontend Flutter/Web</w:t>
+            </w:r>
+          </w:p>
+        </w:tc>
+        <w:tc>
+          <w:tcPr>
+            <w:tcW w:type="dxa" w:w="2880"/>
+          </w:tcPr>
+          <w:p>
+            <w:r/>
+          </w:p>
+        </w:tc>
+      </w:tr>
+      <w:tr>
+        <w:tc>
+          <w:tcPr>
+            <w:tcW w:type="dxa" w:w="2880"/>
+          </w:tcPr>
+          <w:p>
+            <w:r>
+              <w:t>**Precondición**</w:t>
+            </w:r>
+          </w:p>
+        </w:tc>
+        <w:tc>
+          <w:tcPr>
+            <w:tcW w:type="dxa" w:w="2880"/>
+          </w:tcPr>
+          <w:p>
+            <w:r>
+              <w:t>El usuario debe estar autenticado con un rol válido.</w:t>
+            </w:r>
+          </w:p>
+        </w:tc>
+        <w:tc>
+          <w:tcPr>
+            <w:tcW w:type="dxa" w:w="2880"/>
+          </w:tcPr>
+          <w:p>
+            <w:r/>
+          </w:p>
+        </w:tc>
+      </w:tr>
+      <w:tr>
+        <w:tc>
+          <w:tcPr>
+            <w:tcW w:type="dxa" w:w="2880"/>
+          </w:tcPr>
+          <w:p>
+            <w:r>
+              <w:t>**Secuencia normal**</w:t>
+            </w:r>
+          </w:p>
+        </w:tc>
+        <w:tc>
+          <w:tcPr>
+            <w:tcW w:type="dxa" w:w="2880"/>
+          </w:tcPr>
+          <w:p>
+            <w:r>
+              <w:t>El backend incluye el rol en el token o perfil, el frontend lee el rol y muestra sólo las pantallas permitidas, mientras el backend aplica permisos por rol en cada endpoint.</w:t>
+            </w:r>
+          </w:p>
+        </w:tc>
+        <w:tc>
+          <w:tcPr>
+            <w:tcW w:type="dxa" w:w="2880"/>
+          </w:tcPr>
+          <w:p>
+            <w:r/>
+          </w:p>
+        </w:tc>
+      </w:tr>
+    </w:tbl>
+    <w:p/>
+    <w:p>
+      <w:pPr>
+        <w:pStyle w:val="Heading2"/>
+      </w:pPr>
+      <w:r>
+        <w:rPr>
+          <w:rFonts w:ascii="Calibri" w:hAnsi="Calibri"/>
+        </w:rPr>
+        <w:t>8.20 REQ-20 — Búsqueda de prestadores por categoría</w:t>
+      </w:r>
+    </w:p>
+    <w:tbl>
+      <w:tblPr>
+        <w:tblStyle w:val="TableGrid"/>
+        <w:tblW w:type="auto" w:w="0"/>
+        <w:tblLook w:firstColumn="1" w:firstRow="1" w:lastColumn="0" w:lastRow="0" w:noHBand="0" w:noVBand="1" w:val="04A0"/>
+      </w:tblPr>
+      <w:tblGrid>
+        <w:gridCol w:w="2880"/>
+        <w:gridCol w:w="2880"/>
+        <w:gridCol w:w="2880"/>
+      </w:tblGrid>
+      <w:tr>
+        <w:tc>
+          <w:tcPr>
+            <w:tcW w:type="dxa" w:w="2880"/>
+          </w:tcPr>
+          <w:p>
+            <w:r>
+              <w:t>**Código**</w:t>
+            </w:r>
+          </w:p>
+        </w:tc>
+        <w:tc>
+          <w:tcPr>
+            <w:tcW w:type="dxa" w:w="2880"/>
+          </w:tcPr>
+          <w:p>
+            <w:r>
+              <w:t>REQ-20</w:t>
+            </w:r>
+          </w:p>
+        </w:tc>
+        <w:tc>
+          <w:tcPr>
+            <w:tcW w:type="dxa" w:w="2880"/>
+          </w:tcPr>
+          <w:p>
+            <w:r/>
+          </w:p>
+        </w:tc>
+      </w:tr>
+      <w:tr>
+        <w:tc>
+          <w:tcPr>
+            <w:tcW w:type="dxa" w:w="2880"/>
+          </w:tcPr>
+          <w:p>
+            <w:r>
+              <w:t>**Nombre**</w:t>
+            </w:r>
+          </w:p>
+        </w:tc>
+        <w:tc>
+          <w:tcPr>
+            <w:tcW w:type="dxa" w:w="2880"/>
+          </w:tcPr>
+          <w:p>
+            <w:r>
+              <w:t>Búsqueda de prestadores por categoría</w:t>
+            </w:r>
+          </w:p>
+        </w:tc>
+        <w:tc>
+          <w:tcPr>
+            <w:tcW w:type="dxa" w:w="2880"/>
+          </w:tcPr>
+          <w:p>
+            <w:r/>
+          </w:p>
+        </w:tc>
+      </w:tr>
+      <w:tr>
+        <w:tc>
+          <w:tcPr>
+            <w:tcW w:type="dxa" w:w="2880"/>
+          </w:tcPr>
+          <w:p>
+            <w:r>
+              <w:t>**Descripción**</w:t>
+            </w:r>
+          </w:p>
+        </w:tc>
+        <w:tc>
+          <w:tcPr>
+            <w:tcW w:type="dxa" w:w="2880"/>
+          </w:tcPr>
+          <w:p>
+            <w:r>
+              <w:t>Permite a los clientes buscar prestadores de servicios filtrando por categoría para encontrar al profesional adecuado.</w:t>
+            </w:r>
+          </w:p>
+        </w:tc>
+        <w:tc>
+          <w:tcPr>
+            <w:tcW w:type="dxa" w:w="2880"/>
+          </w:tcPr>
+          <w:p>
+            <w:r/>
+          </w:p>
+        </w:tc>
+      </w:tr>
+      <w:tr>
+        <w:tc>
+          <w:tcPr>
+            <w:tcW w:type="dxa" w:w="2880"/>
+          </w:tcPr>
+          <w:p>
+            <w:r>
+              <w:t>**Actores**</w:t>
+            </w:r>
+          </w:p>
+        </w:tc>
+        <w:tc>
+          <w:tcPr>
+            <w:tcW w:type="dxa" w:w="2880"/>
+          </w:tcPr>
+          <w:p>
+            <w:r>
+              <w:t>Cliente, App Flutter/Web, API Django</w:t>
+            </w:r>
+          </w:p>
+        </w:tc>
+        <w:tc>
+          <w:tcPr>
+            <w:tcW w:type="dxa" w:w="2880"/>
+          </w:tcPr>
+          <w:p>
+            <w:r/>
+          </w:p>
+        </w:tc>
+      </w:tr>
+      <w:tr>
+        <w:tc>
+          <w:tcPr>
+            <w:tcW w:type="dxa" w:w="2880"/>
+          </w:tcPr>
+          <w:p>
+            <w:r>
+              <w:t>**Precondición**</w:t>
+            </w:r>
+          </w:p>
+        </w:tc>
+        <w:tc>
+          <w:tcPr>
+            <w:tcW w:type="dxa" w:w="2880"/>
+          </w:tcPr>
+          <w:p>
+            <w:r>
+              <w:t>Debe existir al menos un prestador aprobado asociado a categorías de servicios.</w:t>
+            </w:r>
+          </w:p>
+        </w:tc>
+        <w:tc>
+          <w:tcPr>
+            <w:tcW w:type="dxa" w:w="2880"/>
+          </w:tcPr>
+          <w:p>
+            <w:r/>
+          </w:p>
+        </w:tc>
+      </w:tr>
+      <w:tr>
+        <w:tc>
+          <w:tcPr>
+            <w:tcW w:type="dxa" w:w="2880"/>
+          </w:tcPr>
+          <w:p>
+            <w:r>
+              <w:t>**Secuencia normal**</w:t>
+            </w:r>
+          </w:p>
+        </w:tc>
+        <w:tc>
+          <w:tcPr>
+            <w:tcW w:type="dxa" w:w="2880"/>
+          </w:tcPr>
+          <w:p>
+            <w:r>
+              <w:t>El cliente selecciona una categoría o aplica filtros, la app consulta el backend y muestra la lista de prestadores aprobados que cumplen los criterios.</w:t>
+            </w:r>
+          </w:p>
+        </w:tc>
+        <w:tc>
+          <w:tcPr>
+            <w:tcW w:type="dxa" w:w="2880"/>
+          </w:tcPr>
+          <w:p>
+            <w:r/>
+          </w:p>
+        </w:tc>
+      </w:tr>
+    </w:tbl>
+    <w:p/>
+    <w:p>
+      <w:pPr>
+        <w:pStyle w:val="Heading2"/>
+      </w:pPr>
+      <w:r>
+        <w:rPr>
+          <w:rFonts w:ascii="Calibri" w:hAnsi="Calibri"/>
+        </w:rPr>
+        <w:t>8.21 REQ-21 — Cambio de estado del prestador</w:t>
+      </w:r>
+    </w:p>
+    <w:tbl>
+      <w:tblPr>
+        <w:tblStyle w:val="TableGrid"/>
+        <w:tblW w:type="auto" w:w="0"/>
+        <w:tblLook w:firstColumn="1" w:firstRow="1" w:lastColumn="0" w:lastRow="0" w:noHBand="0" w:noVBand="1" w:val="04A0"/>
+      </w:tblPr>
+      <w:tblGrid>
+        <w:gridCol w:w="2880"/>
+        <w:gridCol w:w="2880"/>
+        <w:gridCol w:w="2880"/>
+      </w:tblGrid>
+      <w:tr>
+        <w:tc>
+          <w:tcPr>
+            <w:tcW w:type="dxa" w:w="2880"/>
+          </w:tcPr>
+          <w:p>
+            <w:r>
+              <w:t>**Código**</w:t>
+            </w:r>
+          </w:p>
+        </w:tc>
+        <w:tc>
+          <w:tcPr>
+            <w:tcW w:type="dxa" w:w="2880"/>
+          </w:tcPr>
+          <w:p>
+            <w:r>
+              <w:t>REQ-21</w:t>
+            </w:r>
+          </w:p>
+        </w:tc>
+        <w:tc>
+          <w:tcPr>
+            <w:tcW w:type="dxa" w:w="2880"/>
+          </w:tcPr>
+          <w:p>
+            <w:r/>
+          </w:p>
+        </w:tc>
+      </w:tr>
+      <w:tr>
+        <w:tc>
+          <w:tcPr>
+            <w:tcW w:type="dxa" w:w="2880"/>
+          </w:tcPr>
+          <w:p>
+            <w:r>
+              <w:t>**Nombre**</w:t>
+            </w:r>
+          </w:p>
+        </w:tc>
+        <w:tc>
+          <w:tcPr>
+            <w:tcW w:type="dxa" w:w="2880"/>
+          </w:tcPr>
+          <w:p>
+            <w:r>
+              <w:t>Cambio de estado del prestador</w:t>
+            </w:r>
+          </w:p>
+        </w:tc>
+        <w:tc>
+          <w:tcPr>
+            <w:tcW w:type="dxa" w:w="2880"/>
+          </w:tcPr>
+          <w:p>
+            <w:r/>
+          </w:p>
+        </w:tc>
+      </w:tr>
+      <w:tr>
+        <w:tc>
+          <w:tcPr>
+            <w:tcW w:type="dxa" w:w="2880"/>
+          </w:tcPr>
+          <w:p>
+            <w:r>
+              <w:t>**Descripción**</w:t>
+            </w:r>
+          </w:p>
+        </w:tc>
+        <w:tc>
+          <w:tcPr>
+            <w:tcW w:type="dxa" w:w="2880"/>
+          </w:tcPr>
+          <w:p>
+            <w:r>
+              <w:t>Permite actualizar el estado del prestador (DISPONIBLE/OCUPADO/INACTIVO) para reflejar su disponibilidad en el módulo de servicios.</w:t>
+            </w:r>
+          </w:p>
+        </w:tc>
+        <w:tc>
+          <w:tcPr>
+            <w:tcW w:type="dxa" w:w="2880"/>
+          </w:tcPr>
+          <w:p>
+            <w:r/>
+          </w:p>
+        </w:tc>
+      </w:tr>
+      <w:tr>
+        <w:tc>
+          <w:tcPr>
+            <w:tcW w:type="dxa" w:w="2880"/>
+          </w:tcPr>
+          <w:p>
+            <w:r>
+              <w:t>**Actores**</w:t>
+            </w:r>
+          </w:p>
+        </w:tc>
+        <w:tc>
+          <w:tcPr>
+            <w:tcW w:type="dxa" w:w="2880"/>
+          </w:tcPr>
+          <w:p>
+            <w:r>
+              <w:t>Prestador, Administrador, API Django, App Flutter/Web</w:t>
+            </w:r>
+          </w:p>
+        </w:tc>
+        <w:tc>
+          <w:tcPr>
+            <w:tcW w:type="dxa" w:w="2880"/>
+          </w:tcPr>
+          <w:p>
+            <w:r/>
+          </w:p>
+        </w:tc>
+      </w:tr>
+      <w:tr>
+        <w:tc>
+          <w:tcPr>
+            <w:tcW w:type="dxa" w:w="2880"/>
+          </w:tcPr>
+          <w:p>
+            <w:r>
+              <w:t>**Precondición**</w:t>
+            </w:r>
+          </w:p>
+        </w:tc>
+        <w:tc>
+          <w:tcPr>
+            <w:tcW w:type="dxa" w:w="2880"/>
+          </w:tcPr>
+          <w:p>
+            <w:r>
+              <w:t>El prestador debe existir y estar aprobado en la plataforma.</w:t>
+            </w:r>
+          </w:p>
+        </w:tc>
+        <w:tc>
+          <w:tcPr>
+            <w:tcW w:type="dxa" w:w="2880"/>
+          </w:tcPr>
+          <w:p>
+            <w:r/>
+          </w:p>
+        </w:tc>
+      </w:tr>
+      <w:tr>
+        <w:tc>
+          <w:tcPr>
+            <w:tcW w:type="dxa" w:w="2880"/>
+          </w:tcPr>
+          <w:p>
+            <w:r>
+              <w:t>**Secuencia normal**</w:t>
+            </w:r>
+          </w:p>
+        </w:tc>
+        <w:tc>
+          <w:tcPr>
+            <w:tcW w:type="dxa" w:w="2880"/>
+          </w:tcPr>
+          <w:p>
+            <w:r>
+              <w:t>El prestador o el administrador cambia el estado desde su panel y el backend actualiza el registro para afectar su visibilidad y disponibilidad en las búsquedas.</w:t>
+            </w:r>
+          </w:p>
+        </w:tc>
+        <w:tc>
+          <w:tcPr>
+            <w:tcW w:type="dxa" w:w="2880"/>
+          </w:tcPr>
+          <w:p>
+            <w:r/>
+          </w:p>
+        </w:tc>
+      </w:tr>
+    </w:tbl>
+    <w:p/>
+    <w:p>
+      <w:pPr>
+        <w:pStyle w:val="Heading2"/>
+      </w:pPr>
+      <w:r>
+        <w:rPr>
+          <w:rFonts w:ascii="Calibri" w:hAnsi="Calibri"/>
+        </w:rPr>
+        <w:t>8.22 REQ-22 — Cambio de estado del domiciliario</w:t>
+      </w:r>
+    </w:p>
+    <w:tbl>
+      <w:tblPr>
+        <w:tblStyle w:val="TableGrid"/>
+        <w:tblW w:type="auto" w:w="0"/>
+        <w:tblLook w:firstColumn="1" w:firstRow="1" w:lastColumn="0" w:lastRow="0" w:noHBand="0" w:noVBand="1" w:val="04A0"/>
+      </w:tblPr>
+      <w:tblGrid>
+        <w:gridCol w:w="2880"/>
+        <w:gridCol w:w="2880"/>
+        <w:gridCol w:w="2880"/>
+      </w:tblGrid>
+      <w:tr>
+        <w:tc>
+          <w:tcPr>
+            <w:tcW w:type="dxa" w:w="2880"/>
+          </w:tcPr>
+          <w:p>
+            <w:r>
+              <w:t>**Código**</w:t>
+            </w:r>
+          </w:p>
+        </w:tc>
+        <w:tc>
+          <w:tcPr>
+            <w:tcW w:type="dxa" w:w="2880"/>
+          </w:tcPr>
+          <w:p>
+            <w:r>
+              <w:t>REQ-22</w:t>
+            </w:r>
+          </w:p>
+        </w:tc>
+        <w:tc>
+          <w:tcPr>
+            <w:tcW w:type="dxa" w:w="2880"/>
+          </w:tcPr>
+          <w:p>
+            <w:r/>
+          </w:p>
+        </w:tc>
+      </w:tr>
+      <w:tr>
+        <w:tc>
+          <w:tcPr>
+            <w:tcW w:type="dxa" w:w="2880"/>
+          </w:tcPr>
+          <w:p>
+            <w:r>
+              <w:t>**Nombre**</w:t>
+            </w:r>
+          </w:p>
+        </w:tc>
+        <w:tc>
+          <w:tcPr>
+            <w:tcW w:type="dxa" w:w="2880"/>
+          </w:tcPr>
+          <w:p>
+            <w:r>
+              <w:t>Cambio de estado del domiciliario</w:t>
+            </w:r>
+          </w:p>
+        </w:tc>
+        <w:tc>
+          <w:tcPr>
+            <w:tcW w:type="dxa" w:w="2880"/>
+          </w:tcPr>
+          <w:p>
+            <w:r/>
+          </w:p>
+        </w:tc>
+      </w:tr>
+      <w:tr>
+        <w:tc>
+          <w:tcPr>
+            <w:tcW w:type="dxa" w:w="2880"/>
+          </w:tcPr>
+          <w:p>
+            <w:r>
+              <w:t>**Descripción**</w:t>
+            </w:r>
+          </w:p>
+        </w:tc>
+        <w:tc>
+          <w:tcPr>
+            <w:tcW w:type="dxa" w:w="2880"/>
+          </w:tcPr>
+          <w:p>
+            <w:r>
+              <w:t>Permite actualizar el estado del domiciliario (DISPONIBLE/OCUPADO/INACTIVO) para controlar la asignación automática de domicilios.</w:t>
+            </w:r>
+          </w:p>
+        </w:tc>
+        <w:tc>
+          <w:tcPr>
+            <w:tcW w:type="dxa" w:w="2880"/>
+          </w:tcPr>
+          <w:p>
+            <w:r/>
+          </w:p>
+        </w:tc>
+      </w:tr>
+      <w:tr>
+        <w:tc>
+          <w:tcPr>
+            <w:tcW w:type="dxa" w:w="2880"/>
+          </w:tcPr>
+          <w:p>
+            <w:r>
+              <w:t>**Actores**</w:t>
+            </w:r>
+          </w:p>
+        </w:tc>
+        <w:tc>
+          <w:tcPr>
+            <w:tcW w:type="dxa" w:w="2880"/>
+          </w:tcPr>
+          <w:p>
+            <w:r>
+              <w:t>Domiciliario, Administrador, API Django, App Flutter/Web</w:t>
+            </w:r>
+          </w:p>
+        </w:tc>
+        <w:tc>
+          <w:tcPr>
+            <w:tcW w:type="dxa" w:w="2880"/>
+          </w:tcPr>
+          <w:p>
+            <w:r/>
+          </w:p>
+        </w:tc>
+      </w:tr>
+      <w:tr>
+        <w:tc>
+          <w:tcPr>
+            <w:tcW w:type="dxa" w:w="2880"/>
+          </w:tcPr>
+          <w:p>
+            <w:r>
+              <w:t>**Precondición**</w:t>
+            </w:r>
+          </w:p>
+        </w:tc>
+        <w:tc>
+          <w:tcPr>
+            <w:tcW w:type="dxa" w:w="2880"/>
+          </w:tcPr>
+          <w:p>
+            <w:r>
+              <w:t>El domiciliario debe estar registrado y activo.</w:t>
+            </w:r>
+          </w:p>
+        </w:tc>
+        <w:tc>
+          <w:tcPr>
+            <w:tcW w:type="dxa" w:w="2880"/>
+          </w:tcPr>
+          <w:p>
+            <w:r/>
+          </w:p>
+        </w:tc>
+      </w:tr>
+      <w:tr>
+        <w:tc>
+          <w:tcPr>
+            <w:tcW w:type="dxa" w:w="2880"/>
+          </w:tcPr>
+          <w:p>
+            <w:r>
+              <w:t>**Secuencia normal**</w:t>
+            </w:r>
+          </w:p>
+        </w:tc>
+        <w:tc>
+          <w:tcPr>
+            <w:tcW w:type="dxa" w:w="2880"/>
+          </w:tcPr>
+          <w:p>
+            <w:r>
+              <w:t>El domiciliario o el administrador modifica el estado y el backend actualiza el registro, afectando su inclusión en la lógica de asignación automática.</w:t>
+            </w:r>
+          </w:p>
+        </w:tc>
+        <w:tc>
+          <w:tcPr>
+            <w:tcW w:type="dxa" w:w="2880"/>
+          </w:tcPr>
+          <w:p>
+            <w:r/>
+          </w:p>
+        </w:tc>
+      </w:tr>
+    </w:tbl>
+    <w:p/>
+    <w:p>
+      <w:pPr>
+        <w:pStyle w:val="Heading2"/>
+      </w:pPr>
+      <w:r>
+        <w:rPr>
+          <w:rFonts w:ascii="Calibri" w:hAnsi="Calibri"/>
+        </w:rPr>
+        <w:t>8.23 REQ-23 — Solicitud directa de domicilio a un domiciliario disponible</w:t>
+      </w:r>
+    </w:p>
+    <w:tbl>
+      <w:tblPr>
+        <w:tblStyle w:val="TableGrid"/>
+        <w:tblW w:type="auto" w:w="0"/>
+        <w:tblLook w:firstColumn="1" w:firstRow="1" w:lastColumn="0" w:lastRow="0" w:noHBand="0" w:noVBand="1" w:val="04A0"/>
+      </w:tblPr>
+      <w:tblGrid>
+        <w:gridCol w:w="2880"/>
+        <w:gridCol w:w="2880"/>
+        <w:gridCol w:w="2880"/>
+      </w:tblGrid>
+      <w:tr>
+        <w:tc>
+          <w:tcPr>
+            <w:tcW w:type="dxa" w:w="2880"/>
+          </w:tcPr>
+          <w:p>
+            <w:r>
+              <w:t>**Código**</w:t>
+            </w:r>
+          </w:p>
+        </w:tc>
+        <w:tc>
+          <w:tcPr>
+            <w:tcW w:type="dxa" w:w="2880"/>
+          </w:tcPr>
+          <w:p>
+            <w:r>
+              <w:t>REQ-23</w:t>
+            </w:r>
+          </w:p>
+        </w:tc>
+        <w:tc>
+          <w:tcPr>
+            <w:tcW w:type="dxa" w:w="2880"/>
+          </w:tcPr>
+          <w:p>
+            <w:r/>
+          </w:p>
+        </w:tc>
+      </w:tr>
+      <w:tr>
+        <w:tc>
+          <w:tcPr>
+            <w:tcW w:type="dxa" w:w="2880"/>
+          </w:tcPr>
+          <w:p>
+            <w:r>
+              <w:t>**Nombre**</w:t>
+            </w:r>
+          </w:p>
+        </w:tc>
+        <w:tc>
+          <w:tcPr>
+            <w:tcW w:type="dxa" w:w="2880"/>
+          </w:tcPr>
+          <w:p>
+            <w:r>
+              <w:t>Solicitud directa de domicilio a domiciliario disponible</w:t>
+            </w:r>
+          </w:p>
+        </w:tc>
+        <w:tc>
+          <w:tcPr>
+            <w:tcW w:type="dxa" w:w="2880"/>
+          </w:tcPr>
+          <w:p>
+            <w:r/>
+          </w:p>
+        </w:tc>
+      </w:tr>
+      <w:tr>
+        <w:tc>
+          <w:tcPr>
+            <w:tcW w:type="dxa" w:w="2880"/>
+          </w:tcPr>
+          <w:p>
+            <w:r>
+              <w:t>**Descripción**</w:t>
+            </w:r>
+          </w:p>
+        </w:tc>
+        <w:tc>
+          <w:tcPr>
+            <w:tcW w:type="dxa" w:w="2880"/>
+          </w:tcPr>
+          <w:p>
+            <w:r>
+              <w:t>Permite que el administrador o un flujo específico envíe una solicitud de domicilio dirigida a un domiciliario disponible en particular.</w:t>
+            </w:r>
+          </w:p>
+        </w:tc>
+        <w:tc>
+          <w:tcPr>
+            <w:tcW w:type="dxa" w:w="2880"/>
+          </w:tcPr>
+          <w:p>
+            <w:r/>
+          </w:p>
+        </w:tc>
+      </w:tr>
+      <w:tr>
+        <w:tc>
+          <w:tcPr>
+            <w:tcW w:type="dxa" w:w="2880"/>
+          </w:tcPr>
+          <w:p>
+            <w:r>
+              <w:t>**Actores**</w:t>
+            </w:r>
+          </w:p>
+        </w:tc>
+        <w:tc>
+          <w:tcPr>
+            <w:tcW w:type="dxa" w:w="2880"/>
+          </w:tcPr>
+          <w:p>
+            <w:r>
+              <w:t>Administrador, Domiciliario, API Django, App Flutter/Web</w:t>
+            </w:r>
+          </w:p>
+        </w:tc>
+        <w:tc>
+          <w:tcPr>
+            <w:tcW w:type="dxa" w:w="2880"/>
+          </w:tcPr>
+          <w:p>
+            <w:r/>
+          </w:p>
+        </w:tc>
+      </w:tr>
+      <w:tr>
+        <w:tc>
+          <w:tcPr>
+            <w:tcW w:type="dxa" w:w="2880"/>
+          </w:tcPr>
+          <w:p>
+            <w:r>
+              <w:t>**Precondición**</w:t>
+            </w:r>
+          </w:p>
+        </w:tc>
+        <w:tc>
+          <w:tcPr>
+            <w:tcW w:type="dxa" w:w="2880"/>
+          </w:tcPr>
+          <w:p>
+            <w:r>
+              <w:t>Debe existir un domiciliario en estado DISPONIBLE y un cliente o solicitud que requiera servicio.</w:t>
+            </w:r>
+          </w:p>
+        </w:tc>
+        <w:tc>
+          <w:tcPr>
+            <w:tcW w:type="dxa" w:w="2880"/>
+          </w:tcPr>
+          <w:p>
+            <w:r/>
+          </w:p>
+        </w:tc>
+      </w:tr>
+      <w:tr>
+        <w:tc>
+          <w:tcPr>
+            <w:tcW w:type="dxa" w:w="2880"/>
+          </w:tcPr>
+          <w:p>
+            <w:r>
+              <w:t>**Secuencia normal**</w:t>
+            </w:r>
+          </w:p>
+        </w:tc>
+        <w:tc>
+          <w:tcPr>
+            <w:tcW w:type="dxa" w:w="2880"/>
+          </w:tcPr>
+          <w:p>
+            <w:r>
+              <w:t>Se selecciona un domiciliario disponible, se crea la solicitud de domicilio asociada a él y el backend registra el vínculo y el estado inicial correspondiente.</w:t>
+            </w:r>
+          </w:p>
+        </w:tc>
+        <w:tc>
+          <w:tcPr>
+            <w:tcW w:type="dxa" w:w="2880"/>
+          </w:tcPr>
+          <w:p>
+            <w:r/>
+          </w:p>
+        </w:tc>
+      </w:tr>
+    </w:tbl>
+    <w:p/>
+    <w:p>
+      <w:pPr>
+        <w:pStyle w:val="Heading2"/>
+      </w:pPr>
+      <w:r>
+        <w:rPr>
+          <w:rFonts w:ascii="Calibri" w:hAnsi="Calibri"/>
+        </w:rPr>
+        <w:t>8.24 REQ-24 — Filtrado de contactos por disponibilidad</w:t>
+      </w:r>
+    </w:p>
+    <w:tbl>
+      <w:tblPr>
+        <w:tblStyle w:val="TableGrid"/>
+        <w:tblW w:type="auto" w:w="0"/>
+        <w:tblLook w:firstColumn="1" w:firstRow="1" w:lastColumn="0" w:lastRow="0" w:noHBand="0" w:noVBand="1" w:val="04A0"/>
+      </w:tblPr>
+      <w:tblGrid>
+        <w:gridCol w:w="2880"/>
+        <w:gridCol w:w="2880"/>
+        <w:gridCol w:w="2880"/>
+      </w:tblGrid>
+      <w:tr>
+        <w:tc>
+          <w:tcPr>
+            <w:tcW w:type="dxa" w:w="2880"/>
+          </w:tcPr>
+          <w:p>
+            <w:r>
+              <w:t>**Código**</w:t>
+            </w:r>
+          </w:p>
+        </w:tc>
+        <w:tc>
+          <w:tcPr>
+            <w:tcW w:type="dxa" w:w="2880"/>
+          </w:tcPr>
+          <w:p>
+            <w:r>
+              <w:t>REQ-24</w:t>
+            </w:r>
+          </w:p>
+        </w:tc>
+        <w:tc>
+          <w:tcPr>
+            <w:tcW w:type="dxa" w:w="2880"/>
+          </w:tcPr>
+          <w:p>
+            <w:r/>
+          </w:p>
+        </w:tc>
+      </w:tr>
+      <w:tr>
+        <w:tc>
+          <w:tcPr>
+            <w:tcW w:type="dxa" w:w="2880"/>
+          </w:tcPr>
+          <w:p>
+            <w:r>
+              <w:t>**Nombre**</w:t>
+            </w:r>
+          </w:p>
+        </w:tc>
+        <w:tc>
+          <w:tcPr>
+            <w:tcW w:type="dxa" w:w="2880"/>
+          </w:tcPr>
+          <w:p>
+            <w:r>
+              <w:t>Filtrado de contactos por disponibilidad</w:t>
+            </w:r>
+          </w:p>
+        </w:tc>
+        <w:tc>
+          <w:tcPr>
+            <w:tcW w:type="dxa" w:w="2880"/>
+          </w:tcPr>
+          <w:p>
+            <w:r/>
+          </w:p>
+        </w:tc>
+      </w:tr>
+      <w:tr>
+        <w:tc>
+          <w:tcPr>
+            <w:tcW w:type="dxa" w:w="2880"/>
+          </w:tcPr>
+          <w:p>
+            <w:r>
+              <w:t>**Descripción**</w:t>
+            </w:r>
+          </w:p>
+        </w:tc>
+        <w:tc>
+          <w:tcPr>
+            <w:tcW w:type="dxa" w:w="2880"/>
+          </w:tcPr>
+          <w:p>
+            <w:r>
+              <w:t>Permite filtrar el directorio de contactos por estado de disponibilidad o tipo para facilitar la búsqueda de información útil.</w:t>
+            </w:r>
+          </w:p>
+        </w:tc>
+        <w:tc>
+          <w:tcPr>
+            <w:tcW w:type="dxa" w:w="2880"/>
+          </w:tcPr>
+          <w:p>
+            <w:r/>
+          </w:p>
+        </w:tc>
+      </w:tr>
+      <w:tr>
+        <w:tc>
+          <w:tcPr>
+            <w:tcW w:type="dxa" w:w="2880"/>
+          </w:tcPr>
+          <w:p>
+            <w:r>
+              <w:t>**Actores**</w:t>
+            </w:r>
+          </w:p>
+        </w:tc>
+        <w:tc>
+          <w:tcPr>
+            <w:tcW w:type="dxa" w:w="2880"/>
+          </w:tcPr>
+          <w:p>
+            <w:r>
+              <w:t>Usuario, App Flutter/Web, API Django</w:t>
+            </w:r>
+          </w:p>
+        </w:tc>
+        <w:tc>
+          <w:tcPr>
+            <w:tcW w:type="dxa" w:w="2880"/>
+          </w:tcPr>
+          <w:p>
+            <w:r/>
+          </w:p>
+        </w:tc>
+      </w:tr>
+      <w:tr>
+        <w:tc>
+          <w:tcPr>
+            <w:tcW w:type="dxa" w:w="2880"/>
+          </w:tcPr>
+          <w:p>
+            <w:r>
+              <w:t>**Precondición**</w:t>
+            </w:r>
+          </w:p>
+        </w:tc>
+        <w:tc>
+          <w:tcPr>
+            <w:tcW w:type="dxa" w:w="2880"/>
+          </w:tcPr>
+          <w:p>
+            <w:r>
+              <w:t>Deben existir contactos con distintos tipos o estados registrados.</w:t>
+            </w:r>
+          </w:p>
+        </w:tc>
+        <w:tc>
+          <w:tcPr>
+            <w:tcW w:type="dxa" w:w="2880"/>
+          </w:tcPr>
+          <w:p>
+            <w:r/>
+          </w:p>
+        </w:tc>
+      </w:tr>
+      <w:tr>
+        <w:tc>
+          <w:tcPr>
+            <w:tcW w:type="dxa" w:w="2880"/>
+          </w:tcPr>
+          <w:p>
+            <w:r>
+              <w:t>**Secuencia normal**</w:t>
+            </w:r>
+          </w:p>
+        </w:tc>
+        <w:tc>
+          <w:tcPr>
+            <w:tcW w:type="dxa" w:w="2880"/>
+          </w:tcPr>
+          <w:p>
+            <w:r>
+              <w:t>El usuario aplica filtros sobre el directorio y la app consulta el backend o filtra localmente para mostrar sólo los contactos que cumplen los criterios.</w:t>
+            </w:r>
+          </w:p>
+        </w:tc>
+        <w:tc>
+          <w:tcPr>
+            <w:tcW w:type="dxa" w:w="2880"/>
+          </w:tcPr>
+          <w:p>
+            <w:r/>
+          </w:p>
+        </w:tc>
+      </w:tr>
+    </w:tbl>
+    <w:p/>
+    <w:p>
+      <w:pPr>
+        <w:pStyle w:val="Heading2"/>
+      </w:pPr>
+      <w:r>
+        <w:rPr>
+          <w:rFonts w:ascii="Calibri" w:hAnsi="Calibri"/>
+        </w:rPr>
+        <w:t>8.25 REQ-25 — Reporte financiero agregado de domiciliarios</w:t>
+      </w:r>
+    </w:p>
+    <w:tbl>
+      <w:tblPr>
+        <w:tblStyle w:val="TableGrid"/>
+        <w:tblW w:type="auto" w:w="0"/>
+        <w:tblLook w:firstColumn="1" w:firstRow="1" w:lastColumn="0" w:lastRow="0" w:noHBand="0" w:noVBand="1" w:val="04A0"/>
+      </w:tblPr>
+      <w:tblGrid>
+        <w:gridCol w:w="2880"/>
+        <w:gridCol w:w="2880"/>
+        <w:gridCol w:w="2880"/>
+      </w:tblGrid>
+      <w:tr>
+        <w:tc>
+          <w:tcPr>
+            <w:tcW w:type="dxa" w:w="2880"/>
+          </w:tcPr>
+          <w:p>
+            <w:r>
+              <w:t>**Código**</w:t>
+            </w:r>
+          </w:p>
+        </w:tc>
+        <w:tc>
+          <w:tcPr>
+            <w:tcW w:type="dxa" w:w="2880"/>
+          </w:tcPr>
+          <w:p>
+            <w:r>
+              <w:t>REQ-25</w:t>
+            </w:r>
+          </w:p>
+        </w:tc>
+        <w:tc>
+          <w:tcPr>
+            <w:tcW w:type="dxa" w:w="2880"/>
+          </w:tcPr>
+          <w:p>
+            <w:r/>
+          </w:p>
+        </w:tc>
+      </w:tr>
+      <w:tr>
+        <w:tc>
+          <w:tcPr>
+            <w:tcW w:type="dxa" w:w="2880"/>
+          </w:tcPr>
+          <w:p>
+            <w:r>
+              <w:t>**Nombre**</w:t>
+            </w:r>
+          </w:p>
+        </w:tc>
+        <w:tc>
+          <w:tcPr>
+            <w:tcW w:type="dxa" w:w="2880"/>
+          </w:tcPr>
+          <w:p>
+            <w:r>
+              <w:t>Reporte financiero agregado de domiciliarios</w:t>
+            </w:r>
+          </w:p>
+        </w:tc>
+        <w:tc>
+          <w:tcPr>
+            <w:tcW w:type="dxa" w:w="2880"/>
+          </w:tcPr>
+          <w:p>
+            <w:r/>
+          </w:p>
+        </w:tc>
+      </w:tr>
+      <w:tr>
+        <w:tc>
+          <w:tcPr>
+            <w:tcW w:type="dxa" w:w="2880"/>
+          </w:tcPr>
+          <w:p>
+            <w:r>
+              <w:t>**Descripción**</w:t>
+            </w:r>
+          </w:p>
+        </w:tc>
+        <w:tc>
+          <w:tcPr>
+            <w:tcW w:type="dxa" w:w="2880"/>
+          </w:tcPr>
+          <w:p>
+            <w:r>
+              <w:t>Permite al administrador consultar un reporte agregado de ingresos, egresos y comisiones de los domiciliarios.</w:t>
+            </w:r>
+          </w:p>
+        </w:tc>
+        <w:tc>
+          <w:tcPr>
+            <w:tcW w:type="dxa" w:w="2880"/>
+          </w:tcPr>
+          <w:p>
+            <w:r/>
+          </w:p>
+        </w:tc>
+      </w:tr>
+      <w:tr>
+        <w:tc>
+          <w:tcPr>
+            <w:tcW w:type="dxa" w:w="2880"/>
+          </w:tcPr>
+          <w:p>
+            <w:r>
+              <w:t>**Actores**</w:t>
+            </w:r>
+          </w:p>
+        </w:tc>
+        <w:tc>
+          <w:tcPr>
+            <w:tcW w:type="dxa" w:w="2880"/>
+          </w:tcPr>
+          <w:p>
+            <w:r>
+              <w:t>Administrador, API Django, App Flutter/Web</w:t>
+            </w:r>
+          </w:p>
+        </w:tc>
+        <w:tc>
+          <w:tcPr>
+            <w:tcW w:type="dxa" w:w="2880"/>
+          </w:tcPr>
+          <w:p>
+            <w:r/>
+          </w:p>
+        </w:tc>
+      </w:tr>
+      <w:tr>
+        <w:tc>
+          <w:tcPr>
+            <w:tcW w:type="dxa" w:w="2880"/>
+          </w:tcPr>
+          <w:p>
+            <w:r>
+              <w:t>**Precondición**</w:t>
+            </w:r>
+          </w:p>
+        </w:tc>
+        <w:tc>
+          <w:tcPr>
+            <w:tcW w:type="dxa" w:w="2880"/>
+          </w:tcPr>
+          <w:p>
+            <w:r>
+              <w:t>Deben existir registros financieros asociados a domiciliarios.</w:t>
+            </w:r>
+          </w:p>
+        </w:tc>
+        <w:tc>
+          <w:tcPr>
+            <w:tcW w:type="dxa" w:w="2880"/>
+          </w:tcPr>
+          <w:p>
+            <w:r/>
+          </w:p>
+        </w:tc>
+      </w:tr>
+      <w:tr>
+        <w:tc>
+          <w:tcPr>
+            <w:tcW w:type="dxa" w:w="2880"/>
+          </w:tcPr>
+          <w:p>
+            <w:r>
+              <w:t>**Secuencia normal**</w:t>
+            </w:r>
+          </w:p>
+        </w:tc>
+        <w:tc>
+          <w:tcPr>
+            <w:tcW w:type="dxa" w:w="2880"/>
+          </w:tcPr>
+          <w:p>
+            <w:r>
+              <w:t>El administrador accede al módulo de reportes financieros, selecciona filtros de fecha y el backend agrega los FinancialRecord por domiciliario y retorna los totales.</w:t>
+            </w:r>
+          </w:p>
+        </w:tc>
+        <w:tc>
+          <w:tcPr>
+            <w:tcW w:type="dxa" w:w="2880"/>
+          </w:tcPr>
+          <w:p>
+            <w:r/>
+          </w:p>
+        </w:tc>
+      </w:tr>
+    </w:tbl>
+    <w:p/>
+    <w:p>
+      <w:pPr>
+        <w:pStyle w:val="Heading2"/>
+      </w:pPr>
+      <w:r>
+        <w:rPr>
+          <w:rFonts w:ascii="Calibri" w:hAnsi="Calibri"/>
+        </w:rPr>
+        <w:t>8.26 REQ-26 — Uso de variables de entorno (.env)</w:t>
+      </w:r>
+    </w:p>
+    <w:tbl>
+      <w:tblPr>
+        <w:tblStyle w:val="TableGrid"/>
+        <w:tblW w:type="auto" w:w="0"/>
+        <w:tblLook w:firstColumn="1" w:firstRow="1" w:lastColumn="0" w:lastRow="0" w:noHBand="0" w:noVBand="1" w:val="04A0"/>
+      </w:tblPr>
+      <w:tblGrid>
+        <w:gridCol w:w="2880"/>
+        <w:gridCol w:w="2880"/>
+        <w:gridCol w:w="2880"/>
+      </w:tblGrid>
+      <w:tr>
+        <w:tc>
+          <w:tcPr>
+            <w:tcW w:type="dxa" w:w="2880"/>
+          </w:tcPr>
+          <w:p>
+            <w:r>
+              <w:t>**Código**</w:t>
+            </w:r>
+          </w:p>
+        </w:tc>
+        <w:tc>
+          <w:tcPr>
+            <w:tcW w:type="dxa" w:w="2880"/>
+          </w:tcPr>
+          <w:p>
+            <w:r>
+              <w:t>REQ-26</w:t>
+            </w:r>
+          </w:p>
+        </w:tc>
+        <w:tc>
+          <w:tcPr>
+            <w:tcW w:type="dxa" w:w="2880"/>
+          </w:tcPr>
+          <w:p>
+            <w:r/>
+          </w:p>
+        </w:tc>
+      </w:tr>
+      <w:tr>
+        <w:tc>
+          <w:tcPr>
+            <w:tcW w:type="dxa" w:w="2880"/>
+          </w:tcPr>
+          <w:p>
+            <w:r>
+              <w:t>**Nombre**</w:t>
+            </w:r>
+          </w:p>
+        </w:tc>
+        <w:tc>
+          <w:tcPr>
+            <w:tcW w:type="dxa" w:w="2880"/>
+          </w:tcPr>
+          <w:p>
+            <w:r>
+              <w:t>Uso de variables de entorno (.env)</w:t>
+            </w:r>
+          </w:p>
+        </w:tc>
+        <w:tc>
+          <w:tcPr>
+            <w:tcW w:type="dxa" w:w="2880"/>
+          </w:tcPr>
+          <w:p>
+            <w:r/>
+          </w:p>
+        </w:tc>
+      </w:tr>
+      <w:tr>
+        <w:tc>
+          <w:tcPr>
+            <w:tcW w:type="dxa" w:w="2880"/>
+          </w:tcPr>
+          <w:p>
+            <w:r>
+              <w:t>**Descripción**</w:t>
+            </w:r>
+          </w:p>
+        </w:tc>
+        <w:tc>
+          <w:tcPr>
+            <w:tcW w:type="dxa" w:w="2880"/>
+          </w:tcPr>
+          <w:p>
+            <w:r>
+              <w:t>Establece el uso de variables de entorno para credenciales, claves secretas y configuraciones sensibles tanto en backend como en frontend.</w:t>
+            </w:r>
+          </w:p>
+        </w:tc>
+        <w:tc>
+          <w:tcPr>
+            <w:tcW w:type="dxa" w:w="2880"/>
+          </w:tcPr>
+          <w:p>
+            <w:r/>
+          </w:p>
+        </w:tc>
+      </w:tr>
+      <w:tr>
+        <w:tc>
+          <w:tcPr>
+            <w:tcW w:type="dxa" w:w="2880"/>
+          </w:tcPr>
+          <w:p>
+            <w:r>
+              <w:t>**Actores**</w:t>
+            </w:r>
+          </w:p>
+        </w:tc>
+        <w:tc>
+          <w:tcPr>
+            <w:tcW w:type="dxa" w:w="2880"/>
+          </w:tcPr>
+          <w:p>
+            <w:r>
+              <w:t>Equipo de despliegue, Backend Django, Frontend Flutter/Web</w:t>
+            </w:r>
+          </w:p>
+        </w:tc>
+        <w:tc>
+          <w:tcPr>
+            <w:tcW w:type="dxa" w:w="2880"/>
+          </w:tcPr>
+          <w:p>
+            <w:r/>
+          </w:p>
+        </w:tc>
+      </w:tr>
+      <w:tr>
+        <w:tc>
+          <w:tcPr>
+            <w:tcW w:type="dxa" w:w="2880"/>
+          </w:tcPr>
+          <w:p>
+            <w:r>
+              <w:t>**Precondición**</w:t>
+            </w:r>
+          </w:p>
+        </w:tc>
+        <w:tc>
+          <w:tcPr>
+            <w:tcW w:type="dxa" w:w="2880"/>
+          </w:tcPr>
+          <w:p>
+            <w:r>
+              <w:t>Debe existir un archivo .env o mecanismo equivalente configurado en cada entorno.</w:t>
+            </w:r>
+          </w:p>
+        </w:tc>
+        <w:tc>
+          <w:tcPr>
+            <w:tcW w:type="dxa" w:w="2880"/>
+          </w:tcPr>
+          <w:p>
+            <w:r/>
+          </w:p>
+        </w:tc>
+      </w:tr>
+      <w:tr>
+        <w:tc>
+          <w:tcPr>
+            <w:tcW w:type="dxa" w:w="2880"/>
+          </w:tcPr>
+          <w:p>
+            <w:r>
+              <w:t>**Secuencia normal**</w:t>
+            </w:r>
+          </w:p>
+        </w:tc>
+        <w:tc>
+          <w:tcPr>
+            <w:tcW w:type="dxa" w:w="2880"/>
+          </w:tcPr>
+          <w:p>
+            <w:r>
+              <w:t>Durante la configuración, se definen las variables necesarias (SECRET_KEY, credenciales de BD, URLs, etc.) y la aplicación las lee sin exponer valores sensibles en el código fuente.</w:t>
+            </w:r>
+          </w:p>
+        </w:tc>
+        <w:tc>
+          <w:tcPr>
+            <w:tcW w:type="dxa" w:w="2880"/>
+          </w:tcPr>
+          <w:p>
+            <w:r/>
+          </w:p>
+        </w:tc>
+      </w:tr>
+    </w:tbl>
+    <w:p/>
+    <w:p>
+      <w:pPr>
+        <w:pStyle w:val="Heading2"/>
+      </w:pPr>
+      <w:r>
+        <w:rPr>
+          <w:rFonts w:ascii="Calibri" w:hAnsi="Calibri"/>
+        </w:rPr>
+        <w:t>8.27 REQ-27 — Configuración de PostgreSQL como base de datos de producción</w:t>
+      </w:r>
+    </w:p>
+    <w:tbl>
+      <w:tblPr>
+        <w:tblStyle w:val="TableGrid"/>
+        <w:tblW w:type="auto" w:w="0"/>
+        <w:tblLook w:firstColumn="1" w:firstRow="1" w:lastColumn="0" w:lastRow="0" w:noHBand="0" w:noVBand="1" w:val="04A0"/>
+      </w:tblPr>
+      <w:tblGrid>
+        <w:gridCol w:w="2880"/>
+        <w:gridCol w:w="2880"/>
+        <w:gridCol w:w="2880"/>
+      </w:tblGrid>
+      <w:tr>
+        <w:tc>
+          <w:tcPr>
+            <w:tcW w:type="dxa" w:w="2880"/>
+          </w:tcPr>
+          <w:p>
+            <w:r>
+              <w:t>**Código**</w:t>
+            </w:r>
+          </w:p>
+        </w:tc>
+        <w:tc>
+          <w:tcPr>
+            <w:tcW w:type="dxa" w:w="2880"/>
+          </w:tcPr>
+          <w:p>
+            <w:r>
+              <w:t>REQ-27</w:t>
+            </w:r>
+          </w:p>
+        </w:tc>
+        <w:tc>
+          <w:tcPr>
+            <w:tcW w:type="dxa" w:w="2880"/>
+          </w:tcPr>
+          <w:p>
+            <w:r/>
+          </w:p>
+        </w:tc>
+      </w:tr>
+      <w:tr>
+        <w:tc>
+          <w:tcPr>
+            <w:tcW w:type="dxa" w:w="2880"/>
+          </w:tcPr>
+          <w:p>
+            <w:r>
+              <w:t>**Nombre**</w:t>
+            </w:r>
+          </w:p>
+        </w:tc>
+        <w:tc>
+          <w:tcPr>
+            <w:tcW w:type="dxa" w:w="2880"/>
+          </w:tcPr>
+          <w:p>
+            <w:r>
+              <w:t>Configuración de PostgreSQL como base de datos de producción</w:t>
+            </w:r>
+          </w:p>
+        </w:tc>
+        <w:tc>
+          <w:tcPr>
+            <w:tcW w:type="dxa" w:w="2880"/>
+          </w:tcPr>
+          <w:p>
+            <w:r/>
+          </w:p>
+        </w:tc>
+      </w:tr>
+      <w:tr>
+        <w:tc>
+          <w:tcPr>
+            <w:tcW w:type="dxa" w:w="2880"/>
+          </w:tcPr>
+          <w:p>
+            <w:r>
+              <w:t>**Descripción**</w:t>
+            </w:r>
+          </w:p>
+        </w:tc>
+        <w:tc>
+          <w:tcPr>
+            <w:tcW w:type="dxa" w:w="2880"/>
+          </w:tcPr>
+          <w:p>
+            <w:r>
+              <w:t>Define que, para entornos de producción, la base de datos relacional utilizada será PostgreSQL, reemplazando SQLite del entorno de desarrollo.</w:t>
+            </w:r>
+          </w:p>
+        </w:tc>
+        <w:tc>
+          <w:tcPr>
+            <w:tcW w:type="dxa" w:w="2880"/>
+          </w:tcPr>
+          <w:p>
+            <w:r/>
+          </w:p>
+        </w:tc>
+      </w:tr>
+      <w:tr>
+        <w:tc>
+          <w:tcPr>
+            <w:tcW w:type="dxa" w:w="2880"/>
+          </w:tcPr>
+          <w:p>
+            <w:r>
+              <w:t>**Actores**</w:t>
+            </w:r>
+          </w:p>
+        </w:tc>
+        <w:tc>
+          <w:tcPr>
+            <w:tcW w:type="dxa" w:w="2880"/>
+          </w:tcPr>
+          <w:p>
+            <w:r>
+              <w:t>Equipo de infraestructura, Backend Django</w:t>
+            </w:r>
+          </w:p>
+        </w:tc>
+        <w:tc>
+          <w:tcPr>
+            <w:tcW w:type="dxa" w:w="2880"/>
+          </w:tcPr>
+          <w:p>
+            <w:r/>
+          </w:p>
+        </w:tc>
+      </w:tr>
+      <w:tr>
+        <w:tc>
+          <w:tcPr>
+            <w:tcW w:type="dxa" w:w="2880"/>
+          </w:tcPr>
+          <w:p>
+            <w:r>
+              <w:t>**Precondición**</w:t>
+            </w:r>
+          </w:p>
+        </w:tc>
+        <w:tc>
+          <w:tcPr>
+            <w:tcW w:type="dxa" w:w="2880"/>
+          </w:tcPr>
+          <w:p>
+            <w:r>
+              <w:t>Debe existir una instancia de PostgreSQL accesible y credenciales configuradas en variables de entorno.</w:t>
+            </w:r>
+          </w:p>
+        </w:tc>
+        <w:tc>
+          <w:tcPr>
+            <w:tcW w:type="dxa" w:w="2880"/>
+          </w:tcPr>
+          <w:p>
+            <w:r/>
+          </w:p>
+        </w:tc>
+      </w:tr>
+      <w:tr>
+        <w:tc>
+          <w:tcPr>
+            <w:tcW w:type="dxa" w:w="2880"/>
+          </w:tcPr>
+          <w:p>
+            <w:r>
+              <w:t>**Secuencia normal**</w:t>
+            </w:r>
+          </w:p>
+        </w:tc>
+        <w:tc>
+          <w:tcPr>
+            <w:tcW w:type="dxa" w:w="2880"/>
+          </w:tcPr>
+          <w:p>
+            <w:r>
+              <w:t>En el entorno de producción se configura Django para usar PostgreSQL, se ejecutan migraciones y se verifica el correcto funcionamiento de la API contra la nueva base de datos.</w:t>
+            </w:r>
+          </w:p>
+        </w:tc>
+        <w:tc>
+          <w:tcPr>
+            <w:tcW w:type="dxa" w:w="2880"/>
+          </w:tcPr>
+          <w:p>
+            <w:r/>
+          </w:p>
+        </w:tc>
+      </w:tr>
+    </w:tbl>
+    <w:p/>
+    <w:p>
+      <w:pPr>
+        <w:pStyle w:val="Heading2"/>
+      </w:pPr>
+      <w:r>
+        <w:rPr>
+          <w:rFonts w:ascii="Calibri" w:hAnsi="Calibri"/>
+        </w:rPr>
+        <w:t>8.28 REQ-28 — Configuración de CORS para el backend de Runners</w:t>
+      </w:r>
+    </w:p>
+    <w:tbl>
+      <w:tblPr>
+        <w:tblStyle w:val="TableGrid"/>
+        <w:tblW w:type="auto" w:w="0"/>
+        <w:tblLook w:firstColumn="1" w:firstRow="1" w:lastColumn="0" w:lastRow="0" w:noHBand="0" w:noVBand="1" w:val="04A0"/>
+      </w:tblPr>
+      <w:tblGrid>
+        <w:gridCol w:w="2880"/>
+        <w:gridCol w:w="2880"/>
+        <w:gridCol w:w="2880"/>
+      </w:tblGrid>
+      <w:tr>
+        <w:tc>
+          <w:tcPr>
+            <w:tcW w:type="dxa" w:w="2880"/>
+          </w:tcPr>
+          <w:p>
+            <w:r>
+              <w:t>**Código**</w:t>
+            </w:r>
+          </w:p>
+        </w:tc>
+        <w:tc>
+          <w:tcPr>
+            <w:tcW w:type="dxa" w:w="2880"/>
+          </w:tcPr>
+          <w:p>
+            <w:r>
+              <w:t>REQ-28</w:t>
+            </w:r>
+          </w:p>
+        </w:tc>
+        <w:tc>
+          <w:tcPr>
+            <w:tcW w:type="dxa" w:w="2880"/>
+          </w:tcPr>
+          <w:p>
+            <w:r/>
+          </w:p>
+        </w:tc>
+      </w:tr>
+      <w:tr>
+        <w:tc>
+          <w:tcPr>
+            <w:tcW w:type="dxa" w:w="2880"/>
+          </w:tcPr>
+          <w:p>
+            <w:r>
+              <w:t>**Nombre**</w:t>
+            </w:r>
+          </w:p>
+        </w:tc>
+        <w:tc>
+          <w:tcPr>
+            <w:tcW w:type="dxa" w:w="2880"/>
+          </w:tcPr>
+          <w:p>
+            <w:r>
+              <w:t>Configuración de CORS para el backend de Runners</w:t>
+            </w:r>
+          </w:p>
+        </w:tc>
+        <w:tc>
+          <w:tcPr>
+            <w:tcW w:type="dxa" w:w="2880"/>
+          </w:tcPr>
+          <w:p>
+            <w:r/>
+          </w:p>
+        </w:tc>
+      </w:tr>
+      <w:tr>
+        <w:tc>
+          <w:tcPr>
+            <w:tcW w:type="dxa" w:w="2880"/>
+          </w:tcPr>
+          <w:p>
+            <w:r>
+              <w:t>**Descripción**</w:t>
+            </w:r>
+          </w:p>
+        </w:tc>
+        <w:tc>
+          <w:tcPr>
+            <w:tcW w:type="dxa" w:w="2880"/>
+          </w:tcPr>
+          <w:p>
+            <w:r>
+              <w:t>Establece la configuración de CORS en el backend para permitir que los frontends autorizados (web/móvil) consuman la API de forma segura.</w:t>
+            </w:r>
+          </w:p>
+        </w:tc>
+        <w:tc>
+          <w:tcPr>
+            <w:tcW w:type="dxa" w:w="2880"/>
+          </w:tcPr>
+          <w:p>
+            <w:r/>
+          </w:p>
+        </w:tc>
+      </w:tr>
+      <w:tr>
+        <w:tc>
+          <w:tcPr>
+            <w:tcW w:type="dxa" w:w="2880"/>
+          </w:tcPr>
+          <w:p>
+            <w:r>
+              <w:t>**Actores**</w:t>
+            </w:r>
+          </w:p>
+        </w:tc>
+        <w:tc>
+          <w:tcPr>
+            <w:tcW w:type="dxa" w:w="2880"/>
+          </w:tcPr>
+          <w:p>
+            <w:r>
+              <w:t>Equipo de infraestructura, Backend Django</w:t>
+            </w:r>
+          </w:p>
+        </w:tc>
+        <w:tc>
+          <w:tcPr>
+            <w:tcW w:type="dxa" w:w="2880"/>
+          </w:tcPr>
+          <w:p>
+            <w:r/>
+          </w:p>
+        </w:tc>
+      </w:tr>
+      <w:tr>
+        <w:tc>
+          <w:tcPr>
+            <w:tcW w:type="dxa" w:w="2880"/>
+          </w:tcPr>
+          <w:p>
+            <w:r>
+              <w:t>**Precondición**</w:t>
+            </w:r>
+          </w:p>
+        </w:tc>
+        <w:tc>
+          <w:tcPr>
+            <w:tcW w:type="dxa" w:w="2880"/>
+          </w:tcPr>
+          <w:p>
+            <w:r>
+              <w:t>El proyecto debe tener instalado y configurado django-cors-headers u otra solución equivalente.</w:t>
+            </w:r>
+          </w:p>
+        </w:tc>
+        <w:tc>
+          <w:tcPr>
+            <w:tcW w:type="dxa" w:w="2880"/>
+          </w:tcPr>
+          <w:p>
+            <w:r/>
+          </w:p>
+        </w:tc>
+      </w:tr>
+      <w:tr>
+        <w:tc>
+          <w:tcPr>
+            <w:tcW w:type="dxa" w:w="2880"/>
+          </w:tcPr>
+          <w:p>
+            <w:r>
+              <w:t>**Secuencia normal**</w:t>
+            </w:r>
+          </w:p>
+        </w:tc>
+        <w:tc>
+          <w:tcPr>
+            <w:tcW w:type="dxa" w:w="2880"/>
+          </w:tcPr>
+          <w:p>
+            <w:r>
+              <w:t>Se definen los orígenes permitidos y encabezados necesarios para las peticiones desde los clientes, restringiendo el acceso desde dominios no autorizados.</w:t>
+            </w:r>
+          </w:p>
+        </w:tc>
+        <w:tc>
+          <w:tcPr>
+            <w:tcW w:type="dxa" w:w="2880"/>
+          </w:tcPr>
+          <w:p>
+            <w:r/>
+          </w:p>
+        </w:tc>
+      </w:tr>
+    </w:tbl>
+    <w:p/>
+    <w:p>
+      <w:pPr>
+        <w:pStyle w:val="Heading2"/>
+      </w:pPr>
+      <w:r>
+        <w:rPr>
+          <w:rFonts w:ascii="Calibri" w:hAnsi="Calibri"/>
+        </w:rPr>
+        <w:t>8.29 Requerimientos no funcionales</w:t>
+      </w:r>
+    </w:p>
+    <w:tbl>
+      <w:tblPr>
+        <w:tblStyle w:val="TableGrid"/>
+        <w:tblW w:type="auto" w:w="0"/>
+        <w:tblLook w:firstColumn="1" w:firstRow="1" w:lastColumn="0" w:lastRow="0" w:noHBand="0" w:noVBand="1" w:val="04A0"/>
+      </w:tblPr>
+      <w:tblGrid>
+        <w:gridCol w:w="2880"/>
+        <w:gridCol w:w="2880"/>
+        <w:gridCol w:w="2880"/>
+      </w:tblGrid>
+      <w:tr>
+        <w:tc>
+          <w:tcPr>
+            <w:tcW w:type="dxa" w:w="2880"/>
+          </w:tcPr>
+          <w:p>
+            <w:r>
+              <w:t>ID</w:t>
+            </w:r>
+          </w:p>
+        </w:tc>
+        <w:tc>
+          <w:tcPr>
+            <w:tcW w:type="dxa" w:w="2880"/>
+          </w:tcPr>
+          <w:p>
+            <w:r>
+              <w:t>Categoría</w:t>
+            </w:r>
+          </w:p>
+        </w:tc>
+        <w:tc>
+          <w:tcPr>
+            <w:tcW w:type="dxa" w:w="2880"/>
+          </w:tcPr>
+          <w:p>
+            <w:r>
+              <w:t>Descripción</w:t>
+            </w:r>
+          </w:p>
+        </w:tc>
+      </w:tr>
+      <w:tr>
+        <w:tc>
+          <w:tcPr>
+            <w:tcW w:type="dxa" w:w="2880"/>
+          </w:tcPr>
+          <w:p>
+            <w:r>
+              <w:t>RNF-01</w:t>
+            </w:r>
+          </w:p>
+        </w:tc>
+        <w:tc>
+          <w:tcPr>
+            <w:tcW w:type="dxa" w:w="2880"/>
+          </w:tcPr>
+          <w:p>
+            <w:r>
+              <w:t>Seguridad</w:t>
+            </w:r>
+          </w:p>
+        </w:tc>
+        <w:tc>
+          <w:tcPr>
+            <w:tcW w:type="dxa" w:w="2880"/>
+          </w:tcPr>
+          <w:p>
+            <w:r>
+              <w:t>Contraseñas hash bcrypt, JWT para sesiones, FlutterSecureStorage para tokens y uso de variables de entorno (.env) para credenciales y secretos.</w:t>
+            </w:r>
+          </w:p>
+        </w:tc>
+      </w:tr>
+      <w:tr>
+        <w:tc>
+          <w:tcPr>
+            <w:tcW w:type="dxa" w:w="2880"/>
+          </w:tcPr>
+          <w:p>
+            <w:r>
+              <w:t>RNF-02</w:t>
+            </w:r>
+          </w:p>
+        </w:tc>
+        <w:tc>
+          <w:tcPr>
+            <w:tcW w:type="dxa" w:w="2880"/>
+          </w:tcPr>
+          <w:p>
+            <w:r>
+              <w:t>Rendimiento</w:t>
+            </w:r>
+          </w:p>
+        </w:tc>
+        <w:tc>
+          <w:tcPr>
+            <w:tcW w:type="dxa" w:w="2880"/>
+          </w:tcPr>
+          <w:p>
+            <w:r>
+              <w:t>Latencia &lt; 500ms; paginación en listados extensos</w:t>
+            </w:r>
+          </w:p>
+        </w:tc>
+      </w:tr>
+      <w:tr>
+        <w:tc>
+          <w:tcPr>
+            <w:tcW w:type="dxa" w:w="2880"/>
+          </w:tcPr>
+          <w:p>
+            <w:r>
+              <w:t>RNF-03</w:t>
+            </w:r>
+          </w:p>
+        </w:tc>
+        <w:tc>
+          <w:tcPr>
+            <w:tcW w:type="dxa" w:w="2880"/>
+          </w:tcPr>
+          <w:p>
+            <w:r>
+              <w:t>Escalabilidad</w:t>
+            </w:r>
+          </w:p>
+        </w:tc>
+        <w:tc>
+          <w:tcPr>
+            <w:tcW w:type="dxa" w:w="2880"/>
+          </w:tcPr>
+          <w:p>
+            <w:r>
+              <w:t>Clean Architecture; compatible con Docker</w:t>
+            </w:r>
+          </w:p>
+        </w:tc>
+      </w:tr>
+      <w:tr>
+        <w:tc>
+          <w:tcPr>
+            <w:tcW w:type="dxa" w:w="2880"/>
+          </w:tcPr>
+          <w:p>
+            <w:r>
+              <w:t>RNF-04</w:t>
+            </w:r>
+          </w:p>
+        </w:tc>
+        <w:tc>
+          <w:tcPr>
+            <w:tcW w:type="dxa" w:w="2880"/>
+          </w:tcPr>
+          <w:p>
+            <w:r>
+              <w:t>Mantenibilidad</w:t>
+            </w:r>
+          </w:p>
+        </w:tc>
+        <w:tc>
+          <w:tcPr>
+            <w:tcW w:type="dxa" w:w="2880"/>
+          </w:tcPr>
+          <w:p>
+            <w:r>
+              <w:t>Apps Django por dominio; features Flutter por módulo</w:t>
+            </w:r>
+          </w:p>
+        </w:tc>
+      </w:tr>
+      <w:tr>
+        <w:tc>
+          <w:tcPr>
+            <w:tcW w:type="dxa" w:w="2880"/>
+          </w:tcPr>
+          <w:p>
+            <w:r>
+              <w:t>RNF-05</w:t>
+            </w:r>
+          </w:p>
+        </w:tc>
+        <w:tc>
+          <w:tcPr>
+            <w:tcW w:type="dxa" w:w="2880"/>
+          </w:tcPr>
+          <w:p>
+            <w:r>
+              <w:t>Observabilidad</w:t>
+            </w:r>
+          </w:p>
+        </w:tc>
+        <w:tc>
+          <w:tcPr>
+            <w:tcW w:type="dxa" w:w="2880"/>
+          </w:tcPr>
+          <w:p>
+            <w:r>
+              <w:t>Logs backend; manejo de errores estructurado en frontend</w:t>
+            </w:r>
+          </w:p>
+        </w:tc>
+      </w:tr>
+      <w:tr>
+        <w:tc>
+          <w:tcPr>
+            <w:tcW w:type="dxa" w:w="2880"/>
+          </w:tcPr>
+          <w:p>
+            <w:r>
+              <w:t>RNF-06</w:t>
+            </w:r>
+          </w:p>
+        </w:tc>
+        <w:tc>
+          <w:tcPr>
+            <w:tcW w:type="dxa" w:w="2880"/>
+          </w:tcPr>
+          <w:p>
+            <w:r>
+              <w:t>Compatibilidad</w:t>
+            </w:r>
+          </w:p>
+        </w:tc>
+        <w:tc>
+          <w:tcPr>
+            <w:tcW w:type="dxa" w:w="2880"/>
+          </w:tcPr>
+          <w:p>
+            <w:r>
+              <w:t>Aplicación móvil Android/iOS; backend compatible con PostgreSQL en producción</w:t>
+            </w:r>
+          </w:p>
+        </w:tc>
+      </w:tr>
+      <w:tr>
+        <w:tc>
+          <w:tcPr>
+            <w:tcW w:type="dxa" w:w="2880"/>
+          </w:tcPr>
+          <w:p>
+            <w:r>
+              <w:t>RNF-07</w:t>
+            </w:r>
+          </w:p>
+        </w:tc>
+        <w:tc>
+          <w:tcPr>
+            <w:tcW w:type="dxa" w:w="2880"/>
+          </w:tcPr>
+          <w:p>
+            <w:r>
+              <w:t>Disponibilidad</w:t>
+            </w:r>
+          </w:p>
+        </w:tc>
+        <w:tc>
+          <w:tcPr>
+            <w:tcW w:type="dxa" w:w="2880"/>
+          </w:tcPr>
+          <w:p>
+            <w:r>
+              <w:t>Backend 24/7 en producción con gunicorn/supervisor</w:t>
+            </w:r>
+          </w:p>
+        </w:tc>
+      </w:tr>
+      <w:tr>
+        <w:tc>
+          <w:tcPr>
+            <w:tcW w:type="dxa" w:w="2880"/>
+          </w:tcPr>
+          <w:p>
+            <w:r>
+              <w:t>RNF-08</w:t>
+            </w:r>
+          </w:p>
+        </w:tc>
+        <w:tc>
+          <w:tcPr>
+            <w:tcW w:type="dxa" w:w="2880"/>
+          </w:tcPr>
+          <w:p>
+            <w:r>
+              <w:t>Infraestructura</w:t>
+            </w:r>
+          </w:p>
+        </w:tc>
+        <w:tc>
+          <w:tcPr>
+            <w:tcW w:type="dxa" w:w="2880"/>
+          </w:tcPr>
+          <w:p>
+            <w:r>
+              <w:t>Uso de PostgreSQL como base de datos de producción para garantizar escalabilidad, rendimiento y confiabilidad.</w:t>
+            </w:r>
+          </w:p>
+        </w:tc>
+      </w:tr>
+      <w:tr>
+        <w:tc>
+          <w:tcPr>
+            <w:tcW w:type="dxa" w:w="2880"/>
+          </w:tcPr>
+          <w:p>
+            <w:r>
+              <w:t>RNF-09</w:t>
+            </w:r>
+          </w:p>
+        </w:tc>
+        <w:tc>
+          <w:tcPr>
+            <w:tcW w:type="dxa" w:w="2880"/>
+          </w:tcPr>
+          <w:p>
+            <w:r>
+              <w:t>Seguridad API</w:t>
+            </w:r>
+          </w:p>
+        </w:tc>
+        <w:tc>
+          <w:tcPr>
+            <w:tcW w:type="dxa" w:w="2880"/>
+          </w:tcPr>
+          <w:p>
+            <w:r>
+              <w:t>Configuración adecuada de CORS en el backend para permitir que el frontend (web/móvil) se comunique con la API sin exponer el sistema a orígenes no autorizados.</w:t>
+            </w:r>
+          </w:p>
+        </w:tc>
+      </w:tr>
+    </w:tbl>
+    <w:p/>
+    <w:p>
+      <w:pPr>
         <w:pStyle w:val="Heading1"/>
       </w:pPr>
       <w:r>
@@ -3490,7 +9318,7 @@
         <w:rPr>
           <w:rFonts w:ascii="Calibri" w:hAnsi="Calibri"/>
         </w:rPr>
-        <w:t>14.5 Prototipado</w:t>
+        <w:t>14.4.7 Diagramas de secuencia</w:t>
       </w:r>
     </w:p>
     <w:p>
@@ -3501,7 +9329,1316 @@
           <w:i w:val="0"/>
           <w:sz w:val="22"/>
         </w:rPr>
+        <w:t>Principales diagramas de secuencia del sistema Runners para los flujos criticos de autenticacion, tienda y domicilios.</w:t>
+      </w:r>
+    </w:p>
+    <w:p>
+      <w:pPr>
+        <w:pStyle w:val="Heading6"/>
+      </w:pPr>
+      <w:r>
+        <w:rPr>
+          <w:rFonts w:ascii="Calibri" w:hAnsi="Calibri"/>
+        </w:rPr>
+        <w:t>14.4.7.1 Autenticacion y enrutamiento por rol</w:t>
+      </w:r>
+    </w:p>
+    <w:p>
+      <w:pPr>
+        <w:pStyle w:val="ListNumber"/>
+      </w:pPr>
+      <w:r>
+        <w:rPr>
+          <w:rFonts w:ascii="Calibri" w:hAnsi="Calibri"/>
+        </w:rPr>
+        <w:t>El usuario ingresa correo y contrasena en la App Flutter.</w:t>
+      </w:r>
+    </w:p>
+    <w:p>
+      <w:pPr>
+        <w:pStyle w:val="ListNumber"/>
+      </w:pPr>
+      <w:r>
+        <w:rPr>
+          <w:rFonts w:ascii="Calibri" w:hAnsi="Calibri"/>
+        </w:rPr>
+        <w:t>La app envia POST /api/v1/auth/login/ a la API Django (Auth).</w:t>
+      </w:r>
+    </w:p>
+    <w:p>
+      <w:pPr>
+        <w:pStyle w:val="ListNumber"/>
+      </w:pPr>
+      <w:r>
+        <w:rPr>
+          <w:rFonts w:ascii="Calibri" w:hAnsi="Calibri"/>
+        </w:rPr>
+        <w:t>El backend valida credenciales y retorna tokens JWT (access, refresh) y el rol del usuario.</w:t>
+      </w:r>
+    </w:p>
+    <w:p>
+      <w:pPr>
+        <w:pStyle w:val="ListNumber"/>
+      </w:pPr>
+      <w:r>
+        <w:rPr>
+          <w:rFonts w:ascii="Calibri" w:hAnsi="Calibri"/>
+        </w:rPr>
+        <w:t>La app guarda los tokens en FlutterSecureStorage.</w:t>
+      </w:r>
+    </w:p>
+    <w:p>
+      <w:pPr>
+        <w:pStyle w:val="ListNumber"/>
+      </w:pPr>
+      <w:r>
+        <w:rPr>
+          <w:rFonts w:ascii="Calibri" w:hAnsi="Calibri"/>
+        </w:rPr>
+        <w:t>La capa de enrutamiento (GoRouter) recibe el rol autenticado.</w:t>
+      </w:r>
+    </w:p>
+    <w:p>
+      <w:pPr>
+        <w:pStyle w:val="ListNumber"/>
+      </w:pPr>
+      <w:r>
+        <w:rPr>
+          <w:rFonts w:ascii="Calibri" w:hAnsi="Calibri"/>
+        </w:rPr>
+        <w:t>GoRouter redirige a la Shell correspondiente (cliente, domiciliario, prestador, admin).</w:t>
+      </w:r>
+    </w:p>
+    <w:p>
+      <w:pPr>
+        <w:pStyle w:val="ListNumber"/>
+      </w:pPr>
+      <w:r>
+        <w:rPr>
+          <w:rFonts w:ascii="Calibri" w:hAnsi="Calibri"/>
+        </w:rPr>
+        <w:t>El usuario visualiza la pantalla inicial propia de su rol.</w:t>
+      </w:r>
+    </w:p>
+    <w:p>
+      <w:pPr>
+        <w:pStyle w:val="Heading6"/>
+      </w:pPr>
+      <w:r>
+        <w:rPr>
+          <w:rFonts w:ascii="Calibri" w:hAnsi="Calibri"/>
+        </w:rPr>
+        <w:t>14.4.7.2 Compra en tienda y creacion de orden</w:t>
+      </w:r>
+    </w:p>
+    <w:p>
+      <w:pPr>
+        <w:pStyle w:val="ListNumber"/>
+      </w:pPr>
+      <w:r>
+        <w:rPr>
+          <w:rFonts w:ascii="Calibri" w:hAnsi="Calibri"/>
+        </w:rPr>
+        <w:t>El cliente navega por la tienda y agrega productos al carrito.</w:t>
+      </w:r>
+    </w:p>
+    <w:p>
+      <w:pPr>
+        <w:pStyle w:val="ListNumber"/>
+      </w:pPr>
+      <w:r>
+        <w:rPr>
+          <w:rFonts w:ascii="Calibri" w:hAnsi="Calibri"/>
+        </w:rPr>
+        <w:t>La app actualiza el carrito local usando Hive (persistencia offline).</w:t>
+      </w:r>
+    </w:p>
+    <w:p>
+      <w:pPr>
+        <w:pStyle w:val="ListNumber"/>
+      </w:pPr>
+      <w:r>
+        <w:rPr>
+          <w:rFonts w:ascii="Calibri" w:hAnsi="Calibri"/>
+        </w:rPr>
+        <w:t>Al confirmar el carrito, la app construye el payload de la orden.</w:t>
+      </w:r>
+    </w:p>
+    <w:p>
+      <w:pPr>
+        <w:pStyle w:val="ListNumber"/>
+      </w:pPr>
+      <w:r>
+        <w:rPr>
+          <w:rFonts w:ascii="Calibri" w:hAnsi="Calibri"/>
+        </w:rPr>
+        <w:t>Se envia POST /api/v1/store/orders/ con los productos y cantidades.</w:t>
+      </w:r>
+    </w:p>
+    <w:p>
+      <w:pPr>
+        <w:pStyle w:val="ListNumber"/>
+      </w:pPr>
+      <w:r>
+        <w:rPr>
+          <w:rFonts w:ascii="Calibri" w:hAnsi="Calibri"/>
+        </w:rPr>
+        <w:t>El backend crea la Order y los OrderItems en la base de datos.</w:t>
+      </w:r>
+    </w:p>
+    <w:p>
+      <w:pPr>
+        <w:pStyle w:val="ListNumber"/>
+      </w:pPr>
+      <w:r>
+        <w:rPr>
+          <w:rFonts w:ascii="Calibri" w:hAnsi="Calibri"/>
+        </w:rPr>
+        <w:t>La API responde 201 Created con el detalle de la orden y su estado inicial PENDIENTE.</w:t>
+      </w:r>
+    </w:p>
+    <w:p>
+      <w:pPr>
+        <w:pStyle w:val="ListNumber"/>
+      </w:pPr>
+      <w:r>
+        <w:rPr>
+          <w:rFonts w:ascii="Calibri" w:hAnsi="Calibri"/>
+        </w:rPr>
+        <w:t>La app muestra al cliente el resumen de compra y el estado de la orden.</w:t>
+      </w:r>
+    </w:p>
+    <w:p>
+      <w:pPr>
+        <w:pStyle w:val="Heading6"/>
+      </w:pPr>
+      <w:r>
+        <w:rPr>
+          <w:rFonts w:ascii="Calibri" w:hAnsi="Calibri"/>
+        </w:rPr>
+        <w:t>14.4.7.3 Solicitud de domicilio con asignacion automatica</w:t>
+      </w:r>
+    </w:p>
+    <w:p>
+      <w:pPr>
+        <w:pStyle w:val="ListNumber"/>
+      </w:pPr>
+      <w:r>
+        <w:rPr>
+          <w:rFonts w:ascii="Calibri" w:hAnsi="Calibri"/>
+        </w:rPr>
+        <w:t>El cliente completa el formulario de domicilio (origen, destino, descripcion).</w:t>
+      </w:r>
+    </w:p>
+    <w:p>
+      <w:pPr>
+        <w:pStyle w:val="ListNumber"/>
+      </w:pPr>
+      <w:r>
+        <w:rPr>
+          <w:rFonts w:ascii="Calibri" w:hAnsi="Calibri"/>
+        </w:rPr>
+        <w:t>La app envia POST /api/v1/deliveries/requests/ a la API de domicilios.</w:t>
+      </w:r>
+    </w:p>
+    <w:p>
+      <w:pPr>
+        <w:pStyle w:val="ListNumber"/>
+      </w:pPr>
+      <w:r>
+        <w:rPr>
+          <w:rFonts w:ascii="Calibri" w:hAnsi="Calibri"/>
+        </w:rPr>
+        <w:t>El backend busca un domiciliario con estado DISPONIBLE y menor assigned_number.</w:t>
+      </w:r>
+    </w:p>
+    <w:p>
+      <w:pPr>
+        <w:pStyle w:val="ListNumber"/>
+      </w:pPr>
+      <w:r>
+        <w:rPr>
+          <w:rFonts w:ascii="Calibri" w:hAnsi="Calibri"/>
+        </w:rPr>
+        <w:t>Si encuentra uno, crea un DeliveryRequest asociado al domiciliario; de lo contrario, deja deliverer = null.</w:t>
+      </w:r>
+    </w:p>
+    <w:p>
+      <w:pPr>
+        <w:pStyle w:val="ListNumber"/>
+      </w:pPr>
+      <w:r>
+        <w:rPr>
+          <w:rFonts w:ascii="Calibri" w:hAnsi="Calibri"/>
+        </w:rPr>
+        <w:t>La API responde 201 Created con la solicitud y el estado inicial (ACEPTADO o PENDIENTE).</w:t>
+      </w:r>
+    </w:p>
+    <w:p>
+      <w:pPr>
+        <w:pStyle w:val="ListNumber"/>
+      </w:pPr>
+      <w:r>
+        <w:rPr>
+          <w:rFonts w:ascii="Calibri" w:hAnsi="Calibri"/>
+        </w:rPr>
+        <w:t>La app muestra al cliente el detalle y el estado del domicilio.</w:t>
+      </w:r>
+    </w:p>
+    <w:p>
+      <w:pPr>
+        <w:pStyle w:val="ListNumber"/>
+      </w:pPr>
+      <w:r>
+        <w:rPr>
+          <w:rFonts w:ascii="Calibri" w:hAnsi="Calibri"/>
+        </w:rPr>
+        <w:t>El domiciliario ve la solicitud asignada y actualiza su estado (EN_CAMINO, ENTREGADO), generando registros financieros.</w:t>
+      </w:r>
+    </w:p>
+    <w:p>
+      <w:pPr>
+        <w:pStyle w:val="Heading6"/>
+      </w:pPr>
+      <w:r>
+        <w:rPr>
+          <w:rFonts w:ascii="Calibri" w:hAnsi="Calibri"/>
+        </w:rPr>
+        <w:t>14.4.7.4 Registro de usuario con emision de tokens</w:t>
+      </w:r>
+    </w:p>
+    <w:p>
+      <w:pPr>
+        <w:pStyle w:val="ListNumber"/>
+      </w:pPr>
+      <w:r>
+        <w:rPr>
+          <w:rFonts w:ascii="Calibri" w:hAnsi="Calibri"/>
+        </w:rPr>
+        <w:t>El usuario diligencia el formulario de registro en la App Flutter.</w:t>
+      </w:r>
+    </w:p>
+    <w:p>
+      <w:pPr>
+        <w:pStyle w:val="ListNumber"/>
+      </w:pPr>
+      <w:r>
+        <w:rPr>
+          <w:rFonts w:ascii="Calibri" w:hAnsi="Calibri"/>
+        </w:rPr>
+        <w:t>La app envia POST /api/v1/auth/register/ a la API de usuarios.</w:t>
+      </w:r>
+    </w:p>
+    <w:p>
+      <w:pPr>
+        <w:pStyle w:val="ListNumber"/>
+      </w:pPr>
+      <w:r>
+        <w:rPr>
+          <w:rFonts w:ascii="Calibri" w:hAnsi="Calibri"/>
+        </w:rPr>
+        <w:t>El backend valida los datos y crea un nuevo User en la base de datos.</w:t>
+      </w:r>
+    </w:p>
+    <w:p>
+      <w:pPr>
+        <w:pStyle w:val="ListNumber"/>
+      </w:pPr>
+      <w:r>
+        <w:rPr>
+          <w:rFonts w:ascii="Calibri" w:hAnsi="Calibri"/>
+        </w:rPr>
+        <w:t>Se generan automaticamente los tokens JWT (access y refresh) para el nuevo usuario.</w:t>
+      </w:r>
+    </w:p>
+    <w:p>
+      <w:pPr>
+        <w:pStyle w:val="ListNumber"/>
+      </w:pPr>
+      <w:r>
+        <w:rPr>
+          <w:rFonts w:ascii="Calibri" w:hAnsi="Calibri"/>
+        </w:rPr>
+        <w:t>La API responde 201 Created con los datos del usuario y los tokens.</w:t>
+      </w:r>
+    </w:p>
+    <w:p>
+      <w:pPr>
+        <w:pStyle w:val="ListNumber"/>
+      </w:pPr>
+      <w:r>
+        <w:rPr>
+          <w:rFonts w:ascii="Calibri" w:hAnsi="Calibri"/>
+        </w:rPr>
+        <w:t>La app guarda los tokens en FlutterSecureStorage para sesiones posteriores.</w:t>
+      </w:r>
+    </w:p>
+    <w:p>
+      <w:pPr>
+        <w:pStyle w:val="ListNumber"/>
+      </w:pPr>
+      <w:r>
+        <w:rPr>
+          <w:rFonts w:ascii="Calibri" w:hAnsi="Calibri"/>
+        </w:rPr>
+        <w:t>La navegacion redirige al flujo inicial segun el rol (CLIENTE por defecto o PRESTADOR en proceso de aprobacion).</w:t>
+      </w:r>
+    </w:p>
+    <w:p>
+      <w:pPr>
+        <w:pStyle w:val="Heading6"/>
+      </w:pPr>
+      <w:r>
+        <w:rPr>
+          <w:rFonts w:ascii="Calibri" w:hAnsi="Calibri"/>
+        </w:rPr>
+        <w:t>14.4.7.5 Registro y aprobacion de prestador de servicios</w:t>
+      </w:r>
+    </w:p>
+    <w:p>
+      <w:pPr>
+        <w:pStyle w:val="ListNumber"/>
+      </w:pPr>
+      <w:r>
+        <w:rPr>
+          <w:rFonts w:ascii="Calibri" w:hAnsi="Calibri"/>
+        </w:rPr>
+        <w:t>Un usuario autenticado completa su perfil como prestador (foto, descripcion, categoria, HV).</w:t>
+      </w:r>
+    </w:p>
+    <w:p>
+      <w:pPr>
+        <w:pStyle w:val="ListNumber"/>
+      </w:pPr>
+      <w:r>
+        <w:rPr>
+          <w:rFonts w:ascii="Calibri" w:hAnsi="Calibri"/>
+        </w:rPr>
+        <w:t>La app envia POST /api/v1/services/providers/register/ a la API de servicios.</w:t>
+      </w:r>
+    </w:p>
+    <w:p>
+      <w:pPr>
+        <w:pStyle w:val="ListNumber"/>
+      </w:pPr>
+      <w:r>
+        <w:rPr>
+          <w:rFonts w:ascii="Calibri" w:hAnsi="Calibri"/>
+        </w:rPr>
+        <w:t>El backend crea el objeto ServiceProvider con approval_status = PENDIENTE.</w:t>
+      </w:r>
+    </w:p>
+    <w:p>
+      <w:pPr>
+        <w:pStyle w:val="ListNumber"/>
+      </w:pPr>
+      <w:r>
+        <w:rPr>
+          <w:rFonts w:ascii="Calibri" w:hAnsi="Calibri"/>
+        </w:rPr>
+        <w:t>Se actualiza el rol del usuario a PRESTADOR manteniendo sus credenciales.</w:t>
+      </w:r>
+    </w:p>
+    <w:p>
+      <w:pPr>
+        <w:pStyle w:val="ListNumber"/>
+      </w:pPr>
+      <w:r>
+        <w:rPr>
+          <w:rFonts w:ascii="Calibri" w:hAnsi="Calibri"/>
+        </w:rPr>
+        <w:t>El administrador consulta la lista de prestadores pendientes desde el dashboard.</w:t>
+      </w:r>
+    </w:p>
+    <w:p>
+      <w:pPr>
+        <w:pStyle w:val="ListNumber"/>
+      </w:pPr>
+      <w:r>
+        <w:rPr>
+          <w:rFonts w:ascii="Calibri" w:hAnsi="Calibri"/>
+        </w:rPr>
+        <w:t>La app envia la decision (approve o reject) a un endpoint de aprobacion de prestadores.</w:t>
+      </w:r>
+    </w:p>
+    <w:p>
+      <w:pPr>
+        <w:pStyle w:val="ListNumber"/>
+      </w:pPr>
+      <w:r>
+        <w:rPr>
+          <w:rFonts w:ascii="Calibri" w:hAnsi="Calibri"/>
+        </w:rPr>
+        <w:t>El backend actualiza approval_status, status y los campos de auditoria (approved_by, approved_at, rejection_reason).</w:t>
+      </w:r>
+    </w:p>
+    <w:p>
+      <w:pPr>
+        <w:pStyle w:val="ListNumber"/>
+      </w:pPr>
+      <w:r>
+        <w:rPr>
+          <w:rFonts w:ascii="Calibri" w:hAnsi="Calibri"/>
+        </w:rPr>
+        <w:t>El prestador es notificado en la app sobre el resultado de la revision.</w:t>
+      </w:r>
+    </w:p>
+    <w:p>
+      <w:pPr>
+        <w:pStyle w:val="Heading6"/>
+      </w:pPr>
+      <w:r>
+        <w:rPr>
+          <w:rFonts w:ascii="Calibri" w:hAnsi="Calibri"/>
+        </w:rPr>
+        <w:t>14.4.7.6 Solicitud de servicio entre cliente y prestador</w:t>
+      </w:r>
+    </w:p>
+    <w:p>
+      <w:pPr>
+        <w:pStyle w:val="ListNumber"/>
+      </w:pPr>
+      <w:r>
+        <w:rPr>
+          <w:rFonts w:ascii="Calibri" w:hAnsi="Calibri"/>
+        </w:rPr>
+        <w:t>El cliente navega por el directorio de prestadores aprobados desde la app.</w:t>
+      </w:r>
+    </w:p>
+    <w:p>
+      <w:pPr>
+        <w:pStyle w:val="ListNumber"/>
+      </w:pPr>
+      <w:r>
+        <w:rPr>
+          <w:rFonts w:ascii="Calibri" w:hAnsi="Calibri"/>
+        </w:rPr>
+        <w:t>La app consulta la API de servicios filtrando prestadores con approval_status = APROBADO.</w:t>
+      </w:r>
+    </w:p>
+    <w:p>
+      <w:pPr>
+        <w:pStyle w:val="ListNumber"/>
+      </w:pPr>
+      <w:r>
+        <w:rPr>
+          <w:rFonts w:ascii="Calibri" w:hAnsi="Calibri"/>
+        </w:rPr>
+        <w:t>El cliente selecciona un prestador, define fecha y descripcion del servicio requerido.</w:t>
+      </w:r>
+    </w:p>
+    <w:p>
+      <w:pPr>
+        <w:pStyle w:val="ListNumber"/>
+      </w:pPr>
+      <w:r>
+        <w:rPr>
+          <w:rFonts w:ascii="Calibri" w:hAnsi="Calibri"/>
+        </w:rPr>
+        <w:t>Se envia POST /api/v1/services/requests/ para crear la solicitud de servicio.</w:t>
+      </w:r>
+    </w:p>
+    <w:p>
+      <w:pPr>
+        <w:pStyle w:val="ListNumber"/>
+      </w:pPr>
+      <w:r>
+        <w:rPr>
+          <w:rFonts w:ascii="Calibri" w:hAnsi="Calibri"/>
+        </w:rPr>
+        <w:t>El backend registra un ServiceRequest asociado al cliente y al prestador con un estado inicial (por ejemplo, REGISTRADA).</w:t>
+      </w:r>
+    </w:p>
+    <w:p>
+      <w:pPr>
+        <w:pStyle w:val="ListNumber"/>
+      </w:pPr>
+      <w:r>
+        <w:rPr>
+          <w:rFonts w:ascii="Calibri" w:hAnsi="Calibri"/>
+        </w:rPr>
+        <w:t>El cliente visualiza la confirmacion y el estado de su solicitud en la app.</w:t>
+      </w:r>
+    </w:p>
+    <w:p>
+      <w:pPr>
+        <w:pStyle w:val="ListNumber"/>
+      </w:pPr>
+      <w:r>
+        <w:rPr>
+          <w:rFonts w:ascii="Calibri" w:hAnsi="Calibri"/>
+        </w:rPr>
+        <w:t>El prestador consulta sus solicitudes desde la app (modo PRESTADOR) usando la lista de ServiceRequest asignados.</w:t>
+      </w:r>
+    </w:p>
+    <w:p>
+      <w:pPr>
+        <w:pStyle w:val="Heading6"/>
+      </w:pPr>
+      <w:r>
+        <w:rPr>
+          <w:rFonts w:ascii="Calibri" w:hAnsi="Calibri"/>
+        </w:rPr>
+        <w:t>14.4.7.7 Consulta de contactos y dashboard administrador</w:t>
+      </w:r>
+    </w:p>
+    <w:p>
+      <w:pPr>
+        <w:pStyle w:val="ListNumber"/>
+      </w:pPr>
+      <w:r>
+        <w:rPr>
+          <w:rFonts w:ascii="Calibri" w:hAnsi="Calibri"/>
+        </w:rPr>
+        <w:t>Cualquier usuario abre el modulo de contactos en la app.</w:t>
+      </w:r>
+    </w:p>
+    <w:p>
+      <w:pPr>
+        <w:pStyle w:val="ListNumber"/>
+      </w:pPr>
+      <w:r>
+        <w:rPr>
+          <w:rFonts w:ascii="Calibri" w:hAnsi="Calibri"/>
+        </w:rPr>
+        <w:t>La app consulta GET /api/v1/contacts/ aplicando filtros por tipo de contacto cuando corresponde.</w:t>
+      </w:r>
+    </w:p>
+    <w:p>
+      <w:pPr>
+        <w:pStyle w:val="ListNumber"/>
+      </w:pPr>
+      <w:r>
+        <w:rPr>
+          <w:rFonts w:ascii="Calibri" w:hAnsi="Calibri"/>
+        </w:rPr>
+        <w:t>La API retorna solo los contactos activos, que se muestran en la interfaz con opciones rapidas de llamada.</w:t>
+      </w:r>
+    </w:p>
+    <w:p>
+      <w:pPr>
+        <w:pStyle w:val="ListNumber"/>
+      </w:pPr>
+      <w:r>
+        <w:rPr>
+          <w:rFonts w:ascii="Calibri" w:hAnsi="Calibri"/>
+        </w:rPr>
+        <w:t>El administrador ingresa al dashboard administrativo desde su Shell.</w:t>
+      </w:r>
+    </w:p>
+    <w:p>
+      <w:pPr>
+        <w:pStyle w:val="ListNumber"/>
+      </w:pPr>
+      <w:r>
+        <w:rPr>
+          <w:rFonts w:ascii="Calibri" w:hAnsi="Calibri"/>
+        </w:rPr>
+        <w:t>La app llama al endpoint de resumen (dashboard) para obtener metricas de usuarios, ordenes, domicilios y servicios.</w:t>
+      </w:r>
+    </w:p>
+    <w:p>
+      <w:pPr>
+        <w:pStyle w:val="ListNumber"/>
+      </w:pPr>
+      <w:r>
+        <w:rPr>
+          <w:rFonts w:ascii="Calibri" w:hAnsi="Calibri"/>
+        </w:rPr>
+        <w:t>La informacion recibida se presenta en tarjetas y graficos que resumen el estado operativo de la plataforma.</w:t>
+      </w:r>
+    </w:p>
+    <w:p>
+      <w:pPr>
+        <w:pStyle w:val="Heading6"/>
+      </w:pPr>
+      <w:r>
+        <w:rPr>
+          <w:rFonts w:ascii="Calibri" w:hAnsi="Calibri"/>
+        </w:rPr>
+        <w:t>14.5 Prototipado</w:t>
+      </w:r>
+    </w:p>
+    <w:p>
+      <w:r>
+        <w:rPr>
+          <w:rFonts w:ascii="Calibri" w:hAnsi="Calibri"/>
+          <w:b w:val="0"/>
+          <w:i w:val="0"/>
+          <w:sz w:val="22"/>
+        </w:rPr>
         <w:t>Prototipo funcional en Flutter que incluye pantallas de login/registro, home por modulos segun rol, tienda con carrito, flujo de domicilios, directorio de servicios y contactos, y panel de administracion.</w:t>
+      </w:r>
+    </w:p>
+    <w:p>
+      <w:pPr>
+        <w:pStyle w:val="Heading6"/>
+      </w:pPr>
+      <w:r>
+        <w:rPr>
+          <w:rFonts w:ascii="Calibri" w:hAnsi="Calibri"/>
+        </w:rPr>
+        <w:t>14.6 Plan de pruebas y aseguramiento de la calidad</w:t>
+      </w:r>
+    </w:p>
+    <w:p>
+      <w:r>
+        <w:rPr>
+          <w:rFonts w:ascii="Calibri" w:hAnsi="Calibri"/>
+          <w:b w:val="0"/>
+          <w:i w:val="0"/>
+          <w:sz w:val="22"/>
+        </w:rPr>
+        <w:t>Plan de pruebas del proyecto Runners para validar requisitos funcionales y no funcionales en todos los modulos.</w:t>
+      </w:r>
+    </w:p>
+    <w:p>
+      <w:pPr>
+        <w:pStyle w:val="Heading6"/>
+      </w:pPr>
+      <w:r>
+        <w:rPr>
+          <w:rFonts w:ascii="Calibri" w:hAnsi="Calibri"/>
+        </w:rPr>
+        <w:t>14.6.1 Objetivos de las pruebas</w:t>
+      </w:r>
+    </w:p>
+    <w:p>
+      <w:pPr>
+        <w:pStyle w:val="ListBullet"/>
+      </w:pPr>
+      <w:r>
+        <w:rPr>
+          <w:rFonts w:ascii="Calibri" w:hAnsi="Calibri"/>
+        </w:rPr>
+        <w:t>Verificar el cumplimiento de los requisitos funcionales y no funcionales descritos para cada modulo.</w:t>
+      </w:r>
+    </w:p>
+    <w:p>
+      <w:pPr>
+        <w:pStyle w:val="ListBullet"/>
+      </w:pPr>
+      <w:r>
+        <w:rPr>
+          <w:rFonts w:ascii="Calibri" w:hAnsi="Calibri"/>
+        </w:rPr>
+        <w:t>Detectar defectos de forma temprana durante el ciclo de desarrollo para reducir el costo de correccion.</w:t>
+      </w:r>
+    </w:p>
+    <w:p>
+      <w:pPr>
+        <w:pStyle w:val="ListBullet"/>
+      </w:pPr>
+      <w:r>
+        <w:rPr>
+          <w:rFonts w:ascii="Calibri" w:hAnsi="Calibri"/>
+        </w:rPr>
+        <w:t>Asegurar la estabilidad de los flujos criticos: autenticacion, tienda, domicilios, servicios y administracion.</w:t>
+      </w:r>
+    </w:p>
+    <w:p>
+      <w:pPr>
+        <w:pStyle w:val="ListBullet"/>
+      </w:pPr>
+      <w:r>
+        <w:rPr>
+          <w:rFonts w:ascii="Calibri" w:hAnsi="Calibri"/>
+        </w:rPr>
+        <w:t>Validar que el sistema sea utilizable y comprensible para CLIENTE, PRESTADOR, DOMICILIARIO y ADMIN.</w:t>
+      </w:r>
+    </w:p>
+    <w:p>
+      <w:pPr>
+        <w:pStyle w:val="ListBullet"/>
+      </w:pPr>
+      <w:r>
+        <w:rPr>
+          <w:rFonts w:ascii="Calibri" w:hAnsi="Calibri"/>
+        </w:rPr>
+        <w:t>Proveer evidencia documentada del funcionamiento correcto del sistema para la evaluacion academica.</w:t>
+      </w:r>
+    </w:p>
+    <w:p>
+      <w:pPr>
+        <w:pStyle w:val="Heading6"/>
+      </w:pPr>
+      <w:r>
+        <w:rPr>
+          <w:rFonts w:ascii="Calibri" w:hAnsi="Calibri"/>
+        </w:rPr>
+        <w:t>14.6.2 Alcance y niveles de prueba</w:t>
+      </w:r>
+    </w:p>
+    <w:p>
+      <w:r>
+        <w:rPr>
+          <w:rFonts w:ascii="Calibri" w:hAnsi="Calibri"/>
+          <w:b w:val="0"/>
+          <w:i w:val="0"/>
+          <w:sz w:val="22"/>
+        </w:rPr>
+        <w:t>Se consideran pruebas unitarias (parciales), de integracion, de sistema end-to-end y de aceptacion academica.</w:t>
+      </w:r>
+    </w:p>
+    <w:p>
+      <w:pPr>
+        <w:pStyle w:val="ListBullet"/>
+      </w:pPr>
+      <w:r>
+        <w:rPr>
+          <w:rFonts w:ascii="Calibri" w:hAnsi="Calibri"/>
+        </w:rPr>
+        <w:t>Pruebas unitarias parciales en backend (logica de negocio en modelos y funciones auxiliares) y en frontend (widgets y validacion de formularios).</w:t>
+      </w:r>
+    </w:p>
+    <w:p>
+      <w:pPr>
+        <w:pStyle w:val="ListBullet"/>
+      </w:pPr>
+      <w:r>
+        <w:rPr>
+          <w:rFonts w:ascii="Calibri" w:hAnsi="Calibri"/>
+        </w:rPr>
+        <w:t>Pruebas de integracion entre Flutter y Django usando Dio y la API REST (serializacion/deserializacion correcta).</w:t>
+      </w:r>
+    </w:p>
+    <w:p>
+      <w:pPr>
+        <w:pStyle w:val="ListBullet"/>
+      </w:pPr>
+      <w:r>
+        <w:rPr>
+          <w:rFonts w:ascii="Calibri" w:hAnsi="Calibri"/>
+        </w:rPr>
+        <w:t>Pruebas de sistema (end-to-end) que recorren flujos completos por rol, incluyendo escenarios de exito y error.</w:t>
+      </w:r>
+    </w:p>
+    <w:p>
+      <w:pPr>
+        <w:pStyle w:val="ListBullet"/>
+      </w:pPr>
+      <w:r>
+        <w:rPr>
+          <w:rFonts w:ascii="Calibri" w:hAnsi="Calibri"/>
+        </w:rPr>
+        <w:t>Pruebas de aceptacion academica mediante demostraciones guiadas de los casos de uso principales.</w:t>
+      </w:r>
+    </w:p>
+    <w:p>
+      <w:pPr>
+        <w:pStyle w:val="Heading6"/>
+      </w:pPr>
+      <w:r>
+        <w:rPr>
+          <w:rFonts w:ascii="Calibri" w:hAnsi="Calibri"/>
+        </w:rPr>
+        <w:t>14.6.3 Estrategia de pruebas por modulo</w:t>
+      </w:r>
+    </w:p>
+    <w:tbl>
+      <w:tblPr>
+        <w:tblStyle w:val="TableGrid"/>
+        <w:tblW w:type="auto" w:w="0"/>
+        <w:tblLook w:firstColumn="1" w:firstRow="1" w:lastColumn="0" w:lastRow="0" w:noHBand="0" w:noVBand="1" w:val="04A0"/>
+      </w:tblPr>
+      <w:tblGrid>
+        <w:gridCol w:w="2160"/>
+        <w:gridCol w:w="2160"/>
+        <w:gridCol w:w="2160"/>
+        <w:gridCol w:w="2160"/>
+      </w:tblGrid>
+      <w:tr>
+        <w:tc>
+          <w:tcPr>
+            <w:tcW w:type="dxa" w:w="2160"/>
+          </w:tcPr>
+          <w:p>
+            <w:r>
+              <w:t>Modulo</w:t>
+            </w:r>
+          </w:p>
+        </w:tc>
+        <w:tc>
+          <w:tcPr>
+            <w:tcW w:type="dxa" w:w="2160"/>
+          </w:tcPr>
+          <w:p>
+            <w:r>
+              <w:t>Tipo de pruebas</w:t>
+            </w:r>
+          </w:p>
+        </w:tc>
+        <w:tc>
+          <w:tcPr>
+            <w:tcW w:type="dxa" w:w="2160"/>
+          </w:tcPr>
+          <w:p>
+            <w:r>
+              <w:t>Herramientas</w:t>
+            </w:r>
+          </w:p>
+        </w:tc>
+        <w:tc>
+          <w:tcPr>
+            <w:tcW w:type="dxa" w:w="2160"/>
+          </w:tcPr>
+          <w:p>
+            <w:r>
+              <w:t>Descripcion</w:t>
+            </w:r>
+          </w:p>
+        </w:tc>
+      </w:tr>
+      <w:tr>
+        <w:tc>
+          <w:tcPr>
+            <w:tcW w:type="dxa" w:w="2160"/>
+          </w:tcPr>
+          <w:p>
+            <w:r>
+              <w:t>Autenticacion y usuarios</w:t>
+            </w:r>
+          </w:p>
+        </w:tc>
+        <w:tc>
+          <w:tcPr>
+            <w:tcW w:type="dxa" w:w="2160"/>
+          </w:tcPr>
+          <w:p>
+            <w:r>
+              <w:t>Integracion, sistema</w:t>
+            </w:r>
+          </w:p>
+        </w:tc>
+        <w:tc>
+          <w:tcPr>
+            <w:tcW w:type="dxa" w:w="2160"/>
+          </w:tcPr>
+          <w:p>
+            <w:r>
+              <w:t>Postman, App Flutter, Django Admin</w:t>
+            </w:r>
+          </w:p>
+        </w:tc>
+        <w:tc>
+          <w:tcPr>
+            <w:tcW w:type="dxa" w:w="2160"/>
+          </w:tcPr>
+          <w:p>
+            <w:r>
+              <w:t>Registro, login, logout, perfil y restricciones por rol.</w:t>
+            </w:r>
+          </w:p>
+        </w:tc>
+      </w:tr>
+      <w:tr>
+        <w:tc>
+          <w:tcPr>
+            <w:tcW w:type="dxa" w:w="2160"/>
+          </w:tcPr>
+          <w:p>
+            <w:r>
+              <w:t>Tienda</w:t>
+            </w:r>
+          </w:p>
+        </w:tc>
+        <w:tc>
+          <w:tcPr>
+            <w:tcW w:type="dxa" w:w="2160"/>
+          </w:tcPr>
+          <w:p>
+            <w:r>
+              <w:t>Integracion, sistema</w:t>
+            </w:r>
+          </w:p>
+        </w:tc>
+        <w:tc>
+          <w:tcPr>
+            <w:tcW w:type="dxa" w:w="2160"/>
+          </w:tcPr>
+          <w:p>
+            <w:r>
+              <w:t>Postman, App Flutter</w:t>
+            </w:r>
+          </w:p>
+        </w:tc>
+        <w:tc>
+          <w:tcPr>
+            <w:tcW w:type="dxa" w:w="2160"/>
+          </w:tcPr>
+          <w:p>
+            <w:r>
+              <w:t>Listado de comercios/productos, carrito y ordenes.</w:t>
+            </w:r>
+          </w:p>
+        </w:tc>
+      </w:tr>
+      <w:tr>
+        <w:tc>
+          <w:tcPr>
+            <w:tcW w:type="dxa" w:w="2160"/>
+          </w:tcPr>
+          <w:p>
+            <w:r>
+              <w:t>Domicilios</w:t>
+            </w:r>
+          </w:p>
+        </w:tc>
+        <w:tc>
+          <w:tcPr>
+            <w:tcW w:type="dxa" w:w="2160"/>
+          </w:tcPr>
+          <w:p>
+            <w:r>
+              <w:t>Integracion, sistema</w:t>
+            </w:r>
+          </w:p>
+        </w:tc>
+        <w:tc>
+          <w:tcPr>
+            <w:tcW w:type="dxa" w:w="2160"/>
+          </w:tcPr>
+          <w:p>
+            <w:r>
+              <w:t>Postman, App Flutter</w:t>
+            </w:r>
+          </w:p>
+        </w:tc>
+        <w:tc>
+          <w:tcPr>
+            <w:tcW w:type="dxa" w:w="2160"/>
+          </w:tcPr>
+          <w:p>
+            <w:r>
+              <w:t>Solicitudes, autoasignacion, estados y registros financieros.</w:t>
+            </w:r>
+          </w:p>
+        </w:tc>
+      </w:tr>
+      <w:tr>
+        <w:tc>
+          <w:tcPr>
+            <w:tcW w:type="dxa" w:w="2160"/>
+          </w:tcPr>
+          <w:p>
+            <w:r>
+              <w:t>Servicios</w:t>
+            </w:r>
+          </w:p>
+        </w:tc>
+        <w:tc>
+          <w:tcPr>
+            <w:tcW w:type="dxa" w:w="2160"/>
+          </w:tcPr>
+          <w:p>
+            <w:r>
+              <w:t>Integracion, sistema</w:t>
+            </w:r>
+          </w:p>
+        </w:tc>
+        <w:tc>
+          <w:tcPr>
+            <w:tcW w:type="dxa" w:w="2160"/>
+          </w:tcPr>
+          <w:p>
+            <w:r>
+              <w:t>Postman, App Flutter, Django Admin</w:t>
+            </w:r>
+          </w:p>
+        </w:tc>
+        <w:tc>
+          <w:tcPr>
+            <w:tcW w:type="dxa" w:w="2160"/>
+          </w:tcPr>
+          <w:p>
+            <w:r>
+              <w:t>Registro de prestadores, aprobacion/rechazo y ciclo de solicitudes.</w:t>
+            </w:r>
+          </w:p>
+        </w:tc>
+      </w:tr>
+      <w:tr>
+        <w:tc>
+          <w:tcPr>
+            <w:tcW w:type="dxa" w:w="2160"/>
+          </w:tcPr>
+          <w:p>
+            <w:r>
+              <w:t>Contactos</w:t>
+            </w:r>
+          </w:p>
+        </w:tc>
+        <w:tc>
+          <w:tcPr>
+            <w:tcW w:type="dxa" w:w="2160"/>
+          </w:tcPr>
+          <w:p>
+            <w:r>
+              <w:t>Sistema</w:t>
+            </w:r>
+          </w:p>
+        </w:tc>
+        <w:tc>
+          <w:tcPr>
+            <w:tcW w:type="dxa" w:w="2160"/>
+          </w:tcPr>
+          <w:p>
+            <w:r>
+              <w:t>Postman, App Flutter</w:t>
+            </w:r>
+          </w:p>
+        </w:tc>
+        <w:tc>
+          <w:tcPr>
+            <w:tcW w:type="dxa" w:w="2160"/>
+          </w:tcPr>
+          <w:p>
+            <w:r>
+              <w:t>Directorio publico filtrado y gestion por administrador.</w:t>
+            </w:r>
+          </w:p>
+        </w:tc>
+      </w:tr>
+      <w:tr>
+        <w:tc>
+          <w:tcPr>
+            <w:tcW w:type="dxa" w:w="2160"/>
+          </w:tcPr>
+          <w:p>
+            <w:r>
+              <w:t>Administracion y reportes</w:t>
+            </w:r>
+          </w:p>
+        </w:tc>
+        <w:tc>
+          <w:tcPr>
+            <w:tcW w:type="dxa" w:w="2160"/>
+          </w:tcPr>
+          <w:p>
+            <w:r>
+              <w:t>Sistema</w:t>
+            </w:r>
+          </w:p>
+        </w:tc>
+        <w:tc>
+          <w:tcPr>
+            <w:tcW w:type="dxa" w:w="2160"/>
+          </w:tcPr>
+          <w:p>
+            <w:r>
+              <w:t>Postman, App Flutter</w:t>
+            </w:r>
+          </w:p>
+        </w:tc>
+        <w:tc>
+          <w:tcPr>
+            <w:tcW w:type="dxa" w:w="2160"/>
+          </w:tcPr>
+          <w:p>
+            <w:r>
+              <w:t>Dashboard, reportes de ventas, domiciliarios y servicios.</w:t>
+            </w:r>
+          </w:p>
+        </w:tc>
+      </w:tr>
+    </w:tbl>
+    <w:p/>
+    <w:p>
+      <w:pPr>
+        <w:pStyle w:val="Heading6"/>
+      </w:pPr>
+      <w:r>
+        <w:rPr>
+          <w:rFonts w:ascii="Calibri" w:hAnsi="Calibri"/>
+        </w:rPr>
+        <w:t>14.6.4 Casos de prueba representativos</w:t>
+      </w:r>
+    </w:p>
+    <w:p>
+      <w:pPr>
+        <w:pStyle w:val="ListBullet"/>
+      </w:pPr>
+      <w:r>
+        <w:rPr>
+          <w:rFonts w:ascii="Calibri" w:hAnsi="Calibri"/>
+        </w:rPr>
+        <w:t>PT-01 – Registro exitoso de usuario (HU-01, UC-01): crear usuario, generar tokens y redirigir segun rol.</w:t>
+      </w:r>
+    </w:p>
+    <w:p>
+      <w:pPr>
+        <w:pStyle w:val="ListBullet"/>
+      </w:pPr>
+      <w:r>
+        <w:rPr>
+          <w:rFonts w:ascii="Calibri" w:hAnsi="Calibri"/>
+        </w:rPr>
+        <w:t>PT-02 – Inicio de sesion con credenciales invalidas (HU-02, UC-02): respuesta 401 y mensaje de error amigable.</w:t>
+      </w:r>
+    </w:p>
+    <w:p>
+      <w:pPr>
+        <w:pStyle w:val="ListBullet"/>
+      </w:pPr>
+      <w:r>
+        <w:rPr>
+          <w:rFonts w:ascii="Calibri" w:hAnsi="Calibri"/>
+        </w:rPr>
+        <w:t>PT-03 – Flujo completo de compra en tienda (HU-04 a HU-07): listar, agregar al carrito, confirmar y verificar historial.</w:t>
+      </w:r>
+    </w:p>
+    <w:p>
+      <w:pPr>
+        <w:pStyle w:val="ListBullet"/>
+      </w:pPr>
+      <w:r>
+        <w:rPr>
+          <w:rFonts w:ascii="Calibri" w:hAnsi="Calibri"/>
+        </w:rPr>
+        <w:t>PT-04 – Solicitud de domicilio sin domiciliarios disponibles (HU-08): mensaje de indisponibilidad y sin creacion de registro.</w:t>
+      </w:r>
+    </w:p>
+    <w:p>
+      <w:pPr>
+        <w:pStyle w:val="ListBullet"/>
+      </w:pPr>
+      <w:r>
+        <w:rPr>
+          <w:rFonts w:ascii="Calibri" w:hAnsi="Calibri"/>
+        </w:rPr>
+        <w:t>PT-05 – Aprobacion de prestador y visibilidad en directorio (HU-14, HU-19): cambio de estado y aparicion en listado publico.</w:t>
+      </w:r>
+    </w:p>
+    <w:p>
+      <w:pPr>
+        <w:pStyle w:val="ListBullet"/>
+      </w:pPr>
+      <w:r>
+        <w:rPr>
+          <w:rFonts w:ascii="Calibri" w:hAnsi="Calibri"/>
+        </w:rPr>
+        <w:t>PT-06 – Directorio de contactos filtrado (HU-16, HU-17): filtros por tipo EMERGENCIA, COMERCIO, PROFESIONAL.</w:t>
+      </w:r>
+    </w:p>
+    <w:p>
+      <w:pPr>
+        <w:pStyle w:val="ListBullet"/>
+      </w:pPr>
+      <w:r>
+        <w:rPr>
+          <w:rFonts w:ascii="Calibri" w:hAnsi="Calibri"/>
+        </w:rPr>
+        <w:t>PT-07 – Dashboard administrativo coherente (HU-18, HU-21): metricas y totales consistentes con los datos en BD.</w:t>
+      </w:r>
+    </w:p>
+    <w:p>
+      <w:pPr>
+        <w:pStyle w:val="Heading6"/>
+      </w:pPr>
+      <w:r>
+        <w:rPr>
+          <w:rFonts w:ascii="Calibri" w:hAnsi="Calibri"/>
+        </w:rPr>
+        <w:t>14.6.5 Entorno de pruebas</w:t>
+      </w:r>
+    </w:p>
+    <w:p>
+      <w:pPr>
+        <w:pStyle w:val="ListBullet"/>
+      </w:pPr>
+      <w:r>
+        <w:rPr>
+          <w:rFonts w:ascii="Calibri" w:hAnsi="Calibri"/>
+        </w:rPr>
+        <w:t>Backend: Django 5.2.6 + DRF 3.16.1 sobre Python 3.12 con base de datos SQLite (db.sqlite3) y datos semilla.</w:t>
+      </w:r>
+    </w:p>
+    <w:p>
+      <w:pPr>
+        <w:pStyle w:val="ListBullet"/>
+      </w:pPr>
+      <w:r>
+        <w:rPr>
+          <w:rFonts w:ascii="Calibri" w:hAnsi="Calibri"/>
+        </w:rPr>
+        <w:t>Frontend: App Flutter en emulador Android o dispositivo fisico, con archivo .env apuntando al backend local.</w:t>
+      </w:r>
+    </w:p>
+    <w:p>
+      <w:pPr>
+        <w:pStyle w:val="ListBullet"/>
+      </w:pPr>
+      <w:r>
+        <w:rPr>
+          <w:rFonts w:ascii="Calibri" w:hAnsi="Calibri"/>
+        </w:rPr>
+        <w:t>Herramientas de apoyo: Postman (coleccion runners_api_postman.json) y Django Admin para inspeccion rapida durante pruebas.</w:t>
+      </w:r>
+    </w:p>
+    <w:p>
+      <w:pPr>
+        <w:pStyle w:val="Heading6"/>
+      </w:pPr>
+      <w:r>
+        <w:rPr>
+          <w:rFonts w:ascii="Calibri" w:hAnsi="Calibri"/>
+        </w:rPr>
+        <w:t>14.6.6 Criterios de aceptacion y salida</w:t>
+      </w:r>
+    </w:p>
+    <w:p>
+      <w:pPr>
+        <w:pStyle w:val="ListBullet"/>
+      </w:pPr>
+      <w:r>
+        <w:rPr>
+          <w:rFonts w:ascii="Calibri" w:hAnsi="Calibri"/>
+        </w:rPr>
+        <w:t>Todos los casos de prueba criticos (PT-01 a PT-07) ejecutados sin errores bloqueantes.</w:t>
+      </w:r>
+    </w:p>
+    <w:p>
+      <w:pPr>
+        <w:pStyle w:val="ListBullet"/>
+      </w:pPr>
+      <w:r>
+        <w:rPr>
+          <w:rFonts w:ascii="Calibri" w:hAnsi="Calibri"/>
+        </w:rPr>
+        <w:t>Sin errores de severidad alta abiertos en autenticacion, tienda, domicilios o servicios al finalizar el ciclo de pruebas.</w:t>
+      </w:r>
+    </w:p>
+    <w:p>
+      <w:pPr>
+        <w:pStyle w:val="ListBullet"/>
+      </w:pPr>
+      <w:r>
+        <w:rPr>
+          <w:rFonts w:ascii="Calibri" w:hAnsi="Calibri"/>
+        </w:rPr>
+        <w:t>Ejecucion completa y coherente de los casos de uso UC-01 a UC-13 de principio a fin.</w:t>
+      </w:r>
+    </w:p>
+    <w:p>
+      <w:pPr>
+        <w:pStyle w:val="ListBullet"/>
+      </w:pPr>
+      <w:r>
+        <w:rPr>
+          <w:rFonts w:ascii="Calibri" w:hAnsi="Calibri"/>
+        </w:rPr>
+        <w:t>Ejecucion de pruebas de regresion basicas tras cambios significativos en modelos/serializers y providers principales.</w:t>
+      </w:r>
+    </w:p>
+    <w:p>
+      <w:r>
+        <w:rPr>
+          <w:rFonts w:ascii="Calibri" w:hAnsi="Calibri"/>
+          <w:b w:val="0"/>
+          <w:i w:val="0"/>
+          <w:sz w:val="22"/>
+        </w:rPr>
+        <w:t>La evidencia de ejecucion incluye capturas de pantalla, videos de flujos principales y registros de llamadas en Postman.</w:t>
       </w:r>
     </w:p>
     <w:p>
